--- a/Verbale di collaudo Banca - template.docx
+++ b/Verbale di collaudo Banca - template.docx
@@ -1,6 +1,6 @@
 
 <file path=word/document.xml><?xml version="1.0" encoding="utf-8"?>
-<w:document xmlns:wpc="http://schemas.microsoft.com/office/word/2010/wordprocessingCanvas" xmlns:cx="http://schemas.microsoft.com/office/drawing/2014/chartex" xmlns:cx1="http://schemas.microsoft.com/office/drawing/2015/9/8/chartex" xmlns:cx2="http://schemas.microsoft.com/office/drawing/2015/10/21/chartex" xmlns:cx3="http://schemas.microsoft.com/office/drawing/2016/5/9/chartex" xmlns:cx4="http://schemas.microsoft.com/office/drawing/2016/5/10/chartex" xmlns:cx5="http://schemas.microsoft.com/office/drawing/2016/5/11/chartex" xmlns:cx6="http://schemas.microsoft.com/office/drawing/2016/5/12/chartex" xmlns:cx7="http://schemas.microsoft.com/office/drawing/2016/5/13/chartex" xmlns:cx8="http://schemas.microsoft.com/office/drawing/2016/5/14/chartex" xmlns:mc="http://schemas.openxmlformats.org/markup-compatibility/2006" xmlns:aink="http://schemas.microsoft.com/office/drawing/2016/ink" xmlns:am3d="http://schemas.microsoft.com/office/drawing/2017/model3d" xmlns:o="urn:schemas-microsoft-com:office:office" xmlns:oel="http://schemas.microsoft.com/office/2019/extlst" xmlns:r="http://schemas.openxmlformats.org/officeDocument/2006/relationships" xmlns:m="http://schemas.openxmlformats.org/officeDocument/2006/math" xmlns:v="urn:schemas-microsoft-com:vml" xmlns:wp14="http://schemas.microsoft.com/office/word/2010/wordprocessingDrawing" xmlns:wp="http://schemas.openxmlformats.org/drawingml/2006/wordprocessingDrawing" xmlns:w10="urn:schemas-microsoft-com:office:word" xmlns:w="http://schemas.openxmlformats.org/wordprocessingml/2006/main" xmlns:w14="http://schemas.microsoft.com/office/word/2010/wordml" xmlns:w15="http://schemas.microsoft.com/office/word/2012/wordml" xmlns:w16cex="http://schemas.microsoft.com/office/word/2018/wordml/cex" xmlns:w16cid="http://schemas.microsoft.com/office/word/2016/wordml/cid" xmlns:w16="http://schemas.microsoft.com/office/word/2018/wordml" xmlns:w16sdtdh="http://schemas.microsoft.com/office/word/2020/wordml/sdtdatahash" xmlns:w16se="http://schemas.microsoft.com/office/word/2015/wordml/symex" xmlns:wpg="http://schemas.microsoft.com/office/word/2010/wordprocessingGroup" xmlns:wpi="http://schemas.microsoft.com/office/word/2010/wordprocessingInk" xmlns:wne="http://schemas.microsoft.com/office/word/2006/wordml" xmlns:wps="http://schemas.microsoft.com/office/word/2010/wordprocessingShape" mc:Ignorable="w14 w15 w16se w16cid w16 w16cex w16sdtdh wp14">
+<w:document xmlns:wpc="http://schemas.microsoft.com/office/word/2010/wordprocessingCanvas" xmlns:cx="http://schemas.microsoft.com/office/drawing/2014/chartex" xmlns:cx1="http://schemas.microsoft.com/office/drawing/2015/9/8/chartex" xmlns:cx2="http://schemas.microsoft.com/office/drawing/2015/10/21/chartex" xmlns:cx3="http://schemas.microsoft.com/office/drawing/2016/5/9/chartex" xmlns:cx4="http://schemas.microsoft.com/office/drawing/2016/5/10/chartex" xmlns:cx5="http://schemas.microsoft.com/office/drawing/2016/5/11/chartex" xmlns:cx6="http://schemas.microsoft.com/office/drawing/2016/5/12/chartex" xmlns:cx7="http://schemas.microsoft.com/office/drawing/2016/5/13/chartex" xmlns:cx8="http://schemas.microsoft.com/office/drawing/2016/5/14/chartex" xmlns:mc="http://schemas.openxmlformats.org/markup-compatibility/2006" xmlns:aink="http://schemas.microsoft.com/office/drawing/2016/ink" xmlns:am3d="http://schemas.microsoft.com/office/drawing/2017/model3d" xmlns:o="urn:schemas-microsoft-com:office:office" xmlns:oel="http://schemas.microsoft.com/office/2019/extlst" xmlns:r="http://schemas.openxmlformats.org/officeDocument/2006/relationships" xmlns:m="http://schemas.openxmlformats.org/officeDocument/2006/math" xmlns:v="urn:schemas-microsoft-com:vml" xmlns:wp14="http://schemas.microsoft.com/office/word/2010/wordprocessingDrawing" xmlns:wp="http://schemas.openxmlformats.org/drawingml/2006/wordprocessingDrawing" xmlns:w10="urn:schemas-microsoft-com:office:word" xmlns:w="http://schemas.openxmlformats.org/wordprocessingml/2006/main" xmlns:w14="http://schemas.microsoft.com/office/word/2010/wordml" xmlns:w15="http://schemas.microsoft.com/office/word/2012/wordml" xmlns:w16cex="http://schemas.microsoft.com/office/word/2018/wordml/cex" xmlns:w16cid="http://schemas.microsoft.com/office/word/2016/wordml/cid" xmlns:w16="http://schemas.microsoft.com/office/word/2018/wordml" xmlns:w16du="http://schemas.microsoft.com/office/word/2023/wordml/word16du" xmlns:w16sdtdh="http://schemas.microsoft.com/office/word/2020/wordml/sdtdatahash" xmlns:w16sdtfl="http://schemas.microsoft.com/office/word/2024/wordml/sdtformatlock" xmlns:w16se="http://schemas.microsoft.com/office/word/2015/wordml/symex" xmlns:wpg="http://schemas.microsoft.com/office/word/2010/wordprocessingGroup" xmlns:wpi="http://schemas.microsoft.com/office/word/2010/wordprocessingInk" xmlns:wne="http://schemas.microsoft.com/office/word/2006/wordml" xmlns:wps="http://schemas.microsoft.com/office/word/2010/wordprocessingShape" mc:Ignorable="w14 w15 w16se w16cid w16 w16cex w16sdtdh w16sdtfl w16du wp14">
   <w:body>
     <w:p>
       <w:r>
@@ -1698,27 +1698,7 @@
           <w:iCs/>
           <w:sz w:val="18"/>
         </w:rPr>
-        <w:t xml:space="preserve">, Via Jacopo </w:t>
-      </w:r>
-      <w:proofErr w:type="spellStart"/>
-      <w:r>
-        <w:rPr>
-          <w:rFonts w:ascii="Century Gothic" w:hAnsi="Century Gothic"/>
-          <w:i/>
-          <w:iCs/>
-          <w:sz w:val="18"/>
-        </w:rPr>
-        <w:t>Aconcio</w:t>
-      </w:r>
-      <w:proofErr w:type="spellEnd"/>
-      <w:r>
-        <w:rPr>
-          <w:rFonts w:ascii="Century Gothic" w:hAnsi="Century Gothic"/>
-          <w:i/>
-          <w:iCs/>
-          <w:sz w:val="18"/>
-        </w:rPr>
-        <w:t xml:space="preserve">, 9 – 38122 Trento (TN) ITALY. Tutti i diritti riservati. Questo documento è protetto dalle leggi sul diritto d’autore (copyright) e la sua distribuzione è soggetta a regolamentazione interna che ne limita l'uso, la copia, la comunicazione e la diffusione. Nessuna parte di questo documento può essere trascritta, riprodotta, comunicata, diffusa in qualsiasi forma e con qualsiasi mezzo senza previa autorizzazione scritta di </w:t>
+        <w:t xml:space="preserve">, Via Jacopo Aconcio, 9 – 38122 Trento (TN) ITALY. Tutti i diritti riservati. Questo documento è protetto dalle leggi sul diritto d’autore (copyright) e la sua distribuzione è soggetta a regolamentazione interna che ne limita l'uso, la copia, la comunicazione e la diffusione. Nessuna parte di questo documento può essere trascritta, riprodotta, comunicata, diffusa in qualsiasi forma e con qualsiasi mezzo senza previa autorizzazione scritta di </w:t>
       </w:r>
       <w:proofErr w:type="spellStart"/>
       <w:r>
@@ -1778,6 +1758,7 @@
           <w:docPartUnique/>
         </w:docPartObj>
       </w:sdtPr>
+      <w:sdtEndPr/>
       <w:sdtContent>
         <w:p>
           <w:pPr>
@@ -2581,14 +2562,14 @@
     <w:tbl>
       <w:tblPr>
         <w:tblStyle w:val="Grigliatabella"/>
-        <w:tblW w:w="10207" w:type="dxa"/>
+        <w:tblW w:w="17008" w:type="dxa"/>
         <w:tblInd w:w="-147" w:type="dxa"/>
         <w:tblLook w:val="04A0" w:firstRow="1" w:lastRow="0" w:firstColumn="1" w:lastColumn="0" w:noHBand="0" w:noVBand="1"/>
       </w:tblPr>
       <w:tblGrid>
         <w:gridCol w:w="2727"/>
         <w:gridCol w:w="2623"/>
-        <w:gridCol w:w="2510"/>
+        <w:gridCol w:w="3775"/>
         <w:gridCol w:w="1878"/>
         <w:gridCol w:w="1809"/>
         <w:gridCol w:w="3472"/>
@@ -2602,7 +2583,7 @@
         </w:trPr>
         <w:tc>
           <w:tcPr>
-            <w:tcW w:w="841" w:type="dxa"/>
+            <w:tcW w:w="1134" w:type="dxa"/>
             <w:shd w:val="clear" w:color="auto" w:fill="FFF1D7" w:themeFill="accent4" w:themeFillTint="33"/>
             <w:noWrap/>
             <w:hideMark/>
@@ -2630,7 +2611,7 @@
         </w:tc>
         <w:tc>
           <w:tcPr>
-            <w:tcW w:w="690" w:type="dxa"/>
+            <w:tcW w:w="1134" w:type="dxa"/>
             <w:shd w:val="clear" w:color="auto" w:fill="FFF1D7" w:themeFill="accent4" w:themeFillTint="33"/>
             <w:noWrap/>
             <w:hideMark/>
@@ -2658,7 +2639,7 @@
         </w:tc>
         <w:tc>
           <w:tcPr>
-            <w:tcW w:w="1555" w:type="dxa"/>
+            <w:tcW w:w="3775" w:type="dxa"/>
             <w:shd w:val="clear" w:color="auto" w:fill="FFF1D7" w:themeFill="accent4" w:themeFillTint="33"/>
             <w:noWrap/>
             <w:hideMark/>
@@ -2686,7 +2667,7 @@
         </w:tc>
         <w:tc>
           <w:tcPr>
-            <w:tcW w:w="604" w:type="dxa"/>
+            <w:tcW w:w="1134" w:type="dxa"/>
             <w:shd w:val="clear" w:color="auto" w:fill="FFF1D7" w:themeFill="accent4" w:themeFillTint="33"/>
             <w:noWrap/>
             <w:hideMark/>
@@ -2714,7 +2695,7 @@
         </w:tc>
         <w:tc>
           <w:tcPr>
-            <w:tcW w:w="563" w:type="dxa"/>
+            <w:tcW w:w="1134" w:type="dxa"/>
             <w:shd w:val="clear" w:color="auto" w:fill="FFF1D7" w:themeFill="accent4" w:themeFillTint="33"/>
             <w:noWrap/>
             <w:hideMark/>
@@ -2729,7 +2710,6 @@
                 <w:szCs w:val="16"/>
               </w:rPr>
             </w:pPr>
-            <w:proofErr w:type="spellStart"/>
             <w:r>
               <w:rPr>
                 <w:b/>
@@ -2739,12 +2719,11 @@
               </w:rPr>
               <w:t>Tier</w:t>
             </w:r>
-            <w:proofErr w:type="spellEnd"/>
-          </w:p>
-        </w:tc>
-        <w:tc>
-          <w:tcPr>
-            <w:tcW w:w="1479" w:type="dxa"/>
+          </w:p>
+        </w:tc>
+        <w:tc>
+          <w:tcPr>
+            <w:tcW w:w="3472" w:type="dxa"/>
             <w:shd w:val="clear" w:color="auto" w:fill="FFF1D7" w:themeFill="accent4" w:themeFillTint="33"/>
             <w:noWrap/>
             <w:hideMark/>
@@ -2772,7 +2751,7 @@
         </w:tc>
         <w:tc>
           <w:tcPr>
-            <w:tcW w:w="1356" w:type="dxa"/>
+            <w:tcW w:w="3912" w:type="dxa"/>
             <w:shd w:val="clear" w:color="auto" w:fill="FFF1D7" w:themeFill="accent4" w:themeFillTint="33"/>
             <w:noWrap/>
             <w:hideMark/>
@@ -2800,7 +2779,7 @@
         </w:tc>
         <w:tc>
           <w:tcPr>
-            <w:tcW w:w="851" w:type="dxa"/>
+            <w:tcW w:w="725" w:type="dxa"/>
             <w:shd w:val="clear" w:color="auto" w:fill="FFF1D7" w:themeFill="accent4" w:themeFillTint="33"/>
           </w:tcPr>
           <w:p>
@@ -2826,7 +2805,7 @@
         </w:tc>
         <w:tc>
           <w:tcPr>
-            <w:tcW w:w="2268" w:type="dxa"/>
+            <w:tcW w:w="588" w:type="dxa"/>
             <w:shd w:val="clear" w:color="auto" w:fill="FFF1D7" w:themeFill="accent4" w:themeFillTint="33"/>
           </w:tcPr>
           <w:p>
@@ -2857,7 +2836,7 @@
         </w:trPr>
         <w:tc>
           <w:tcPr>
-            <w:tcW w:w="841" w:type="dxa"/>
+            <w:tcW w:w="1134" w:type="dxa"/>
             <w:noWrap/>
             <w:hideMark/>
           </w:tcPr>
@@ -2891,7 +2870,16 @@
                 <w:sz w:val="18"/>
                 <w:szCs w:val="18"/>
               </w:rPr>
-              <w:t>[i].</w:t>
+              <w:t>[i</w:t>
+            </w:r>
+            <w:proofErr w:type="gramStart"/>
+            <w:r>
+              <w:rPr>
+                <w:rFonts w:eastAsiaTheme="minorEastAsia"/>
+                <w:sz w:val="18"/>
+                <w:szCs w:val="18"/>
+              </w:rPr>
+              <w:t>].</w:t>
             </w:r>
             <w:proofErr w:type="spellStart"/>
             <w:r>
@@ -2903,6 +2891,7 @@
               <w:t>codiceBanca</w:t>
             </w:r>
             <w:proofErr w:type="spellEnd"/>
+            <w:proofErr w:type="gramEnd"/>
             <w:r>
               <w:rPr>
                 <w:rFonts w:eastAsiaTheme="minorEastAsia"/>
@@ -2915,7 +2904,7 @@
         </w:tc>
         <w:tc>
           <w:tcPr>
-            <w:tcW w:w="690" w:type="dxa"/>
+            <w:tcW w:w="1134" w:type="dxa"/>
             <w:noWrap/>
             <w:hideMark/>
           </w:tcPr>
@@ -2949,7 +2938,16 @@
                 <w:sz w:val="18"/>
                 <w:szCs w:val="18"/>
               </w:rPr>
-              <w:t>[i].</w:t>
+              <w:t>[i</w:t>
+            </w:r>
+            <w:proofErr w:type="gramStart"/>
+            <w:r>
+              <w:rPr>
+                <w:rFonts w:eastAsiaTheme="minorEastAsia"/>
+                <w:sz w:val="18"/>
+                <w:szCs w:val="18"/>
+              </w:rPr>
+              <w:t>].</w:t>
             </w:r>
             <w:proofErr w:type="spellStart"/>
             <w:r>
@@ -2961,6 +2959,7 @@
               <w:t>codiceFiliale</w:t>
             </w:r>
             <w:proofErr w:type="spellEnd"/>
+            <w:proofErr w:type="gramEnd"/>
             <w:r>
               <w:rPr>
                 <w:rFonts w:eastAsiaTheme="minorEastAsia"/>
@@ -2982,7 +2981,7 @@
         </w:tc>
         <w:tc>
           <w:tcPr>
-            <w:tcW w:w="1555" w:type="dxa"/>
+            <w:tcW w:w="3775" w:type="dxa"/>
             <w:noWrap/>
             <w:hideMark/>
           </w:tcPr>
@@ -3016,7 +3015,16 @@
                 <w:sz w:val="18"/>
                 <w:szCs w:val="18"/>
               </w:rPr>
-              <w:t>[i].</w:t>
+              <w:t>[i</w:t>
+            </w:r>
+            <w:proofErr w:type="gramStart"/>
+            <w:r>
+              <w:rPr>
+                <w:rFonts w:eastAsiaTheme="minorEastAsia"/>
+                <w:sz w:val="18"/>
+                <w:szCs w:val="18"/>
+              </w:rPr>
+              <w:t>].</w:t>
             </w:r>
             <w:proofErr w:type="spellStart"/>
             <w:r>
@@ -3028,6 +3036,7 @@
               <w:t>nomeFiliale</w:t>
             </w:r>
             <w:proofErr w:type="spellEnd"/>
+            <w:proofErr w:type="gramEnd"/>
             <w:r>
               <w:rPr>
                 <w:rFonts w:eastAsiaTheme="minorEastAsia"/>
@@ -3049,7 +3058,7 @@
         </w:tc>
         <w:tc>
           <w:tcPr>
-            <w:tcW w:w="604" w:type="dxa"/>
+            <w:tcW w:w="1134" w:type="dxa"/>
             <w:noWrap/>
             <w:hideMark/>
           </w:tcPr>
@@ -3083,7 +3092,25 @@
                 <w:sz w:val="18"/>
                 <w:szCs w:val="18"/>
               </w:rPr>
-              <w:t>[i].Tipo}</w:t>
+              <w:t>[i</w:t>
+            </w:r>
+            <w:proofErr w:type="gramStart"/>
+            <w:r>
+              <w:rPr>
+                <w:rFonts w:eastAsiaTheme="minorEastAsia"/>
+                <w:sz w:val="18"/>
+                <w:szCs w:val="18"/>
+              </w:rPr>
+              <w:t>].Tipo</w:t>
+            </w:r>
+            <w:proofErr w:type="gramEnd"/>
+            <w:r>
+              <w:rPr>
+                <w:rFonts w:eastAsiaTheme="minorEastAsia"/>
+                <w:sz w:val="18"/>
+                <w:szCs w:val="18"/>
+              </w:rPr>
+              <w:t>}</w:t>
             </w:r>
           </w:p>
           <w:p>
@@ -3099,7 +3126,7 @@
         </w:tc>
         <w:tc>
           <w:tcPr>
-            <w:tcW w:w="563" w:type="dxa"/>
+            <w:tcW w:w="1134" w:type="dxa"/>
             <w:noWrap/>
             <w:hideMark/>
           </w:tcPr>
@@ -3133,18 +3160,18 @@
                 <w:sz w:val="18"/>
                 <w:szCs w:val="18"/>
               </w:rPr>
-              <w:t>[i].</w:t>
-            </w:r>
-            <w:proofErr w:type="spellStart"/>
+              <w:t>[i</w:t>
+            </w:r>
+            <w:proofErr w:type="gramStart"/>
             <w:r>
               <w:rPr>
                 <w:rFonts w:eastAsiaTheme="minorEastAsia"/>
                 <w:sz w:val="18"/>
                 <w:szCs w:val="18"/>
               </w:rPr>
-              <w:t>Tier</w:t>
-            </w:r>
-            <w:proofErr w:type="spellEnd"/>
+              <w:t>].Tier</w:t>
+            </w:r>
+            <w:proofErr w:type="gramEnd"/>
             <w:r>
               <w:rPr>
                 <w:rFonts w:eastAsiaTheme="minorEastAsia"/>
@@ -3167,7 +3194,7 @@
         </w:tc>
         <w:tc>
           <w:tcPr>
-            <w:tcW w:w="1479" w:type="dxa"/>
+            <w:tcW w:w="3472" w:type="dxa"/>
             <w:noWrap/>
             <w:hideMark/>
           </w:tcPr>
@@ -3201,7 +3228,16 @@
                 <w:sz w:val="18"/>
                 <w:szCs w:val="18"/>
               </w:rPr>
-              <w:t>[i].</w:t>
+              <w:t>[i</w:t>
+            </w:r>
+            <w:proofErr w:type="gramStart"/>
+            <w:r>
+              <w:rPr>
+                <w:rFonts w:eastAsiaTheme="minorEastAsia"/>
+                <w:sz w:val="18"/>
+                <w:szCs w:val="18"/>
+              </w:rPr>
+              <w:t>].</w:t>
             </w:r>
             <w:proofErr w:type="spellStart"/>
             <w:r>
@@ -3213,6 +3249,7 @@
               <w:t>DataVerbaleCollaudo</w:t>
             </w:r>
             <w:proofErr w:type="spellEnd"/>
+            <w:proofErr w:type="gramEnd"/>
             <w:r>
               <w:rPr>
                 <w:rFonts w:eastAsiaTheme="minorEastAsia"/>
@@ -3235,7 +3272,7 @@
         </w:tc>
         <w:tc>
           <w:tcPr>
-            <w:tcW w:w="1356" w:type="dxa"/>
+            <w:tcW w:w="3912" w:type="dxa"/>
             <w:noWrap/>
             <w:hideMark/>
           </w:tcPr>
@@ -3274,7 +3311,16 @@
                 <w:sz w:val="18"/>
                 <w:szCs w:val="18"/>
               </w:rPr>
-              <w:t>[i].</w:t>
+              <w:t>[i</w:t>
+            </w:r>
+            <w:proofErr w:type="gramStart"/>
+            <w:r>
+              <w:rPr>
+                <w:rFonts w:eastAsiaTheme="minorEastAsia"/>
+                <w:sz w:val="18"/>
+                <w:szCs w:val="18"/>
+              </w:rPr>
+              <w:t>].</w:t>
             </w:r>
             <w:proofErr w:type="spellStart"/>
             <w:r>
@@ -3286,6 +3332,7 @@
               <w:t>ProtocolloVerbaleCollaudo</w:t>
             </w:r>
             <w:proofErr w:type="spellEnd"/>
+            <w:proofErr w:type="gramEnd"/>
             <w:r>
               <w:rPr>
                 <w:rFonts w:eastAsiaTheme="minorEastAsia"/>
@@ -3321,10 +3368,11 @@
               <w14:uncheckedState w14:val="2610" w14:font="MS Gothic"/>
             </w14:checkbox>
           </w:sdtPr>
+          <w:sdtEndPr/>
           <w:sdtContent>
             <w:tc>
               <w:tcPr>
-                <w:tcW w:w="851" w:type="dxa"/>
+                <w:tcW w:w="725" w:type="dxa"/>
               </w:tcPr>
               <w:p>
                 <w:pPr>
@@ -3349,7 +3397,7 @@
         </w:sdt>
         <w:tc>
           <w:tcPr>
-            <w:tcW w:w="2268" w:type="dxa"/>
+            <w:tcW w:w="588" w:type="dxa"/>
           </w:tcPr>
           <w:p>
             <w:pPr>
@@ -3367,7 +3415,7 @@
         </w:trPr>
         <w:tc>
           <w:tcPr>
-            <w:tcW w:w="841" w:type="dxa"/>
+            <w:tcW w:w="1134" w:type="dxa"/>
             <w:noWrap/>
             <w:hideMark/>
           </w:tcPr>
@@ -3407,7 +3455,7 @@
         </w:tc>
         <w:tc>
           <w:tcPr>
-            <w:tcW w:w="690" w:type="dxa"/>
+            <w:tcW w:w="1134" w:type="dxa"/>
             <w:noWrap/>
             <w:hideMark/>
           </w:tcPr>
@@ -3424,7 +3472,7 @@
         </w:tc>
         <w:tc>
           <w:tcPr>
-            <w:tcW w:w="1555" w:type="dxa"/>
+            <w:tcW w:w="3775" w:type="dxa"/>
             <w:noWrap/>
             <w:hideMark/>
           </w:tcPr>
@@ -3441,7 +3489,7 @@
         </w:tc>
         <w:tc>
           <w:tcPr>
-            <w:tcW w:w="604" w:type="dxa"/>
+            <w:tcW w:w="1134" w:type="dxa"/>
             <w:noWrap/>
             <w:hideMark/>
           </w:tcPr>
@@ -3458,7 +3506,7 @@
         </w:tc>
         <w:tc>
           <w:tcPr>
-            <w:tcW w:w="563" w:type="dxa"/>
+            <w:tcW w:w="1134" w:type="dxa"/>
             <w:noWrap/>
             <w:hideMark/>
           </w:tcPr>
@@ -3475,7 +3523,7 @@
         </w:tc>
         <w:tc>
           <w:tcPr>
-            <w:tcW w:w="1479" w:type="dxa"/>
+            <w:tcW w:w="3472" w:type="dxa"/>
             <w:noWrap/>
             <w:hideMark/>
           </w:tcPr>
@@ -3492,7 +3540,7 @@
         </w:tc>
         <w:tc>
           <w:tcPr>
-            <w:tcW w:w="1356" w:type="dxa"/>
+            <w:tcW w:w="3912" w:type="dxa"/>
             <w:noWrap/>
             <w:hideMark/>
           </w:tcPr>
@@ -3509,7 +3557,7 @@
         </w:tc>
         <w:tc>
           <w:tcPr>
-            <w:tcW w:w="851" w:type="dxa"/>
+            <w:tcW w:w="725" w:type="dxa"/>
           </w:tcPr>
           <w:p>
             <w:pPr>
@@ -3524,7 +3572,7 @@
         </w:tc>
         <w:tc>
           <w:tcPr>
-            <w:tcW w:w="2268" w:type="dxa"/>
+            <w:tcW w:w="588" w:type="dxa"/>
           </w:tcPr>
           <w:p>
             <w:pPr>
@@ -3560,18 +3608,18 @@
     <w:tbl>
       <w:tblPr>
         <w:tblStyle w:val="Grigliatabella"/>
-        <w:tblW w:w="10207" w:type="dxa"/>
+        <w:tblW w:w="15744" w:type="dxa"/>
         <w:tblInd w:w="-147" w:type="dxa"/>
         <w:tblLook w:val="04A0" w:firstRow="1" w:lastRow="0" w:firstColumn="1" w:lastColumn="0" w:noHBand="0" w:noVBand="1"/>
       </w:tblPr>
       <w:tblGrid>
-        <w:gridCol w:w="2727"/>
-        <w:gridCol w:w="2623"/>
-        <w:gridCol w:w="1878"/>
-        <w:gridCol w:w="1809"/>
-        <w:gridCol w:w="2693"/>
-        <w:gridCol w:w="2599"/>
-        <w:gridCol w:w="2305"/>
+        <w:gridCol w:w="2720"/>
+        <w:gridCol w:w="3918"/>
+        <w:gridCol w:w="1870"/>
+        <w:gridCol w:w="1801"/>
+        <w:gridCol w:w="2350"/>
+        <w:gridCol w:w="2090"/>
+        <w:gridCol w:w="2297"/>
       </w:tblGrid>
       <w:tr>
         <w:trPr>
@@ -3579,7 +3627,7 @@
         </w:trPr>
         <w:tc>
           <w:tcPr>
-            <w:tcW w:w="1135" w:type="dxa"/>
+            <w:tcW w:w="1418" w:type="dxa"/>
             <w:shd w:val="clear" w:color="auto" w:fill="FFF1D7" w:themeFill="accent4" w:themeFillTint="33"/>
             <w:noWrap/>
             <w:hideMark/>
@@ -3606,7 +3654,7 @@
         </w:tc>
         <w:tc>
           <w:tcPr>
-            <w:tcW w:w="850" w:type="dxa"/>
+            <w:tcW w:w="3918" w:type="dxa"/>
             <w:shd w:val="clear" w:color="auto" w:fill="FFF1D7" w:themeFill="accent4" w:themeFillTint="33"/>
             <w:noWrap/>
             <w:hideMark/>
@@ -3633,7 +3681,7 @@
         </w:tc>
         <w:tc>
           <w:tcPr>
-            <w:tcW w:w="851" w:type="dxa"/>
+            <w:tcW w:w="1870" w:type="dxa"/>
             <w:shd w:val="clear" w:color="auto" w:fill="FFF1D7" w:themeFill="accent4" w:themeFillTint="33"/>
             <w:noWrap/>
             <w:hideMark/>
@@ -3660,7 +3708,7 @@
         </w:tc>
         <w:tc>
           <w:tcPr>
-            <w:tcW w:w="850" w:type="dxa"/>
+            <w:tcW w:w="1801" w:type="dxa"/>
             <w:shd w:val="clear" w:color="auto" w:fill="FFF1D7" w:themeFill="accent4" w:themeFillTint="33"/>
             <w:noWrap/>
             <w:hideMark/>
@@ -3674,7 +3722,6 @@
                 <w:szCs w:val="16"/>
               </w:rPr>
             </w:pPr>
-            <w:proofErr w:type="spellStart"/>
             <w:r>
               <w:rPr>
                 <w:b/>
@@ -3684,12 +3731,11 @@
               </w:rPr>
               <w:t>Tier</w:t>
             </w:r>
-            <w:proofErr w:type="spellEnd"/>
-          </w:p>
-        </w:tc>
-        <w:tc>
-          <w:tcPr>
-            <w:tcW w:w="2693" w:type="dxa"/>
+          </w:p>
+        </w:tc>
+        <w:tc>
+          <w:tcPr>
+            <w:tcW w:w="2350" w:type="dxa"/>
             <w:shd w:val="clear" w:color="auto" w:fill="FFF1D7" w:themeFill="accent4" w:themeFillTint="33"/>
             <w:noWrap/>
             <w:hideMark/>
@@ -3716,7 +3762,7 @@
         </w:tc>
         <w:tc>
           <w:tcPr>
-            <w:tcW w:w="2599" w:type="dxa"/>
+            <w:tcW w:w="2090" w:type="dxa"/>
             <w:shd w:val="clear" w:color="auto" w:fill="FFF1D7" w:themeFill="accent4" w:themeFillTint="33"/>
             <w:noWrap/>
             <w:hideMark/>
@@ -3743,7 +3789,7 @@
         </w:tc>
         <w:tc>
           <w:tcPr>
-            <w:tcW w:w="1229" w:type="dxa"/>
+            <w:tcW w:w="2297" w:type="dxa"/>
             <w:shd w:val="clear" w:color="auto" w:fill="FFF1D7" w:themeFill="accent4" w:themeFillTint="33"/>
             <w:noWrap/>
             <w:hideMark/>
@@ -3775,7 +3821,7 @@
         </w:trPr>
         <w:tc>
           <w:tcPr>
-            <w:tcW w:w="1135" w:type="dxa"/>
+            <w:tcW w:w="1418" w:type="dxa"/>
             <w:noWrap/>
             <w:hideMark/>
           </w:tcPr>
@@ -3796,9 +3842,24 @@
                 <w:sz w:val="18"/>
                 <w:szCs w:val="18"/>
               </w:rPr>
-              <w:t>{</w:t>
-            </w:r>
-            <w:proofErr w:type="spellStart"/>
+              <w:t>{d.</w:t>
+            </w:r>
+            <w:r>
+              <w:rPr>
+                <w:rFonts w:eastAsiaTheme="minorEastAsia"/>
+                <w:sz w:val="18"/>
+                <w:szCs w:val="18"/>
+              </w:rPr>
+              <w:t>material</w:t>
+            </w:r>
+            <w:r>
+              <w:rPr>
+                <w:rFonts w:eastAsiaTheme="minorEastAsia"/>
+                <w:sz w:val="18"/>
+                <w:szCs w:val="18"/>
+              </w:rPr>
+              <w:t>s[i</w:t>
+            </w:r>
             <w:proofErr w:type="gramStart"/>
             <w:r>
               <w:rPr>
@@ -3806,9 +3867,8 @@
                 <w:sz w:val="18"/>
                 <w:szCs w:val="18"/>
               </w:rPr>
-              <w:t>d.elements</w:t>
-            </w:r>
-            <w:proofErr w:type="spellEnd"/>
+              <w:t>].codiceBanca</w:t>
+            </w:r>
             <w:proofErr w:type="gramEnd"/>
             <w:r>
               <w:rPr>
@@ -3816,31 +3876,13 @@
                 <w:sz w:val="18"/>
                 <w:szCs w:val="18"/>
               </w:rPr>
-              <w:t>[i].</w:t>
-            </w:r>
-            <w:proofErr w:type="spellStart"/>
-            <w:r>
-              <w:rPr>
-                <w:rFonts w:eastAsiaTheme="minorEastAsia"/>
-                <w:sz w:val="18"/>
-                <w:szCs w:val="18"/>
-              </w:rPr>
-              <w:t>codiceBanca</w:t>
-            </w:r>
-            <w:proofErr w:type="spellEnd"/>
-            <w:r>
-              <w:rPr>
-                <w:rFonts w:eastAsiaTheme="minorEastAsia"/>
-                <w:sz w:val="18"/>
-                <w:szCs w:val="18"/>
-              </w:rPr>
               <w:t>}</w:t>
             </w:r>
           </w:p>
         </w:tc>
         <w:tc>
           <w:tcPr>
-            <w:tcW w:w="850" w:type="dxa"/>
+            <w:tcW w:w="3918" w:type="dxa"/>
             <w:noWrap/>
             <w:hideMark/>
           </w:tcPr>
@@ -3854,9 +3896,24 @@
                 <w:sz w:val="18"/>
                 <w:szCs w:val="18"/>
               </w:rPr>
-              <w:t>{</w:t>
-            </w:r>
-            <w:proofErr w:type="spellStart"/>
+              <w:t>{d.</w:t>
+            </w:r>
+            <w:r>
+              <w:rPr>
+                <w:rFonts w:eastAsiaTheme="minorEastAsia"/>
+                <w:sz w:val="18"/>
+                <w:szCs w:val="18"/>
+              </w:rPr>
+              <w:t>material</w:t>
+            </w:r>
+            <w:r>
+              <w:rPr>
+                <w:rFonts w:eastAsiaTheme="minorEastAsia"/>
+                <w:sz w:val="18"/>
+                <w:szCs w:val="18"/>
+              </w:rPr>
+              <w:t>s[i</w:t>
+            </w:r>
             <w:proofErr w:type="gramStart"/>
             <w:r>
               <w:rPr>
@@ -3864,28 +3921,9 @@
                 <w:sz w:val="18"/>
                 <w:szCs w:val="18"/>
               </w:rPr>
-              <w:t>d.elements</w:t>
-            </w:r>
-            <w:proofErr w:type="spellEnd"/>
+              <w:t>].codiceFiliale</w:t>
+            </w:r>
             <w:proofErr w:type="gramEnd"/>
-            <w:r>
-              <w:rPr>
-                <w:rFonts w:eastAsiaTheme="minorEastAsia"/>
-                <w:sz w:val="18"/>
-                <w:szCs w:val="18"/>
-              </w:rPr>
-              <w:t>[i].</w:t>
-            </w:r>
-            <w:proofErr w:type="spellStart"/>
-            <w:r>
-              <w:rPr>
-                <w:rFonts w:eastAsiaTheme="minorEastAsia"/>
-                <w:sz w:val="18"/>
-                <w:szCs w:val="18"/>
-              </w:rPr>
-              <w:t>codiceFiliale</w:t>
-            </w:r>
-            <w:proofErr w:type="spellEnd"/>
             <w:r>
               <w:rPr>
                 <w:rFonts w:eastAsiaTheme="minorEastAsia"/>
@@ -3910,7 +3948,7 @@
         </w:tc>
         <w:tc>
           <w:tcPr>
-            <w:tcW w:w="851" w:type="dxa"/>
+            <w:tcW w:w="1870" w:type="dxa"/>
             <w:noWrap/>
             <w:hideMark/>
           </w:tcPr>
@@ -3924,9 +3962,24 @@
                 <w:sz w:val="18"/>
                 <w:szCs w:val="18"/>
               </w:rPr>
-              <w:t>{</w:t>
-            </w:r>
-            <w:proofErr w:type="spellStart"/>
+              <w:t>{d.</w:t>
+            </w:r>
+            <w:r>
+              <w:rPr>
+                <w:rFonts w:eastAsiaTheme="minorEastAsia"/>
+                <w:sz w:val="18"/>
+                <w:szCs w:val="18"/>
+              </w:rPr>
+              <w:t>materials</w:t>
+            </w:r>
+            <w:r>
+              <w:rPr>
+                <w:rFonts w:eastAsiaTheme="minorEastAsia"/>
+                <w:sz w:val="18"/>
+                <w:szCs w:val="18"/>
+              </w:rPr>
+              <w:t>[i</w:t>
+            </w:r>
             <w:proofErr w:type="gramStart"/>
             <w:r>
               <w:rPr>
@@ -3934,9 +3987,8 @@
                 <w:sz w:val="18"/>
                 <w:szCs w:val="18"/>
               </w:rPr>
-              <w:t>d.elements</w:t>
-            </w:r>
-            <w:proofErr w:type="spellEnd"/>
+              <w:t>].Tipo</w:t>
+            </w:r>
             <w:proofErr w:type="gramEnd"/>
             <w:r>
               <w:rPr>
@@ -3944,7 +3996,7 @@
                 <w:sz w:val="18"/>
                 <w:szCs w:val="18"/>
               </w:rPr>
-              <w:t>[i].Tipo}</w:t>
+              <w:t>}</w:t>
             </w:r>
           </w:p>
           <w:p>
@@ -3963,7 +4015,7 @@
         </w:tc>
         <w:tc>
           <w:tcPr>
-            <w:tcW w:w="850" w:type="dxa"/>
+            <w:tcW w:w="1801" w:type="dxa"/>
             <w:noWrap/>
             <w:hideMark/>
           </w:tcPr>
@@ -3977,9 +4029,24 @@
                 <w:sz w:val="18"/>
                 <w:szCs w:val="18"/>
               </w:rPr>
-              <w:t>{</w:t>
-            </w:r>
-            <w:proofErr w:type="spellStart"/>
+              <w:t>{d.</w:t>
+            </w:r>
+            <w:r>
+              <w:rPr>
+                <w:rFonts w:eastAsiaTheme="minorEastAsia"/>
+                <w:sz w:val="18"/>
+                <w:szCs w:val="18"/>
+              </w:rPr>
+              <w:t>materials</w:t>
+            </w:r>
+            <w:r>
+              <w:rPr>
+                <w:rFonts w:eastAsiaTheme="minorEastAsia"/>
+                <w:sz w:val="18"/>
+                <w:szCs w:val="18"/>
+              </w:rPr>
+              <w:t>[i</w:t>
+            </w:r>
             <w:proofErr w:type="gramStart"/>
             <w:r>
               <w:rPr>
@@ -3987,9 +4054,8 @@
                 <w:sz w:val="18"/>
                 <w:szCs w:val="18"/>
               </w:rPr>
-              <w:t>d.elements</w:t>
-            </w:r>
-            <w:proofErr w:type="spellEnd"/>
+              <w:t>].Tier</w:t>
+            </w:r>
             <w:proofErr w:type="gramEnd"/>
             <w:r>
               <w:rPr>
@@ -3997,31 +4063,13 @@
                 <w:sz w:val="18"/>
                 <w:szCs w:val="18"/>
               </w:rPr>
-              <w:t>[i].</w:t>
-            </w:r>
-            <w:proofErr w:type="spellStart"/>
-            <w:r>
-              <w:rPr>
-                <w:rFonts w:eastAsiaTheme="minorEastAsia"/>
-                <w:sz w:val="18"/>
-                <w:szCs w:val="18"/>
-              </w:rPr>
-              <w:t>Tier</w:t>
-            </w:r>
-            <w:proofErr w:type="spellEnd"/>
-            <w:r>
-              <w:rPr>
-                <w:rFonts w:eastAsiaTheme="minorEastAsia"/>
-                <w:sz w:val="18"/>
-                <w:szCs w:val="18"/>
-              </w:rPr>
               <w:t>}</w:t>
             </w:r>
           </w:p>
         </w:tc>
         <w:tc>
           <w:tcPr>
-            <w:tcW w:w="2693" w:type="dxa"/>
+            <w:tcW w:w="2350" w:type="dxa"/>
             <w:noWrap/>
             <w:hideMark/>
           </w:tcPr>
@@ -4035,9 +4083,24 @@
                 <w:sz w:val="18"/>
                 <w:szCs w:val="18"/>
               </w:rPr>
-              <w:t>{</w:t>
-            </w:r>
-            <w:proofErr w:type="spellStart"/>
+              <w:t>{d.</w:t>
+            </w:r>
+            <w:r>
+              <w:rPr>
+                <w:rFonts w:eastAsiaTheme="minorEastAsia"/>
+                <w:sz w:val="18"/>
+                <w:szCs w:val="18"/>
+              </w:rPr>
+              <w:t>material</w:t>
+            </w:r>
+            <w:r>
+              <w:rPr>
+                <w:rFonts w:eastAsiaTheme="minorEastAsia"/>
+                <w:sz w:val="18"/>
+                <w:szCs w:val="18"/>
+              </w:rPr>
+              <w:t>s[i</w:t>
+            </w:r>
             <w:proofErr w:type="gramStart"/>
             <w:r>
               <w:rPr>
@@ -4045,26 +4108,9 @@
                 <w:sz w:val="18"/>
                 <w:szCs w:val="18"/>
               </w:rPr>
-              <w:t>d.elements</w:t>
-            </w:r>
-            <w:proofErr w:type="spellEnd"/>
+              <w:t>].Materiale</w:t>
+            </w:r>
             <w:proofErr w:type="gramEnd"/>
-            <w:r>
-              <w:rPr>
-                <w:rFonts w:eastAsiaTheme="minorEastAsia"/>
-                <w:sz w:val="18"/>
-                <w:szCs w:val="18"/>
-              </w:rPr>
-              <w:t>[i].</w:t>
-            </w:r>
-            <w:r>
-              <w:rPr>
-                <w:rFonts w:eastAsiaTheme="minorEastAsia"/>
-                <w:sz w:val="18"/>
-                <w:szCs w:val="18"/>
-              </w:rPr>
-              <w:t>Materiale</w:t>
-            </w:r>
             <w:r>
               <w:rPr>
                 <w:rFonts w:eastAsiaTheme="minorEastAsia"/>
@@ -4089,7 +4135,7 @@
         </w:tc>
         <w:tc>
           <w:tcPr>
-            <w:tcW w:w="2599" w:type="dxa"/>
+            <w:tcW w:w="2090" w:type="dxa"/>
             <w:noWrap/>
             <w:hideMark/>
           </w:tcPr>
@@ -4103,9 +4149,24 @@
                 <w:sz w:val="18"/>
                 <w:szCs w:val="18"/>
               </w:rPr>
-              <w:t>{</w:t>
-            </w:r>
-            <w:proofErr w:type="spellStart"/>
+              <w:t>{d.</w:t>
+            </w:r>
+            <w:r>
+              <w:rPr>
+                <w:rFonts w:eastAsiaTheme="minorEastAsia"/>
+                <w:sz w:val="18"/>
+                <w:szCs w:val="18"/>
+              </w:rPr>
+              <w:t>materials</w:t>
+            </w:r>
+            <w:r>
+              <w:rPr>
+                <w:rFonts w:eastAsiaTheme="minorEastAsia"/>
+                <w:sz w:val="18"/>
+                <w:szCs w:val="18"/>
+              </w:rPr>
+              <w:t>[i</w:t>
+            </w:r>
             <w:proofErr w:type="gramStart"/>
             <w:r>
               <w:rPr>
@@ -4113,26 +4174,9 @@
                 <w:sz w:val="18"/>
                 <w:szCs w:val="18"/>
               </w:rPr>
-              <w:t>d.elements</w:t>
-            </w:r>
-            <w:proofErr w:type="spellEnd"/>
+              <w:t>].Seriale</w:t>
+            </w:r>
             <w:proofErr w:type="gramEnd"/>
-            <w:r>
-              <w:rPr>
-                <w:rFonts w:eastAsiaTheme="minorEastAsia"/>
-                <w:sz w:val="18"/>
-                <w:szCs w:val="18"/>
-              </w:rPr>
-              <w:t>[i].</w:t>
-            </w:r>
-            <w:r>
-              <w:rPr>
-                <w:rFonts w:eastAsiaTheme="minorEastAsia"/>
-                <w:sz w:val="18"/>
-                <w:szCs w:val="18"/>
-              </w:rPr>
-              <w:t>Seriale</w:t>
-            </w:r>
             <w:r>
               <w:rPr>
                 <w:rFonts w:eastAsiaTheme="minorEastAsia"/>
@@ -4157,7 +4201,7 @@
         </w:tc>
         <w:tc>
           <w:tcPr>
-            <w:tcW w:w="1229" w:type="dxa"/>
+            <w:tcW w:w="2297" w:type="dxa"/>
             <w:noWrap/>
             <w:hideMark/>
           </w:tcPr>
@@ -4171,9 +4215,24 @@
                 <w:sz w:val="18"/>
                 <w:szCs w:val="18"/>
               </w:rPr>
-              <w:t>{</w:t>
-            </w:r>
-            <w:proofErr w:type="spellStart"/>
+              <w:t>{d.</w:t>
+            </w:r>
+            <w:r>
+              <w:rPr>
+                <w:rFonts w:eastAsiaTheme="minorEastAsia"/>
+                <w:sz w:val="18"/>
+                <w:szCs w:val="18"/>
+              </w:rPr>
+              <w:t>material</w:t>
+            </w:r>
+            <w:r>
+              <w:rPr>
+                <w:rFonts w:eastAsiaTheme="minorEastAsia"/>
+                <w:sz w:val="18"/>
+                <w:szCs w:val="18"/>
+              </w:rPr>
+              <w:t>s[i</w:t>
+            </w:r>
             <w:proofErr w:type="gramStart"/>
             <w:r>
               <w:rPr>
@@ -4181,36 +4240,17 @@
                 <w:sz w:val="18"/>
                 <w:szCs w:val="18"/>
               </w:rPr>
-              <w:t>d.elements</w:t>
-            </w:r>
-            <w:proofErr w:type="spellEnd"/>
+              <w:t>].Quantit</w:t>
+            </w:r>
+            <w:r>
+              <w:rPr>
+                <w:rFonts w:eastAsiaTheme="minorEastAsia"/>
+                <w:sz w:val="18"/>
+                <w:szCs w:val="18"/>
+              </w:rPr>
+              <w:t>a</w:t>
+            </w:r>
             <w:proofErr w:type="gramEnd"/>
-            <w:r>
-              <w:rPr>
-                <w:rFonts w:eastAsiaTheme="minorEastAsia"/>
-                <w:sz w:val="18"/>
-                <w:szCs w:val="18"/>
-              </w:rPr>
-              <w:t>[i].</w:t>
-            </w:r>
-            <w:proofErr w:type="spellStart"/>
-            <w:r>
-              <w:rPr>
-                <w:rFonts w:eastAsiaTheme="minorEastAsia"/>
-                <w:sz w:val="18"/>
-                <w:szCs w:val="18"/>
-              </w:rPr>
-              <w:t>Quantit</w:t>
-            </w:r>
-            <w:r>
-              <w:rPr>
-                <w:rFonts w:eastAsiaTheme="minorEastAsia"/>
-                <w:sz w:val="18"/>
-                <w:szCs w:val="18"/>
-              </w:rPr>
-              <w:t>a</w:t>
-            </w:r>
-            <w:proofErr w:type="spellEnd"/>
             <w:r>
               <w:rPr>
                 <w:rFonts w:eastAsiaTheme="minorEastAsia"/>
@@ -5553,6 +5593,14 @@
                 <w:smallCaps/>
                 <w:color w:val="auto"/>
               </w:rPr>
+              <w:t xml:space="preserve"> </w:t>
+            </w:r>
+            <w:r>
+              <w:rPr>
+                <w:rFonts w:ascii="Vinci Sans" w:hAnsi="Vinci Sans" w:cs="Arial"/>
+                <w:smallCaps/>
+                <w:color w:val="auto"/>
+              </w:rPr>
               <w:t>}</w:t>
             </w:r>
           </w:p>
@@ -5641,11 +5689,12 @@
                 <w:tag w:val="{d.esito}"/>
                 <w:id w:val="-1397347660"/>
                 <w14:checkbox>
-                  <w14:checked w14:val="1"/>
+                  <w14:checked w14:val="0"/>
                   <w14:checkedState w14:val="2612" w14:font="MS Gothic"/>
                   <w14:uncheckedState w14:val="2610" w14:font="MS Gothic"/>
                 </w14:checkbox>
               </w:sdtPr>
+              <w:sdtEndPr/>
               <w:sdtContent>
                 <w:r>
                   <w:rPr>
@@ -5653,7 +5702,7 @@
                     <w:sz w:val="18"/>
                     <w:szCs w:val="20"/>
                   </w:rPr>
-                  <w:t>☒</w:t>
+                  <w:t>☐</w:t>
                 </w:r>
               </w:sdtContent>
             </w:sdt>
@@ -5715,6 +5764,7 @@
                   <w14:uncheckedState w14:val="2610" w14:font="MS Gothic"/>
                 </w14:checkbox>
               </w:sdtPr>
+              <w:sdtEndPr/>
               <w:sdtContent>
                 <w:r>
                   <w:rPr>
@@ -6050,7 +6100,7 @@
 </file>
 
 <file path=word/endnotes.xml><?xml version="1.0" encoding="utf-8"?>
-<w:endnotes xmlns:wpc="http://schemas.microsoft.com/office/word/2010/wordprocessingCanvas" xmlns:cx="http://schemas.microsoft.com/office/drawing/2014/chartex" xmlns:cx1="http://schemas.microsoft.com/office/drawing/2015/9/8/chartex" xmlns:cx2="http://schemas.microsoft.com/office/drawing/2015/10/21/chartex" xmlns:cx3="http://schemas.microsoft.com/office/drawing/2016/5/9/chartex" xmlns:cx4="http://schemas.microsoft.com/office/drawing/2016/5/10/chartex" xmlns:cx5="http://schemas.microsoft.com/office/drawing/2016/5/11/chartex" xmlns:cx6="http://schemas.microsoft.com/office/drawing/2016/5/12/chartex" xmlns:cx7="http://schemas.microsoft.com/office/drawing/2016/5/13/chartex" xmlns:cx8="http://schemas.microsoft.com/office/drawing/2016/5/14/chartex" xmlns:mc="http://schemas.openxmlformats.org/markup-compatibility/2006" xmlns:aink="http://schemas.microsoft.com/office/drawing/2016/ink" xmlns:am3d="http://schemas.microsoft.com/office/drawing/2017/model3d" xmlns:o="urn:schemas-microsoft-com:office:office" xmlns:oel="http://schemas.microsoft.com/office/2019/extlst" xmlns:r="http://schemas.openxmlformats.org/officeDocument/2006/relationships" xmlns:m="http://schemas.openxmlformats.org/officeDocument/2006/math" xmlns:v="urn:schemas-microsoft-com:vml" xmlns:wp14="http://schemas.microsoft.com/office/word/2010/wordprocessingDrawing" xmlns:wp="http://schemas.openxmlformats.org/drawingml/2006/wordprocessingDrawing" xmlns:w10="urn:schemas-microsoft-com:office:word" xmlns:w="http://schemas.openxmlformats.org/wordprocessingml/2006/main" xmlns:w14="http://schemas.microsoft.com/office/word/2010/wordml" xmlns:w15="http://schemas.microsoft.com/office/word/2012/wordml" xmlns:w16cex="http://schemas.microsoft.com/office/word/2018/wordml/cex" xmlns:w16cid="http://schemas.microsoft.com/office/word/2016/wordml/cid" xmlns:w16="http://schemas.microsoft.com/office/word/2018/wordml" xmlns:w16sdtdh="http://schemas.microsoft.com/office/word/2020/wordml/sdtdatahash" xmlns:w16se="http://schemas.microsoft.com/office/word/2015/wordml/symex" xmlns:wpg="http://schemas.microsoft.com/office/word/2010/wordprocessingGroup" xmlns:wpi="http://schemas.microsoft.com/office/word/2010/wordprocessingInk" xmlns:wne="http://schemas.microsoft.com/office/word/2006/wordml" xmlns:wps="http://schemas.microsoft.com/office/word/2010/wordprocessingShape" mc:Ignorable="w14 w15 w16se w16cid w16 w16cex w16sdtdh wp14">
+<w:endnotes xmlns:wpc="http://schemas.microsoft.com/office/word/2010/wordprocessingCanvas" xmlns:cx="http://schemas.microsoft.com/office/drawing/2014/chartex" xmlns:cx1="http://schemas.microsoft.com/office/drawing/2015/9/8/chartex" xmlns:cx2="http://schemas.microsoft.com/office/drawing/2015/10/21/chartex" xmlns:cx3="http://schemas.microsoft.com/office/drawing/2016/5/9/chartex" xmlns:cx4="http://schemas.microsoft.com/office/drawing/2016/5/10/chartex" xmlns:cx5="http://schemas.microsoft.com/office/drawing/2016/5/11/chartex" xmlns:cx6="http://schemas.microsoft.com/office/drawing/2016/5/12/chartex" xmlns:cx7="http://schemas.microsoft.com/office/drawing/2016/5/13/chartex" xmlns:cx8="http://schemas.microsoft.com/office/drawing/2016/5/14/chartex" xmlns:mc="http://schemas.openxmlformats.org/markup-compatibility/2006" xmlns:aink="http://schemas.microsoft.com/office/drawing/2016/ink" xmlns:am3d="http://schemas.microsoft.com/office/drawing/2017/model3d" xmlns:o="urn:schemas-microsoft-com:office:office" xmlns:oel="http://schemas.microsoft.com/office/2019/extlst" xmlns:r="http://schemas.openxmlformats.org/officeDocument/2006/relationships" xmlns:m="http://schemas.openxmlformats.org/officeDocument/2006/math" xmlns:v="urn:schemas-microsoft-com:vml" xmlns:wp14="http://schemas.microsoft.com/office/word/2010/wordprocessingDrawing" xmlns:wp="http://schemas.openxmlformats.org/drawingml/2006/wordprocessingDrawing" xmlns:w10="urn:schemas-microsoft-com:office:word" xmlns:w="http://schemas.openxmlformats.org/wordprocessingml/2006/main" xmlns:w14="http://schemas.microsoft.com/office/word/2010/wordml" xmlns:w15="http://schemas.microsoft.com/office/word/2012/wordml" xmlns:w16cex="http://schemas.microsoft.com/office/word/2018/wordml/cex" xmlns:w16cid="http://schemas.microsoft.com/office/word/2016/wordml/cid" xmlns:w16="http://schemas.microsoft.com/office/word/2018/wordml" xmlns:w16du="http://schemas.microsoft.com/office/word/2023/wordml/word16du" xmlns:w16sdtdh="http://schemas.microsoft.com/office/word/2020/wordml/sdtdatahash" xmlns:w16sdtfl="http://schemas.microsoft.com/office/word/2024/wordml/sdtformatlock" xmlns:w16se="http://schemas.microsoft.com/office/word/2015/wordml/symex" xmlns:wpg="http://schemas.microsoft.com/office/word/2010/wordprocessingGroup" xmlns:wpi="http://schemas.microsoft.com/office/word/2010/wordprocessingInk" xmlns:wne="http://schemas.microsoft.com/office/word/2006/wordml" xmlns:wps="http://schemas.microsoft.com/office/word/2010/wordprocessingShape" mc:Ignorable="w14 w15 w16se w16cid w16 w16cex w16sdtdh w16sdtfl w16du wp14">
   <w:endnote w:type="separator" w:id="-1">
     <w:p>
       <w:pPr>
@@ -6082,7 +6132,7 @@
 </file>
 
 <file path=word/footer1.xml><?xml version="1.0" encoding="utf-8"?>
-<w:ftr xmlns:wpc="http://schemas.microsoft.com/office/word/2010/wordprocessingCanvas" xmlns:cx="http://schemas.microsoft.com/office/drawing/2014/chartex" xmlns:cx1="http://schemas.microsoft.com/office/drawing/2015/9/8/chartex" xmlns:cx2="http://schemas.microsoft.com/office/drawing/2015/10/21/chartex" xmlns:cx3="http://schemas.microsoft.com/office/drawing/2016/5/9/chartex" xmlns:cx4="http://schemas.microsoft.com/office/drawing/2016/5/10/chartex" xmlns:cx5="http://schemas.microsoft.com/office/drawing/2016/5/11/chartex" xmlns:cx6="http://schemas.microsoft.com/office/drawing/2016/5/12/chartex" xmlns:cx7="http://schemas.microsoft.com/office/drawing/2016/5/13/chartex" xmlns:cx8="http://schemas.microsoft.com/office/drawing/2016/5/14/chartex" xmlns:mc="http://schemas.openxmlformats.org/markup-compatibility/2006" xmlns:aink="http://schemas.microsoft.com/office/drawing/2016/ink" xmlns:am3d="http://schemas.microsoft.com/office/drawing/2017/model3d" xmlns:o="urn:schemas-microsoft-com:office:office" xmlns:oel="http://schemas.microsoft.com/office/2019/extlst" xmlns:r="http://schemas.openxmlformats.org/officeDocument/2006/relationships" xmlns:m="http://schemas.openxmlformats.org/officeDocument/2006/math" xmlns:v="urn:schemas-microsoft-com:vml" xmlns:wp14="http://schemas.microsoft.com/office/word/2010/wordprocessingDrawing" xmlns:wp="http://schemas.openxmlformats.org/drawingml/2006/wordprocessingDrawing" xmlns:w10="urn:schemas-microsoft-com:office:word" xmlns:w="http://schemas.openxmlformats.org/wordprocessingml/2006/main" xmlns:w14="http://schemas.microsoft.com/office/word/2010/wordml" xmlns:w15="http://schemas.microsoft.com/office/word/2012/wordml" xmlns:w16cex="http://schemas.microsoft.com/office/word/2018/wordml/cex" xmlns:w16cid="http://schemas.microsoft.com/office/word/2016/wordml/cid" xmlns:w16="http://schemas.microsoft.com/office/word/2018/wordml" xmlns:w16sdtdh="http://schemas.microsoft.com/office/word/2020/wordml/sdtdatahash" xmlns:w16se="http://schemas.microsoft.com/office/word/2015/wordml/symex" xmlns:wpg="http://schemas.microsoft.com/office/word/2010/wordprocessingGroup" xmlns:wpi="http://schemas.microsoft.com/office/word/2010/wordprocessingInk" xmlns:wne="http://schemas.microsoft.com/office/word/2006/wordml" xmlns:wps="http://schemas.microsoft.com/office/word/2010/wordprocessingShape" mc:Ignorable="w14 w15 w16se w16cid w16 w16cex w16sdtdh wp14">
+<w:ftr xmlns:wpc="http://schemas.microsoft.com/office/word/2010/wordprocessingCanvas" xmlns:cx="http://schemas.microsoft.com/office/drawing/2014/chartex" xmlns:cx1="http://schemas.microsoft.com/office/drawing/2015/9/8/chartex" xmlns:cx2="http://schemas.microsoft.com/office/drawing/2015/10/21/chartex" xmlns:cx3="http://schemas.microsoft.com/office/drawing/2016/5/9/chartex" xmlns:cx4="http://schemas.microsoft.com/office/drawing/2016/5/10/chartex" xmlns:cx5="http://schemas.microsoft.com/office/drawing/2016/5/11/chartex" xmlns:cx6="http://schemas.microsoft.com/office/drawing/2016/5/12/chartex" xmlns:cx7="http://schemas.microsoft.com/office/drawing/2016/5/13/chartex" xmlns:cx8="http://schemas.microsoft.com/office/drawing/2016/5/14/chartex" xmlns:mc="http://schemas.openxmlformats.org/markup-compatibility/2006" xmlns:aink="http://schemas.microsoft.com/office/drawing/2016/ink" xmlns:am3d="http://schemas.microsoft.com/office/drawing/2017/model3d" xmlns:o="urn:schemas-microsoft-com:office:office" xmlns:oel="http://schemas.microsoft.com/office/2019/extlst" xmlns:r="http://schemas.openxmlformats.org/officeDocument/2006/relationships" xmlns:m="http://schemas.openxmlformats.org/officeDocument/2006/math" xmlns:v="urn:schemas-microsoft-com:vml" xmlns:wp14="http://schemas.microsoft.com/office/word/2010/wordprocessingDrawing" xmlns:wp="http://schemas.openxmlformats.org/drawingml/2006/wordprocessingDrawing" xmlns:w10="urn:schemas-microsoft-com:office:word" xmlns:w="http://schemas.openxmlformats.org/wordprocessingml/2006/main" xmlns:w14="http://schemas.microsoft.com/office/word/2010/wordml" xmlns:w15="http://schemas.microsoft.com/office/word/2012/wordml" xmlns:w16cex="http://schemas.microsoft.com/office/word/2018/wordml/cex" xmlns:w16cid="http://schemas.microsoft.com/office/word/2016/wordml/cid" xmlns:w16="http://schemas.microsoft.com/office/word/2018/wordml" xmlns:w16du="http://schemas.microsoft.com/office/word/2023/wordml/word16du" xmlns:w16sdtdh="http://schemas.microsoft.com/office/word/2020/wordml/sdtdatahash" xmlns:w16sdtfl="http://schemas.microsoft.com/office/word/2024/wordml/sdtformatlock" xmlns:w16se="http://schemas.microsoft.com/office/word/2015/wordml/symex" xmlns:wpg="http://schemas.microsoft.com/office/word/2010/wordprocessingGroup" xmlns:wpi="http://schemas.microsoft.com/office/word/2010/wordprocessingInk" xmlns:wne="http://schemas.microsoft.com/office/word/2006/wordml" xmlns:wps="http://schemas.microsoft.com/office/word/2010/wordprocessingShape" mc:Ignorable="w14 w15 w16se w16cid w16 w16cex w16sdtdh w16sdtfl w16du wp14">
   <w:p>
     <w:pPr>
       <w:pStyle w:val="Nessunaspaziatura"/>
@@ -6305,7 +6355,7 @@
 </file>
 
 <file path=word/footer2.xml><?xml version="1.0" encoding="utf-8"?>
-<w:ftr xmlns:wpc="http://schemas.microsoft.com/office/word/2010/wordprocessingCanvas" xmlns:cx="http://schemas.microsoft.com/office/drawing/2014/chartex" xmlns:cx1="http://schemas.microsoft.com/office/drawing/2015/9/8/chartex" xmlns:cx2="http://schemas.microsoft.com/office/drawing/2015/10/21/chartex" xmlns:cx3="http://schemas.microsoft.com/office/drawing/2016/5/9/chartex" xmlns:cx4="http://schemas.microsoft.com/office/drawing/2016/5/10/chartex" xmlns:cx5="http://schemas.microsoft.com/office/drawing/2016/5/11/chartex" xmlns:cx6="http://schemas.microsoft.com/office/drawing/2016/5/12/chartex" xmlns:cx7="http://schemas.microsoft.com/office/drawing/2016/5/13/chartex" xmlns:cx8="http://schemas.microsoft.com/office/drawing/2016/5/14/chartex" xmlns:mc="http://schemas.openxmlformats.org/markup-compatibility/2006" xmlns:aink="http://schemas.microsoft.com/office/drawing/2016/ink" xmlns:am3d="http://schemas.microsoft.com/office/drawing/2017/model3d" xmlns:o="urn:schemas-microsoft-com:office:office" xmlns:oel="http://schemas.microsoft.com/office/2019/extlst" xmlns:r="http://schemas.openxmlformats.org/officeDocument/2006/relationships" xmlns:m="http://schemas.openxmlformats.org/officeDocument/2006/math" xmlns:v="urn:schemas-microsoft-com:vml" xmlns:wp14="http://schemas.microsoft.com/office/word/2010/wordprocessingDrawing" xmlns:wp="http://schemas.openxmlformats.org/drawingml/2006/wordprocessingDrawing" xmlns:w10="urn:schemas-microsoft-com:office:word" xmlns:w="http://schemas.openxmlformats.org/wordprocessingml/2006/main" xmlns:w14="http://schemas.microsoft.com/office/word/2010/wordml" xmlns:w15="http://schemas.microsoft.com/office/word/2012/wordml" xmlns:w16cex="http://schemas.microsoft.com/office/word/2018/wordml/cex" xmlns:w16cid="http://schemas.microsoft.com/office/word/2016/wordml/cid" xmlns:w16="http://schemas.microsoft.com/office/word/2018/wordml" xmlns:w16sdtdh="http://schemas.microsoft.com/office/word/2020/wordml/sdtdatahash" xmlns:w16se="http://schemas.microsoft.com/office/word/2015/wordml/symex" xmlns:wpg="http://schemas.microsoft.com/office/word/2010/wordprocessingGroup" xmlns:wpi="http://schemas.microsoft.com/office/word/2010/wordprocessingInk" xmlns:wne="http://schemas.microsoft.com/office/word/2006/wordml" xmlns:wps="http://schemas.microsoft.com/office/word/2010/wordprocessingShape" mc:Ignorable="w14 w15 w16se w16cid w16 w16cex w16sdtdh wp14">
+<w:ftr xmlns:wpc="http://schemas.microsoft.com/office/word/2010/wordprocessingCanvas" xmlns:cx="http://schemas.microsoft.com/office/drawing/2014/chartex" xmlns:cx1="http://schemas.microsoft.com/office/drawing/2015/9/8/chartex" xmlns:cx2="http://schemas.microsoft.com/office/drawing/2015/10/21/chartex" xmlns:cx3="http://schemas.microsoft.com/office/drawing/2016/5/9/chartex" xmlns:cx4="http://schemas.microsoft.com/office/drawing/2016/5/10/chartex" xmlns:cx5="http://schemas.microsoft.com/office/drawing/2016/5/11/chartex" xmlns:cx6="http://schemas.microsoft.com/office/drawing/2016/5/12/chartex" xmlns:cx7="http://schemas.microsoft.com/office/drawing/2016/5/13/chartex" xmlns:cx8="http://schemas.microsoft.com/office/drawing/2016/5/14/chartex" xmlns:mc="http://schemas.openxmlformats.org/markup-compatibility/2006" xmlns:aink="http://schemas.microsoft.com/office/drawing/2016/ink" xmlns:am3d="http://schemas.microsoft.com/office/drawing/2017/model3d" xmlns:o="urn:schemas-microsoft-com:office:office" xmlns:oel="http://schemas.microsoft.com/office/2019/extlst" xmlns:r="http://schemas.openxmlformats.org/officeDocument/2006/relationships" xmlns:m="http://schemas.openxmlformats.org/officeDocument/2006/math" xmlns:v="urn:schemas-microsoft-com:vml" xmlns:wp14="http://schemas.microsoft.com/office/word/2010/wordprocessingDrawing" xmlns:wp="http://schemas.openxmlformats.org/drawingml/2006/wordprocessingDrawing" xmlns:w10="urn:schemas-microsoft-com:office:word" xmlns:w="http://schemas.openxmlformats.org/wordprocessingml/2006/main" xmlns:w14="http://schemas.microsoft.com/office/word/2010/wordml" xmlns:w15="http://schemas.microsoft.com/office/word/2012/wordml" xmlns:w16cex="http://schemas.microsoft.com/office/word/2018/wordml/cex" xmlns:w16cid="http://schemas.microsoft.com/office/word/2016/wordml/cid" xmlns:w16="http://schemas.microsoft.com/office/word/2018/wordml" xmlns:w16du="http://schemas.microsoft.com/office/word/2023/wordml/word16du" xmlns:w16sdtdh="http://schemas.microsoft.com/office/word/2020/wordml/sdtdatahash" xmlns:w16sdtfl="http://schemas.microsoft.com/office/word/2024/wordml/sdtformatlock" xmlns:w16se="http://schemas.microsoft.com/office/word/2015/wordml/symex" xmlns:wpg="http://schemas.microsoft.com/office/word/2010/wordprocessingGroup" xmlns:wpi="http://schemas.microsoft.com/office/word/2010/wordprocessingInk" xmlns:wne="http://schemas.microsoft.com/office/word/2006/wordml" xmlns:wps="http://schemas.microsoft.com/office/word/2010/wordprocessingShape" mc:Ignorable="w14 w15 w16se w16cid w16 w16cex w16sdtdh w16sdtfl w16du wp14">
   <w:p>
     <w:pPr>
       <w:spacing w:after="0"/>
@@ -6629,7 +6679,7 @@
 </file>
 
 <file path=word/footnotes.xml><?xml version="1.0" encoding="utf-8"?>
-<w:footnotes xmlns:wpc="http://schemas.microsoft.com/office/word/2010/wordprocessingCanvas" xmlns:cx="http://schemas.microsoft.com/office/drawing/2014/chartex" xmlns:cx1="http://schemas.microsoft.com/office/drawing/2015/9/8/chartex" xmlns:cx2="http://schemas.microsoft.com/office/drawing/2015/10/21/chartex" xmlns:cx3="http://schemas.microsoft.com/office/drawing/2016/5/9/chartex" xmlns:cx4="http://schemas.microsoft.com/office/drawing/2016/5/10/chartex" xmlns:cx5="http://schemas.microsoft.com/office/drawing/2016/5/11/chartex" xmlns:cx6="http://schemas.microsoft.com/office/drawing/2016/5/12/chartex" xmlns:cx7="http://schemas.microsoft.com/office/drawing/2016/5/13/chartex" xmlns:cx8="http://schemas.microsoft.com/office/drawing/2016/5/14/chartex" xmlns:mc="http://schemas.openxmlformats.org/markup-compatibility/2006" xmlns:aink="http://schemas.microsoft.com/office/drawing/2016/ink" xmlns:am3d="http://schemas.microsoft.com/office/drawing/2017/model3d" xmlns:o="urn:schemas-microsoft-com:office:office" xmlns:oel="http://schemas.microsoft.com/office/2019/extlst" xmlns:r="http://schemas.openxmlformats.org/officeDocument/2006/relationships" xmlns:m="http://schemas.openxmlformats.org/officeDocument/2006/math" xmlns:v="urn:schemas-microsoft-com:vml" xmlns:wp14="http://schemas.microsoft.com/office/word/2010/wordprocessingDrawing" xmlns:wp="http://schemas.openxmlformats.org/drawingml/2006/wordprocessingDrawing" xmlns:w10="urn:schemas-microsoft-com:office:word" xmlns:w="http://schemas.openxmlformats.org/wordprocessingml/2006/main" xmlns:w14="http://schemas.microsoft.com/office/word/2010/wordml" xmlns:w15="http://schemas.microsoft.com/office/word/2012/wordml" xmlns:w16cex="http://schemas.microsoft.com/office/word/2018/wordml/cex" xmlns:w16cid="http://schemas.microsoft.com/office/word/2016/wordml/cid" xmlns:w16="http://schemas.microsoft.com/office/word/2018/wordml" xmlns:w16sdtdh="http://schemas.microsoft.com/office/word/2020/wordml/sdtdatahash" xmlns:w16se="http://schemas.microsoft.com/office/word/2015/wordml/symex" xmlns:wpg="http://schemas.microsoft.com/office/word/2010/wordprocessingGroup" xmlns:wpi="http://schemas.microsoft.com/office/word/2010/wordprocessingInk" xmlns:wne="http://schemas.microsoft.com/office/word/2006/wordml" xmlns:wps="http://schemas.microsoft.com/office/word/2010/wordprocessingShape" mc:Ignorable="w14 w15 w16se w16cid w16 w16cex w16sdtdh wp14">
+<w:footnotes xmlns:wpc="http://schemas.microsoft.com/office/word/2010/wordprocessingCanvas" xmlns:cx="http://schemas.microsoft.com/office/drawing/2014/chartex" xmlns:cx1="http://schemas.microsoft.com/office/drawing/2015/9/8/chartex" xmlns:cx2="http://schemas.microsoft.com/office/drawing/2015/10/21/chartex" xmlns:cx3="http://schemas.microsoft.com/office/drawing/2016/5/9/chartex" xmlns:cx4="http://schemas.microsoft.com/office/drawing/2016/5/10/chartex" xmlns:cx5="http://schemas.microsoft.com/office/drawing/2016/5/11/chartex" xmlns:cx6="http://schemas.microsoft.com/office/drawing/2016/5/12/chartex" xmlns:cx7="http://schemas.microsoft.com/office/drawing/2016/5/13/chartex" xmlns:cx8="http://schemas.microsoft.com/office/drawing/2016/5/14/chartex" xmlns:mc="http://schemas.openxmlformats.org/markup-compatibility/2006" xmlns:aink="http://schemas.microsoft.com/office/drawing/2016/ink" xmlns:am3d="http://schemas.microsoft.com/office/drawing/2017/model3d" xmlns:o="urn:schemas-microsoft-com:office:office" xmlns:oel="http://schemas.microsoft.com/office/2019/extlst" xmlns:r="http://schemas.openxmlformats.org/officeDocument/2006/relationships" xmlns:m="http://schemas.openxmlformats.org/officeDocument/2006/math" xmlns:v="urn:schemas-microsoft-com:vml" xmlns:wp14="http://schemas.microsoft.com/office/word/2010/wordprocessingDrawing" xmlns:wp="http://schemas.openxmlformats.org/drawingml/2006/wordprocessingDrawing" xmlns:w10="urn:schemas-microsoft-com:office:word" xmlns:w="http://schemas.openxmlformats.org/wordprocessingml/2006/main" xmlns:w14="http://schemas.microsoft.com/office/word/2010/wordml" xmlns:w15="http://schemas.microsoft.com/office/word/2012/wordml" xmlns:w16cex="http://schemas.microsoft.com/office/word/2018/wordml/cex" xmlns:w16cid="http://schemas.microsoft.com/office/word/2016/wordml/cid" xmlns:w16="http://schemas.microsoft.com/office/word/2018/wordml" xmlns:w16du="http://schemas.microsoft.com/office/word/2023/wordml/word16du" xmlns:w16sdtdh="http://schemas.microsoft.com/office/word/2020/wordml/sdtdatahash" xmlns:w16sdtfl="http://schemas.microsoft.com/office/word/2024/wordml/sdtformatlock" xmlns:w16se="http://schemas.microsoft.com/office/word/2015/wordml/symex" xmlns:wpg="http://schemas.microsoft.com/office/word/2010/wordprocessingGroup" xmlns:wpi="http://schemas.microsoft.com/office/word/2010/wordprocessingInk" xmlns:wne="http://schemas.microsoft.com/office/word/2006/wordml" xmlns:wps="http://schemas.microsoft.com/office/word/2010/wordprocessingShape" mc:Ignorable="w14 w15 w16se w16cid w16 w16cex w16sdtdh w16sdtfl w16du wp14">
   <w:footnote w:type="separator" w:id="-1">
     <w:p>
       <w:pPr>
@@ -6661,7 +6711,7 @@
 </file>
 
 <file path=word/header1.xml><?xml version="1.0" encoding="utf-8"?>
-<w:hdr xmlns:wpc="http://schemas.microsoft.com/office/word/2010/wordprocessingCanvas" xmlns:cx="http://schemas.microsoft.com/office/drawing/2014/chartex" xmlns:cx1="http://schemas.microsoft.com/office/drawing/2015/9/8/chartex" xmlns:cx2="http://schemas.microsoft.com/office/drawing/2015/10/21/chartex" xmlns:cx3="http://schemas.microsoft.com/office/drawing/2016/5/9/chartex" xmlns:cx4="http://schemas.microsoft.com/office/drawing/2016/5/10/chartex" xmlns:cx5="http://schemas.microsoft.com/office/drawing/2016/5/11/chartex" xmlns:cx6="http://schemas.microsoft.com/office/drawing/2016/5/12/chartex" xmlns:cx7="http://schemas.microsoft.com/office/drawing/2016/5/13/chartex" xmlns:cx8="http://schemas.microsoft.com/office/drawing/2016/5/14/chartex" xmlns:mc="http://schemas.openxmlformats.org/markup-compatibility/2006" xmlns:aink="http://schemas.microsoft.com/office/drawing/2016/ink" xmlns:am3d="http://schemas.microsoft.com/office/drawing/2017/model3d" xmlns:o="urn:schemas-microsoft-com:office:office" xmlns:oel="http://schemas.microsoft.com/office/2019/extlst" xmlns:r="http://schemas.openxmlformats.org/officeDocument/2006/relationships" xmlns:m="http://schemas.openxmlformats.org/officeDocument/2006/math" xmlns:v="urn:schemas-microsoft-com:vml" xmlns:wp14="http://schemas.microsoft.com/office/word/2010/wordprocessingDrawing" xmlns:wp="http://schemas.openxmlformats.org/drawingml/2006/wordprocessingDrawing" xmlns:w10="urn:schemas-microsoft-com:office:word" xmlns:w="http://schemas.openxmlformats.org/wordprocessingml/2006/main" xmlns:w14="http://schemas.microsoft.com/office/word/2010/wordml" xmlns:w15="http://schemas.microsoft.com/office/word/2012/wordml" xmlns:w16cex="http://schemas.microsoft.com/office/word/2018/wordml/cex" xmlns:w16cid="http://schemas.microsoft.com/office/word/2016/wordml/cid" xmlns:w16="http://schemas.microsoft.com/office/word/2018/wordml" xmlns:w16sdtdh="http://schemas.microsoft.com/office/word/2020/wordml/sdtdatahash" xmlns:w16se="http://schemas.microsoft.com/office/word/2015/wordml/symex" xmlns:wpg="http://schemas.microsoft.com/office/word/2010/wordprocessingGroup" xmlns:wpi="http://schemas.microsoft.com/office/word/2010/wordprocessingInk" xmlns:wne="http://schemas.microsoft.com/office/word/2006/wordml" xmlns:wps="http://schemas.microsoft.com/office/word/2010/wordprocessingShape" mc:Ignorable="w14 w15 w16se w16cid w16 w16cex w16sdtdh wp14">
+<w:hdr xmlns:wpc="http://schemas.microsoft.com/office/word/2010/wordprocessingCanvas" xmlns:cx="http://schemas.microsoft.com/office/drawing/2014/chartex" xmlns:cx1="http://schemas.microsoft.com/office/drawing/2015/9/8/chartex" xmlns:cx2="http://schemas.microsoft.com/office/drawing/2015/10/21/chartex" xmlns:cx3="http://schemas.microsoft.com/office/drawing/2016/5/9/chartex" xmlns:cx4="http://schemas.microsoft.com/office/drawing/2016/5/10/chartex" xmlns:cx5="http://schemas.microsoft.com/office/drawing/2016/5/11/chartex" xmlns:cx6="http://schemas.microsoft.com/office/drawing/2016/5/12/chartex" xmlns:cx7="http://schemas.microsoft.com/office/drawing/2016/5/13/chartex" xmlns:cx8="http://schemas.microsoft.com/office/drawing/2016/5/14/chartex" xmlns:mc="http://schemas.openxmlformats.org/markup-compatibility/2006" xmlns:aink="http://schemas.microsoft.com/office/drawing/2016/ink" xmlns:am3d="http://schemas.microsoft.com/office/drawing/2017/model3d" xmlns:o="urn:schemas-microsoft-com:office:office" xmlns:oel="http://schemas.microsoft.com/office/2019/extlst" xmlns:r="http://schemas.openxmlformats.org/officeDocument/2006/relationships" xmlns:m="http://schemas.openxmlformats.org/officeDocument/2006/math" xmlns:v="urn:schemas-microsoft-com:vml" xmlns:wp14="http://schemas.microsoft.com/office/word/2010/wordprocessingDrawing" xmlns:wp="http://schemas.openxmlformats.org/drawingml/2006/wordprocessingDrawing" xmlns:w10="urn:schemas-microsoft-com:office:word" xmlns:w="http://schemas.openxmlformats.org/wordprocessingml/2006/main" xmlns:w14="http://schemas.microsoft.com/office/word/2010/wordml" xmlns:w15="http://schemas.microsoft.com/office/word/2012/wordml" xmlns:w16cex="http://schemas.microsoft.com/office/word/2018/wordml/cex" xmlns:w16cid="http://schemas.microsoft.com/office/word/2016/wordml/cid" xmlns:w16="http://schemas.microsoft.com/office/word/2018/wordml" xmlns:w16du="http://schemas.microsoft.com/office/word/2023/wordml/word16du" xmlns:w16sdtdh="http://schemas.microsoft.com/office/word/2020/wordml/sdtdatahash" xmlns:w16sdtfl="http://schemas.microsoft.com/office/word/2024/wordml/sdtformatlock" xmlns:w16se="http://schemas.microsoft.com/office/word/2015/wordml/symex" xmlns:wpg="http://schemas.microsoft.com/office/word/2010/wordprocessingGroup" xmlns:wpi="http://schemas.microsoft.com/office/word/2010/wordprocessingInk" xmlns:wne="http://schemas.microsoft.com/office/word/2006/wordml" xmlns:wps="http://schemas.microsoft.com/office/word/2010/wordprocessingShape" mc:Ignorable="w14 w15 w16se w16cid w16 w16cex w16sdtdh w16sdtfl w16du wp14">
   <w:p>
     <w:pPr>
       <w:pStyle w:val="Intestazione"/>
@@ -6855,7 +6905,7 @@
             </wp:anchor>
           </w:drawing>
         </mc:Choice>
-        <mc:Fallback xmlns:a14="http://schemas.microsoft.com/office/drawing/2010/main" xmlns:pic="http://schemas.openxmlformats.org/drawingml/2006/picture" xmlns:a="http://schemas.openxmlformats.org/drawingml/2006/main" xmlns:w16sdtfl="http://schemas.microsoft.com/office/word/2024/wordml/sdtformatlock" xmlns:w16du="http://schemas.microsoft.com/office/word/2023/wordml/word16du">
+        <mc:Fallback xmlns:a14="http://schemas.microsoft.com/office/drawing/2010/main" xmlns:pic="http://schemas.openxmlformats.org/drawingml/2006/picture" xmlns:a="http://schemas.openxmlformats.org/drawingml/2006/main">
           <w:pict w14:anchorId="160C3368">
             <v:rect id="Rectangle 14" style="position:absolute;margin-left:-1.4pt;margin-top:17.9pt;width:493.25pt;height:1.4pt;z-index:251658241;visibility:visible;mso-wrap-style:square;mso-width-percent:0;mso-height-percent:0;mso-wrap-distance-left:9pt;mso-wrap-distance-top:0;mso-wrap-distance-right:9pt;mso-wrap-distance-bottom:0;mso-position-horizontal:absolute;mso-position-horizontal-relative:text;mso-position-vertical:absolute;mso-position-vertical-relative:text;mso-width-percent:0;mso-height-percent:0;mso-width-relative:page;mso-height-relative:page;v-text-anchor:top" o:spid="_x0000_s1026" fillcolor="#ffba3a" stroked="f" w14:anchorId="6A90CDC6" o:gfxdata="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">
               <v:fill type="gradient" color2="#ffbd43" focus="100%"/>
@@ -6964,7 +7014,7 @@
               <v:stroke joinstyle="miter"/>
               <v:path gradientshapeok="t" o:connecttype="rect"/>
             </v:shapetype>
-            <v:shape id="Text Box 1" o:spid="_x0000_s1026" type="#_x0000_t202" alt="{&quot;HashCode&quot;:252953469,&quot;Height&quot;:841.0,&quot;Width&quot;:595.0,&quot;Placement&quot;:&quot;Header&quot;,&quot;Index&quot;:&quot;Primary&quot;,&quot;Section&quot;:1,&quot;Top&quot;:0.0,&quot;Left&quot;:0.0}" style="position:absolute;margin-left:0;margin-top:15pt;width:595.3pt;height:21.5pt;z-index:251658240;visibility:visible;mso-wrap-style:square;mso-wrap-distance-left:9pt;mso-wrap-distance-top:0;mso-wrap-distance-right:9pt;mso-wrap-distance-bottom:0;mso-position-horizontal:absolute;mso-position-horizontal-relative:page;mso-position-vertical:absolute;mso-position-vertical-relative:page;v-text-anchor:top" o:gfxdata="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" o:allowincell="f" filled="f" stroked="f" strokeweight=".5pt">
+            <v:shape id="Text Box 1" o:spid="_x0000_s1026" type="#_x0000_t202" alt="{&quot;HashCode&quot;:252953469,&quot;Height&quot;:841.0,&quot;Width&quot;:595.0,&quot;Placement&quot;:&quot;Header&quot;,&quot;Index&quot;:&quot;Primary&quot;,&quot;Section&quot;:1,&quot;Top&quot;:0.0,&quot;Left&quot;:0.0}" style="position:absolute;margin-left:0;margin-top:15pt;width:595.3pt;height:21.5pt;z-index:251658240;visibility:visible;mso-wrap-style:square;mso-wrap-distance-left:9pt;mso-wrap-distance-top:0;mso-wrap-distance-right:9pt;mso-wrap-distance-bottom:0;mso-position-horizontal:absolute;mso-position-horizontal-relative:page;mso-position-vertical:absolute;mso-position-vertical-relative:page;v-text-anchor:top" o:gfxdata="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" o:allowincell="f" filled="f" stroked="f" strokeweight=".5pt">
               <v:textbox inset=",0,20pt,0">
                 <w:txbxContent>
                   <w:p>
@@ -6994,7 +7044,7 @@
 </file>
 
 <file path=word/header2.xml><?xml version="1.0" encoding="utf-8"?>
-<w:hdr xmlns:wpc="http://schemas.microsoft.com/office/word/2010/wordprocessingCanvas" xmlns:cx="http://schemas.microsoft.com/office/drawing/2014/chartex" xmlns:cx1="http://schemas.microsoft.com/office/drawing/2015/9/8/chartex" xmlns:cx2="http://schemas.microsoft.com/office/drawing/2015/10/21/chartex" xmlns:cx3="http://schemas.microsoft.com/office/drawing/2016/5/9/chartex" xmlns:cx4="http://schemas.microsoft.com/office/drawing/2016/5/10/chartex" xmlns:cx5="http://schemas.microsoft.com/office/drawing/2016/5/11/chartex" xmlns:cx6="http://schemas.microsoft.com/office/drawing/2016/5/12/chartex" xmlns:cx7="http://schemas.microsoft.com/office/drawing/2016/5/13/chartex" xmlns:cx8="http://schemas.microsoft.com/office/drawing/2016/5/14/chartex" xmlns:mc="http://schemas.openxmlformats.org/markup-compatibility/2006" xmlns:aink="http://schemas.microsoft.com/office/drawing/2016/ink" xmlns:am3d="http://schemas.microsoft.com/office/drawing/2017/model3d" xmlns:o="urn:schemas-microsoft-com:office:office" xmlns:oel="http://schemas.microsoft.com/office/2019/extlst" xmlns:r="http://schemas.openxmlformats.org/officeDocument/2006/relationships" xmlns:m="http://schemas.openxmlformats.org/officeDocument/2006/math" xmlns:v="urn:schemas-microsoft-com:vml" xmlns:wp14="http://schemas.microsoft.com/office/word/2010/wordprocessingDrawing" xmlns:wp="http://schemas.openxmlformats.org/drawingml/2006/wordprocessingDrawing" xmlns:w10="urn:schemas-microsoft-com:office:word" xmlns:w="http://schemas.openxmlformats.org/wordprocessingml/2006/main" xmlns:w14="http://schemas.microsoft.com/office/word/2010/wordml" xmlns:w15="http://schemas.microsoft.com/office/word/2012/wordml" xmlns:w16cex="http://schemas.microsoft.com/office/word/2018/wordml/cex" xmlns:w16cid="http://schemas.microsoft.com/office/word/2016/wordml/cid" xmlns:w16="http://schemas.microsoft.com/office/word/2018/wordml" xmlns:w16sdtdh="http://schemas.microsoft.com/office/word/2020/wordml/sdtdatahash" xmlns:w16se="http://schemas.microsoft.com/office/word/2015/wordml/symex" xmlns:wpg="http://schemas.microsoft.com/office/word/2010/wordprocessingGroup" xmlns:wpi="http://schemas.microsoft.com/office/word/2010/wordprocessingInk" xmlns:wne="http://schemas.microsoft.com/office/word/2006/wordml" xmlns:wps="http://schemas.microsoft.com/office/word/2010/wordprocessingShape" mc:Ignorable="w14 w15 w16se w16cid w16 w16cex w16sdtdh wp14">
+<w:hdr xmlns:wpc="http://schemas.microsoft.com/office/word/2010/wordprocessingCanvas" xmlns:cx="http://schemas.microsoft.com/office/drawing/2014/chartex" xmlns:cx1="http://schemas.microsoft.com/office/drawing/2015/9/8/chartex" xmlns:cx2="http://schemas.microsoft.com/office/drawing/2015/10/21/chartex" xmlns:cx3="http://schemas.microsoft.com/office/drawing/2016/5/9/chartex" xmlns:cx4="http://schemas.microsoft.com/office/drawing/2016/5/10/chartex" xmlns:cx5="http://schemas.microsoft.com/office/drawing/2016/5/11/chartex" xmlns:cx6="http://schemas.microsoft.com/office/drawing/2016/5/12/chartex" xmlns:cx7="http://schemas.microsoft.com/office/drawing/2016/5/13/chartex" xmlns:cx8="http://schemas.microsoft.com/office/drawing/2016/5/14/chartex" xmlns:mc="http://schemas.openxmlformats.org/markup-compatibility/2006" xmlns:aink="http://schemas.microsoft.com/office/drawing/2016/ink" xmlns:am3d="http://schemas.microsoft.com/office/drawing/2017/model3d" xmlns:o="urn:schemas-microsoft-com:office:office" xmlns:oel="http://schemas.microsoft.com/office/2019/extlst" xmlns:r="http://schemas.openxmlformats.org/officeDocument/2006/relationships" xmlns:m="http://schemas.openxmlformats.org/officeDocument/2006/math" xmlns:v="urn:schemas-microsoft-com:vml" xmlns:wp14="http://schemas.microsoft.com/office/word/2010/wordprocessingDrawing" xmlns:wp="http://schemas.openxmlformats.org/drawingml/2006/wordprocessingDrawing" xmlns:w10="urn:schemas-microsoft-com:office:word" xmlns:w="http://schemas.openxmlformats.org/wordprocessingml/2006/main" xmlns:w14="http://schemas.microsoft.com/office/word/2010/wordml" xmlns:w15="http://schemas.microsoft.com/office/word/2012/wordml" xmlns:w16cex="http://schemas.microsoft.com/office/word/2018/wordml/cex" xmlns:w16cid="http://schemas.microsoft.com/office/word/2016/wordml/cid" xmlns:w16="http://schemas.microsoft.com/office/word/2018/wordml" xmlns:w16du="http://schemas.microsoft.com/office/word/2023/wordml/word16du" xmlns:w16sdtdh="http://schemas.microsoft.com/office/word/2020/wordml/sdtdatahash" xmlns:w16sdtfl="http://schemas.microsoft.com/office/word/2024/wordml/sdtformatlock" xmlns:w16se="http://schemas.microsoft.com/office/word/2015/wordml/symex" xmlns:wpg="http://schemas.microsoft.com/office/word/2010/wordprocessingGroup" xmlns:wpi="http://schemas.microsoft.com/office/word/2010/wordprocessingInk" xmlns:wne="http://schemas.microsoft.com/office/word/2006/wordml" xmlns:wps="http://schemas.microsoft.com/office/word/2010/wordprocessingShape" mc:Ignorable="w14 w15 w16se w16cid w16 w16cex w16sdtdh w16sdtfl w16du wp14">
   <w:p>
     <w:pPr>
       <w:pStyle w:val="Intestazione"/>
@@ -7078,7 +7128,7 @@
               <v:stroke joinstyle="miter"/>
               <v:path gradientshapeok="t" o:connecttype="rect"/>
             </v:shapetype>
-            <v:shape id="Text Box 16" o:spid="_x0000_s1027" type="#_x0000_t202" alt="{&quot;HashCode&quot;:252953469,&quot;Height&quot;:841.0,&quot;Width&quot;:595.0,&quot;Placement&quot;:&quot;Header&quot;,&quot;Index&quot;:&quot;FirstPage&quot;,&quot;Section&quot;:1,&quot;Top&quot;:0.0,&quot;Left&quot;:0.0}" style="position:absolute;margin-left:0;margin-top:15pt;width:595.3pt;height:21.5pt;z-index:251658242;visibility:visible;mso-wrap-style:square;mso-wrap-distance-left:9pt;mso-wrap-distance-top:0;mso-wrap-distance-right:9pt;mso-wrap-distance-bottom:0;mso-position-horizontal:absolute;mso-position-horizontal-relative:page;mso-position-vertical:absolute;mso-position-vertical-relative:page;v-text-anchor:top" o:gfxdata="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" o:allowincell="f" filled="f" stroked="f" strokeweight=".5pt">
+            <v:shape id="Text Box 16" o:spid="_x0000_s1027" type="#_x0000_t202" alt="{&quot;HashCode&quot;:252953469,&quot;Height&quot;:841.0,&quot;Width&quot;:595.0,&quot;Placement&quot;:&quot;Header&quot;,&quot;Index&quot;:&quot;FirstPage&quot;,&quot;Section&quot;:1,&quot;Top&quot;:0.0,&quot;Left&quot;:0.0}" style="position:absolute;margin-left:0;margin-top:15pt;width:595.3pt;height:21.5pt;z-index:251658242;visibility:visible;mso-wrap-style:square;mso-wrap-distance-left:9pt;mso-wrap-distance-top:0;mso-wrap-distance-right:9pt;mso-wrap-distance-bottom:0;mso-position-horizontal:absolute;mso-position-horizontal-relative:page;mso-position-vertical:absolute;mso-position-vertical-relative:page;v-text-anchor:top" o:gfxdata="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" o:allowincell="f" filled="f" stroked="f" strokeweight=".5pt">
               <v:textbox inset=",0,20pt,0">
                 <w:txbxContent>
                   <w:p>
@@ -7105,7 +7155,7 @@
 </file>
 
 <file path=word/numbering.xml><?xml version="1.0" encoding="utf-8"?>
-<w:numbering xmlns:wpc="http://schemas.microsoft.com/office/word/2010/wordprocessingCanvas" xmlns:cx="http://schemas.microsoft.com/office/drawing/2014/chartex" xmlns:cx1="http://schemas.microsoft.com/office/drawing/2015/9/8/chartex" xmlns:cx2="http://schemas.microsoft.com/office/drawing/2015/10/21/chartex" xmlns:cx3="http://schemas.microsoft.com/office/drawing/2016/5/9/chartex" xmlns:cx4="http://schemas.microsoft.com/office/drawing/2016/5/10/chartex" xmlns:cx5="http://schemas.microsoft.com/office/drawing/2016/5/11/chartex" xmlns:cx6="http://schemas.microsoft.com/office/drawing/2016/5/12/chartex" xmlns:cx7="http://schemas.microsoft.com/office/drawing/2016/5/13/chartex" xmlns:cx8="http://schemas.microsoft.com/office/drawing/2016/5/14/chartex" xmlns:mc="http://schemas.openxmlformats.org/markup-compatibility/2006" xmlns:aink="http://schemas.microsoft.com/office/drawing/2016/ink" xmlns:am3d="http://schemas.microsoft.com/office/drawing/2017/model3d" xmlns:o="urn:schemas-microsoft-com:office:office" xmlns:oel="http://schemas.microsoft.com/office/2019/extlst" xmlns:r="http://schemas.openxmlformats.org/officeDocument/2006/relationships" xmlns:m="http://schemas.openxmlformats.org/officeDocument/2006/math" xmlns:v="urn:schemas-microsoft-com:vml" xmlns:wp14="http://schemas.microsoft.com/office/word/2010/wordprocessingDrawing" xmlns:wp="http://schemas.openxmlformats.org/drawingml/2006/wordprocessingDrawing" xmlns:w10="urn:schemas-microsoft-com:office:word" xmlns:w="http://schemas.openxmlformats.org/wordprocessingml/2006/main" xmlns:w14="http://schemas.microsoft.com/office/word/2010/wordml" xmlns:w15="http://schemas.microsoft.com/office/word/2012/wordml" xmlns:w16cex="http://schemas.microsoft.com/office/word/2018/wordml/cex" xmlns:w16cid="http://schemas.microsoft.com/office/word/2016/wordml/cid" xmlns:w16="http://schemas.microsoft.com/office/word/2018/wordml" xmlns:w16sdtdh="http://schemas.microsoft.com/office/word/2020/wordml/sdtdatahash" xmlns:w16se="http://schemas.microsoft.com/office/word/2015/wordml/symex" xmlns:wpg="http://schemas.microsoft.com/office/word/2010/wordprocessingGroup" xmlns:wpi="http://schemas.microsoft.com/office/word/2010/wordprocessingInk" xmlns:wne="http://schemas.microsoft.com/office/word/2006/wordml" xmlns:wps="http://schemas.microsoft.com/office/word/2010/wordprocessingShape" mc:Ignorable="w14 w15 w16se w16cid w16 w16cex w16sdtdh wp14">
+<w:numbering xmlns:wpc="http://schemas.microsoft.com/office/word/2010/wordprocessingCanvas" xmlns:cx="http://schemas.microsoft.com/office/drawing/2014/chartex" xmlns:cx1="http://schemas.microsoft.com/office/drawing/2015/9/8/chartex" xmlns:cx2="http://schemas.microsoft.com/office/drawing/2015/10/21/chartex" xmlns:cx3="http://schemas.microsoft.com/office/drawing/2016/5/9/chartex" xmlns:cx4="http://schemas.microsoft.com/office/drawing/2016/5/10/chartex" xmlns:cx5="http://schemas.microsoft.com/office/drawing/2016/5/11/chartex" xmlns:cx6="http://schemas.microsoft.com/office/drawing/2016/5/12/chartex" xmlns:cx7="http://schemas.microsoft.com/office/drawing/2016/5/13/chartex" xmlns:cx8="http://schemas.microsoft.com/office/drawing/2016/5/14/chartex" xmlns:mc="http://schemas.openxmlformats.org/markup-compatibility/2006" xmlns:aink="http://schemas.microsoft.com/office/drawing/2016/ink" xmlns:am3d="http://schemas.microsoft.com/office/drawing/2017/model3d" xmlns:o="urn:schemas-microsoft-com:office:office" xmlns:oel="http://schemas.microsoft.com/office/2019/extlst" xmlns:r="http://schemas.openxmlformats.org/officeDocument/2006/relationships" xmlns:m="http://schemas.openxmlformats.org/officeDocument/2006/math" xmlns:v="urn:schemas-microsoft-com:vml" xmlns:wp14="http://schemas.microsoft.com/office/word/2010/wordprocessingDrawing" xmlns:wp="http://schemas.openxmlformats.org/drawingml/2006/wordprocessingDrawing" xmlns:w10="urn:schemas-microsoft-com:office:word" xmlns:w="http://schemas.openxmlformats.org/wordprocessingml/2006/main" xmlns:w14="http://schemas.microsoft.com/office/word/2010/wordml" xmlns:w15="http://schemas.microsoft.com/office/word/2012/wordml" xmlns:w16cex="http://schemas.microsoft.com/office/word/2018/wordml/cex" xmlns:w16cid="http://schemas.microsoft.com/office/word/2016/wordml/cid" xmlns:w16="http://schemas.microsoft.com/office/word/2018/wordml" xmlns:w16du="http://schemas.microsoft.com/office/word/2023/wordml/word16du" xmlns:w16sdtdh="http://schemas.microsoft.com/office/word/2020/wordml/sdtdatahash" xmlns:w16sdtfl="http://schemas.microsoft.com/office/word/2024/wordml/sdtformatlock" xmlns:w16se="http://schemas.microsoft.com/office/word/2015/wordml/symex" xmlns:wpg="http://schemas.microsoft.com/office/word/2010/wordprocessingGroup" xmlns:wpi="http://schemas.microsoft.com/office/word/2010/wordprocessingInk" xmlns:wne="http://schemas.microsoft.com/office/word/2006/wordml" xmlns:wps="http://schemas.microsoft.com/office/word/2010/wordprocessingShape" mc:Ignorable="w14 w15 w16se w16cid w16 w16cex w16sdtdh w16sdtfl w16du wp14">
   <w:abstractNum w:abstractNumId="0" w15:restartNumberingAfterBreak="0">
     <w:nsid w:val="06650E71"/>
     <w:multiLevelType w:val="hybridMultilevel"/>
@@ -9421,7 +9471,7 @@
 </file>
 
 <file path=word/styles.xml><?xml version="1.0" encoding="utf-8"?>
-<w:styles xmlns:mc="http://schemas.openxmlformats.org/markup-compatibility/2006" xmlns:r="http://schemas.openxmlformats.org/officeDocument/2006/relationships" xmlns:w="http://schemas.openxmlformats.org/wordprocessingml/2006/main" xmlns:w14="http://schemas.microsoft.com/office/word/2010/wordml" xmlns:w15="http://schemas.microsoft.com/office/word/2012/wordml" xmlns:w16cex="http://schemas.microsoft.com/office/word/2018/wordml/cex" xmlns:w16cid="http://schemas.microsoft.com/office/word/2016/wordml/cid" xmlns:w16="http://schemas.microsoft.com/office/word/2018/wordml" xmlns:w16sdtdh="http://schemas.microsoft.com/office/word/2020/wordml/sdtdatahash" xmlns:w16se="http://schemas.microsoft.com/office/word/2015/wordml/symex" mc:Ignorable="w14 w15 w16se w16cid w16 w16cex w16sdtdh">
+<w:styles xmlns:mc="http://schemas.openxmlformats.org/markup-compatibility/2006" xmlns:r="http://schemas.openxmlformats.org/officeDocument/2006/relationships" xmlns:w="http://schemas.openxmlformats.org/wordprocessingml/2006/main" xmlns:w14="http://schemas.microsoft.com/office/word/2010/wordml" xmlns:w15="http://schemas.microsoft.com/office/word/2012/wordml" xmlns:w16cex="http://schemas.microsoft.com/office/word/2018/wordml/cex" xmlns:w16cid="http://schemas.microsoft.com/office/word/2016/wordml/cid" xmlns:w16="http://schemas.microsoft.com/office/word/2018/wordml" xmlns:w16du="http://schemas.microsoft.com/office/word/2023/wordml/word16du" xmlns:w16sdtdh="http://schemas.microsoft.com/office/word/2020/wordml/sdtdatahash" xmlns:w16sdtfl="http://schemas.microsoft.com/office/word/2024/wordml/sdtformatlock" xmlns:w16se="http://schemas.microsoft.com/office/word/2015/wordml/symex" mc:Ignorable="w14 w15 w16se w16cid w16 w16cex w16sdtdh w16sdtfl w16du">
   <w:docDefaults>
     <w:rPrDefault>
       <w:rPr>

--- a/Verbale di collaudo Banca - template.docx
+++ b/Verbale di collaudo Banca - template.docx
@@ -339,6 +339,7 @@
           <w:color w:val="003E4D"/>
           <w:szCs w:val="14"/>
         </w:rPr>
+        <w:lastRenderedPageBreak/>
         <w:t>Modifiche al documento</w:t>
       </w:r>
     </w:p>
@@ -1758,7 +1759,6 @@
           <w:docPartUnique/>
         </w:docPartObj>
       </w:sdtPr>
-      <w:sdtEndPr/>
       <w:sdtContent>
         <w:p>
           <w:pPr>
@@ -2220,6 +2220,7 @@
       </w:pPr>
       <w:bookmarkStart w:id="0" w:name="_Toc180587490"/>
       <w:r>
+        <w:lastRenderedPageBreak/>
         <w:t xml:space="preserve">Verbale </w:t>
       </w:r>
       <w:r>
@@ -3368,7 +3369,6 @@
               <w14:uncheckedState w14:val="2610" w14:font="MS Gothic"/>
             </w14:checkbox>
           </w:sdtPr>
-          <w:sdtEndPr/>
           <w:sdtContent>
             <w:tc>
               <w:tcPr>
@@ -3451,6 +3451,14 @@
               </w:rPr>
               <w:t>[i+1]</w:t>
             </w:r>
+            <w:r>
+              <w:rPr>
+                <w:rFonts w:eastAsiaTheme="minorEastAsia"/>
+                <w:sz w:val="18"/>
+                <w:szCs w:val="18"/>
+              </w:rPr>
+              <w:t>}</w:t>
+            </w:r>
           </w:p>
         </w:tc>
         <w:tc>
@@ -3614,7 +3622,7 @@
       </w:tblPr>
       <w:tblGrid>
         <w:gridCol w:w="2720"/>
-        <w:gridCol w:w="3918"/>
+        <w:gridCol w:w="2616"/>
         <w:gridCol w:w="1870"/>
         <w:gridCol w:w="1801"/>
         <w:gridCol w:w="2350"/>
@@ -3627,7 +3635,7 @@
         </w:trPr>
         <w:tc>
           <w:tcPr>
-            <w:tcW w:w="1418" w:type="dxa"/>
+            <w:tcW w:w="2720" w:type="dxa"/>
             <w:shd w:val="clear" w:color="auto" w:fill="FFF1D7" w:themeFill="accent4" w:themeFillTint="33"/>
             <w:noWrap/>
             <w:hideMark/>
@@ -3654,7 +3662,7 @@
         </w:tc>
         <w:tc>
           <w:tcPr>
-            <w:tcW w:w="3918" w:type="dxa"/>
+            <w:tcW w:w="2616" w:type="dxa"/>
             <w:shd w:val="clear" w:color="auto" w:fill="FFF1D7" w:themeFill="accent4" w:themeFillTint="33"/>
             <w:noWrap/>
             <w:hideMark/>
@@ -3821,7 +3829,7 @@
         </w:trPr>
         <w:tc>
           <w:tcPr>
-            <w:tcW w:w="1418" w:type="dxa"/>
+            <w:tcW w:w="2720" w:type="dxa"/>
             <w:noWrap/>
             <w:hideMark/>
           </w:tcPr>
@@ -3882,7 +3890,7 @@
         </w:tc>
         <w:tc>
           <w:tcPr>
-            <w:tcW w:w="3918" w:type="dxa"/>
+            <w:tcW w:w="2616" w:type="dxa"/>
             <w:noWrap/>
             <w:hideMark/>
           </w:tcPr>
@@ -4270,6 +4278,150 @@
                 <w:szCs w:val="16"/>
                 <w:highlight w:val="yellow"/>
                 <w:lang w:eastAsia="it-IT"/>
+              </w:rPr>
+            </w:pPr>
+          </w:p>
+        </w:tc>
+      </w:tr>
+      <w:tr>
+        <w:trPr>
+          <w:trHeight w:val="300"/>
+        </w:trPr>
+        <w:tc>
+          <w:tcPr>
+            <w:tcW w:w="2720" w:type="dxa"/>
+            <w:noWrap/>
+          </w:tcPr>
+          <w:p>
+            <w:pPr>
+              <w:rPr>
+                <w:rFonts w:eastAsiaTheme="minorEastAsia"/>
+                <w:sz w:val="18"/>
+                <w:szCs w:val="18"/>
+              </w:rPr>
+            </w:pPr>
+            <w:r>
+              <w:rPr>
+                <w:rFonts w:eastAsiaTheme="minorEastAsia"/>
+                <w:sz w:val="18"/>
+                <w:szCs w:val="18"/>
+              </w:rPr>
+              <w:t>{</w:t>
+            </w:r>
+            <w:proofErr w:type="spellStart"/>
+            <w:proofErr w:type="gramStart"/>
+            <w:r>
+              <w:rPr>
+                <w:rFonts w:eastAsiaTheme="minorEastAsia"/>
+                <w:sz w:val="18"/>
+                <w:szCs w:val="18"/>
+              </w:rPr>
+              <w:t>d.material</w:t>
+            </w:r>
+            <w:proofErr w:type="spellEnd"/>
+            <w:proofErr w:type="gramEnd"/>
+            <w:r>
+              <w:rPr>
+                <w:rFonts w:eastAsiaTheme="minorEastAsia"/>
+                <w:sz w:val="18"/>
+                <w:szCs w:val="18"/>
+              </w:rPr>
+              <w:t>[i+1]}</w:t>
+            </w:r>
+          </w:p>
+        </w:tc>
+        <w:tc>
+          <w:tcPr>
+            <w:tcW w:w="2616" w:type="dxa"/>
+            <w:noWrap/>
+          </w:tcPr>
+          <w:p>
+            <w:pPr>
+              <w:spacing w:line="259" w:lineRule="auto"/>
+              <w:rPr>
+                <w:rFonts w:eastAsiaTheme="minorEastAsia"/>
+                <w:sz w:val="18"/>
+                <w:szCs w:val="18"/>
+              </w:rPr>
+            </w:pPr>
+          </w:p>
+        </w:tc>
+        <w:tc>
+          <w:tcPr>
+            <w:tcW w:w="1870" w:type="dxa"/>
+            <w:noWrap/>
+          </w:tcPr>
+          <w:p>
+            <w:pPr>
+              <w:spacing w:line="259" w:lineRule="auto"/>
+              <w:rPr>
+                <w:rFonts w:eastAsiaTheme="minorEastAsia"/>
+                <w:sz w:val="18"/>
+                <w:szCs w:val="18"/>
+              </w:rPr>
+            </w:pPr>
+          </w:p>
+        </w:tc>
+        <w:tc>
+          <w:tcPr>
+            <w:tcW w:w="1801" w:type="dxa"/>
+            <w:noWrap/>
+          </w:tcPr>
+          <w:p>
+            <w:pPr>
+              <w:spacing w:line="259" w:lineRule="auto"/>
+              <w:rPr>
+                <w:rFonts w:eastAsiaTheme="minorEastAsia"/>
+                <w:sz w:val="18"/>
+                <w:szCs w:val="18"/>
+              </w:rPr>
+            </w:pPr>
+          </w:p>
+        </w:tc>
+        <w:tc>
+          <w:tcPr>
+            <w:tcW w:w="2350" w:type="dxa"/>
+            <w:noWrap/>
+          </w:tcPr>
+          <w:p>
+            <w:pPr>
+              <w:spacing w:line="259" w:lineRule="auto"/>
+              <w:rPr>
+                <w:rFonts w:eastAsiaTheme="minorEastAsia"/>
+                <w:sz w:val="18"/>
+                <w:szCs w:val="18"/>
+              </w:rPr>
+            </w:pPr>
+          </w:p>
+        </w:tc>
+        <w:tc>
+          <w:tcPr>
+            <w:tcW w:w="2090" w:type="dxa"/>
+            <w:noWrap/>
+          </w:tcPr>
+          <w:p>
+            <w:pPr>
+              <w:spacing w:line="259" w:lineRule="auto"/>
+              <w:rPr>
+                <w:rFonts w:eastAsiaTheme="minorEastAsia"/>
+                <w:sz w:val="18"/>
+                <w:szCs w:val="18"/>
+              </w:rPr>
+            </w:pPr>
+          </w:p>
+        </w:tc>
+        <w:tc>
+          <w:tcPr>
+            <w:tcW w:w="2297" w:type="dxa"/>
+            <w:noWrap/>
+          </w:tcPr>
+          <w:p>
+            <w:pPr>
+              <w:spacing w:line="259" w:lineRule="auto"/>
+              <w:rPr>
+                <w:rFonts w:eastAsiaTheme="minorEastAsia"/>
+                <w:sz w:val="18"/>
+                <w:szCs w:val="18"/>
               </w:rPr>
             </w:pPr>
           </w:p>
@@ -5481,6 +5633,7 @@
                 <w:sz w:val="18"/>
                 <w:szCs w:val="20"/>
               </w:rPr>
+              <w:lastRenderedPageBreak/>
               <w:t>Descriz</w:t>
             </w:r>
             <w:r>
@@ -5694,7 +5847,6 @@
                   <w14:uncheckedState w14:val="2610" w14:font="MS Gothic"/>
                 </w14:checkbox>
               </w:sdtPr>
-              <w:sdtEndPr/>
               <w:sdtContent>
                 <w:r>
                   <w:rPr>
@@ -5759,12 +5911,11 @@
                 <w:tag w:val="{d.esitoNegativo}"/>
                 <w:id w:val="1964688657"/>
                 <w14:checkbox>
-                  <w14:checked w14:val="1"/>
+                  <w14:checked w14:val="0"/>
                   <w14:checkedState w14:val="2612" w14:font="MS Gothic"/>
                   <w14:uncheckedState w14:val="2610" w14:font="MS Gothic"/>
                 </w14:checkbox>
               </w:sdtPr>
-              <w:sdtEndPr/>
               <w:sdtContent>
                 <w:r>
                   <w:rPr>
@@ -5772,7 +5923,7 @@
                     <w:sz w:val="18"/>
                     <w:szCs w:val="20"/>
                   </w:rPr>
-                  <w:t>☒</w:t>
+                  <w:t>☐</w:t>
                 </w:r>
               </w:sdtContent>
             </w:sdt>
@@ -6905,7 +7056,7 @@
             </wp:anchor>
           </w:drawing>
         </mc:Choice>
-        <mc:Fallback xmlns:a14="http://schemas.microsoft.com/office/drawing/2010/main" xmlns:pic="http://schemas.openxmlformats.org/drawingml/2006/picture" xmlns:a="http://schemas.openxmlformats.org/drawingml/2006/main">
+        <mc:Fallback xmlns:a="http://schemas.openxmlformats.org/drawingml/2006/main" xmlns:pic="http://schemas.openxmlformats.org/drawingml/2006/picture" xmlns:a14="http://schemas.microsoft.com/office/drawing/2010/main">
           <w:pict w14:anchorId="160C3368">
             <v:rect id="Rectangle 14" style="position:absolute;margin-left:-1.4pt;margin-top:17.9pt;width:493.25pt;height:1.4pt;z-index:251658241;visibility:visible;mso-wrap-style:square;mso-width-percent:0;mso-height-percent:0;mso-wrap-distance-left:9pt;mso-wrap-distance-top:0;mso-wrap-distance-right:9pt;mso-wrap-distance-bottom:0;mso-position-horizontal:absolute;mso-position-horizontal-relative:text;mso-position-vertical:absolute;mso-position-vertical-relative:text;mso-width-percent:0;mso-height-percent:0;mso-width-relative:page;mso-height-relative:page;v-text-anchor:top" o:spid="_x0000_s1026" fillcolor="#ffba3a" stroked="f" w14:anchorId="6A90CDC6" o:gfxdata="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">
               <v:fill type="gradient" color2="#ffbd43" focus="100%"/>
@@ -10940,7 +11091,14 @@
 </file>
 
 <file path=customXml/item2.xml><?xml version="1.0" encoding="utf-8"?>
-<b:Sources xmlns:b="http://schemas.openxmlformats.org/officeDocument/2006/bibliography" xmlns="http://schemas.openxmlformats.org/officeDocument/2006/bibliography" SelectedStyle="\APASixthEditionOfficeOnline.xsl" StyleName="APA" Version="6"/>
+<p:properties xmlns:p="http://schemas.microsoft.com/office/2006/metadata/properties" xmlns:xsi="http://www.w3.org/2001/XMLSchema-instance" xmlns:pc="http://schemas.microsoft.com/office/infopath/2007/PartnerControls">
+  <documentManagement>
+    <lcf76f155ced4ddcb4097134ff3c332f xmlns="a8eee769-02df-4819-a4bb-2b6a098c5a43">
+      <Terms xmlns="http://schemas.microsoft.com/office/infopath/2007/PartnerControls"/>
+    </lcf76f155ced4ddcb4097134ff3c332f>
+    <TaxCatchAll xmlns="a7199000-c533-47c0-95b3-1e1bdcafd189" xsi:nil="true"/>
+  </documentManagement>
+</p:properties>
 </file>
 
 <file path=customXml/item3.xml><?xml version="1.0" encoding="utf-8"?>
@@ -11179,14 +11337,7 @@
 </file>
 
 <file path=customXml/item4.xml><?xml version="1.0" encoding="utf-8"?>
-<p:properties xmlns:p="http://schemas.microsoft.com/office/2006/metadata/properties" xmlns:xsi="http://www.w3.org/2001/XMLSchema-instance" xmlns:pc="http://schemas.microsoft.com/office/infopath/2007/PartnerControls">
-  <documentManagement>
-    <lcf76f155ced4ddcb4097134ff3c332f xmlns="a8eee769-02df-4819-a4bb-2b6a098c5a43">
-      <Terms xmlns="http://schemas.microsoft.com/office/infopath/2007/PartnerControls"/>
-    </lcf76f155ced4ddcb4097134ff3c332f>
-    <TaxCatchAll xmlns="a7199000-c533-47c0-95b3-1e1bdcafd189" xsi:nil="true"/>
-  </documentManagement>
-</p:properties>
+<b:Sources xmlns:b="http://schemas.openxmlformats.org/officeDocument/2006/bibliography" xmlns="http://schemas.openxmlformats.org/officeDocument/2006/bibliography" SelectedStyle="\APASixthEditionOfficeOnline.xsl" StyleName="APA" Version="6"/>
 </file>
 
 <file path=customXml/itemProps1.xml><?xml version="1.0" encoding="utf-8"?>
@@ -11198,9 +11349,12 @@
 </file>
 
 <file path=customXml/itemProps2.xml><?xml version="1.0" encoding="utf-8"?>
-<ds:datastoreItem xmlns:ds="http://schemas.openxmlformats.org/officeDocument/2006/customXml" ds:itemID="{FE93AA6E-45CA-4159-8FB1-8B8441C33EBB}">
+<ds:datastoreItem xmlns:ds="http://schemas.openxmlformats.org/officeDocument/2006/customXml" ds:itemID="{804C538F-4C5A-47CF-8CF6-328258B2BCAF}">
   <ds:schemaRefs>
-    <ds:schemaRef ds:uri="http://schemas.openxmlformats.org/officeDocument/2006/bibliography"/>
+    <ds:schemaRef ds:uri="http://schemas.microsoft.com/office/2006/metadata/properties"/>
+    <ds:schemaRef ds:uri="http://schemas.microsoft.com/office/infopath/2007/PartnerControls"/>
+    <ds:schemaRef ds:uri="a8eee769-02df-4819-a4bb-2b6a098c5a43"/>
+    <ds:schemaRef ds:uri="a7199000-c533-47c0-95b3-1e1bdcafd189"/>
   </ds:schemaRefs>
 </ds:datastoreItem>
 </file>
@@ -11225,12 +11379,9 @@
 </file>
 
 <file path=customXml/itemProps4.xml><?xml version="1.0" encoding="utf-8"?>
-<ds:datastoreItem xmlns:ds="http://schemas.openxmlformats.org/officeDocument/2006/customXml" ds:itemID="{804C538F-4C5A-47CF-8CF6-328258B2BCAF}">
+<ds:datastoreItem xmlns:ds="http://schemas.openxmlformats.org/officeDocument/2006/customXml" ds:itemID="{FE93AA6E-45CA-4159-8FB1-8B8441C33EBB}">
   <ds:schemaRefs>
-    <ds:schemaRef ds:uri="http://schemas.microsoft.com/office/2006/metadata/properties"/>
-    <ds:schemaRef ds:uri="http://schemas.microsoft.com/office/infopath/2007/PartnerControls"/>
-    <ds:schemaRef ds:uri="a8eee769-02df-4819-a4bb-2b6a098c5a43"/>
-    <ds:schemaRef ds:uri="a7199000-c533-47c0-95b3-1e1bdcafd189"/>
+    <ds:schemaRef ds:uri="http://schemas.openxmlformats.org/officeDocument/2006/bibliography"/>
   </ds:schemaRefs>
 </ds:datastoreItem>
 </file>

--- a/Verbale di collaudo Banca - template.docx
+++ b/Verbale di collaudo Banca - template.docx
@@ -4309,7 +4309,6 @@
               <w:t>{</w:t>
             </w:r>
             <w:proofErr w:type="spellStart"/>
-            <w:proofErr w:type="gramStart"/>
             <w:r>
               <w:rPr>
                 <w:rFonts w:eastAsiaTheme="minorEastAsia"/>
@@ -4318,8 +4317,15 @@
               </w:rPr>
               <w:t>d.material</w:t>
             </w:r>
+            <w:r>
+              <w:rPr>
+                <w:rFonts w:eastAsiaTheme="minorEastAsia"/>
+                <w:sz w:val="18"/>
+                <w:szCs w:val="18"/>
+              </w:rPr>
+              <w:t>s</w:t>
+            </w:r>
             <w:proofErr w:type="spellEnd"/>
-            <w:proofErr w:type="gramEnd"/>
             <w:r>
               <w:rPr>
                 <w:rFonts w:eastAsiaTheme="minorEastAsia"/>

--- a/Verbale di collaudo Banca - template.docx
+++ b/Verbale di collaudo Banca - template.docx
@@ -339,7 +339,6 @@
           <w:color w:val="003E4D"/>
           <w:szCs w:val="14"/>
         </w:rPr>
-        <w:lastRenderedPageBreak/>
         <w:t>Modifiche al documento</w:t>
       </w:r>
     </w:p>
@@ -2220,7 +2219,6 @@
       </w:pPr>
       <w:bookmarkStart w:id="0" w:name="_Toc180587490"/>
       <w:r>
-        <w:lastRenderedPageBreak/>
         <w:t xml:space="preserve">Verbale </w:t>
       </w:r>
       <w:r>
@@ -5639,7 +5637,6 @@
                 <w:sz w:val="18"/>
                 <w:szCs w:val="20"/>
               </w:rPr>
-              <w:lastRenderedPageBreak/>
               <w:t>Descriz</w:t>
             </w:r>
             <w:r>
@@ -6379,7 +6376,7 @@
               <wp:inline distT="0" distB="0" distL="0" distR="0" wp14:anchorId="713D079F" wp14:editId="3502EDC5">
                 <wp:extent cx="933450" cy="142875"/>
                 <wp:effectExtent l="0" t="0" r="0" b="9525"/>
-                <wp:docPr id="15" name="Picture 15"/>
+                <wp:docPr id="1259263015" name="Picture 15"/>
                 <wp:cNvGraphicFramePr>
                   <a:graphicFrameLocks xmlns:a="http://schemas.openxmlformats.org/drawingml/2006/main" noChangeAspect="1"/>
                 </wp:cNvGraphicFramePr>
@@ -6567,7 +6564,7 @@
               <wp:inline distT="0" distB="0" distL="0" distR="0" wp14:anchorId="107ECDAA" wp14:editId="2EFCB9D4">
                 <wp:extent cx="504825" cy="504825"/>
                 <wp:effectExtent l="0" t="0" r="9525" b="9525"/>
-                <wp:docPr id="2" name="Picture 2"/>
+                <wp:docPr id="2044063591" name="Picture 2"/>
                 <wp:cNvGraphicFramePr>
                   <a:graphicFrameLocks xmlns:a="http://schemas.openxmlformats.org/drawingml/2006/main" noChangeAspect="1"/>
                 </wp:cNvGraphicFramePr>
@@ -6896,7 +6893,7 @@
           <wp:extent cx="1440180" cy="830580"/>
           <wp:effectExtent l="0" t="0" r="0" b="0"/>
           <wp:wrapNone/>
-          <wp:docPr id="13" name="Picture 13"/>
+          <wp:docPr id="1387071436" name="Picture 13"/>
           <wp:cNvGraphicFramePr>
             <a:graphicFrameLocks xmlns:a="http://schemas.openxmlformats.org/drawingml/2006/main" noChangeAspect="1"/>
           </wp:cNvGraphicFramePr>

--- a/Verbale di collaudo Banca - template.docx
+++ b/Verbale di collaudo Banca - template.docx
@@ -2566,15 +2566,15 @@
         <w:tblLook w:val="04A0" w:firstRow="1" w:lastRow="0" w:firstColumn="1" w:lastColumn="0" w:noHBand="0" w:noVBand="1"/>
       </w:tblPr>
       <w:tblGrid>
-        <w:gridCol w:w="2727"/>
-        <w:gridCol w:w="2623"/>
-        <w:gridCol w:w="3775"/>
-        <w:gridCol w:w="1878"/>
-        <w:gridCol w:w="1809"/>
-        <w:gridCol w:w="3472"/>
-        <w:gridCol w:w="3912"/>
-        <w:gridCol w:w="725"/>
-        <w:gridCol w:w="588"/>
+        <w:gridCol w:w="2001"/>
+        <w:gridCol w:w="1927"/>
+        <w:gridCol w:w="2747"/>
+        <w:gridCol w:w="1398"/>
+        <w:gridCol w:w="1349"/>
+        <w:gridCol w:w="2532"/>
+        <w:gridCol w:w="2845"/>
+        <w:gridCol w:w="16537"/>
+        <w:gridCol w:w="481"/>
       </w:tblGrid>
       <w:tr>
         <w:trPr>
@@ -3351,48 +3351,301 @@
             </w:pPr>
           </w:p>
         </w:tc>
-        <w:sdt>
-          <w:sdtPr>
-            <w:rPr>
-              <w:rFonts w:eastAsiaTheme="minorEastAsia"/>
-              <w:sz w:val="18"/>
-              <w:szCs w:val="18"/>
-            </w:rPr>
-            <w:alias w:val="{d.elements[i].filialeCritica}"/>
-            <w:tag w:val="{d.elements[i].filialeCritica}"/>
-            <w:id w:val="-1560238604"/>
-            <w14:checkbox>
-              <w14:checked w14:val="0"/>
-              <w14:checkedState w14:val="2612" w14:font="MS Gothic"/>
-              <w14:uncheckedState w14:val="2610" w14:font="MS Gothic"/>
-            </w14:checkbox>
-          </w:sdtPr>
-          <w:sdtContent>
-            <w:tc>
-              <w:tcPr>
-                <w:tcW w:w="725" w:type="dxa"/>
-              </w:tcPr>
-              <w:p>
-                <w:pPr>
-                  <w:jc w:val="center"/>
-                  <w:rPr>
-                    <w:rFonts w:eastAsiaTheme="minorEastAsia"/>
-                    <w:sz w:val="18"/>
-                    <w:szCs w:val="18"/>
-                  </w:rPr>
-                </w:pPr>
-                <w:r>
-                  <w:rPr>
-                    <w:rFonts w:ascii="MS Gothic" w:eastAsia="MS Gothic" w:hAnsi="MS Gothic" w:hint="eastAsia"/>
-                    <w:sz w:val="18"/>
-                    <w:szCs w:val="18"/>
-                  </w:rPr>
-                  <w:t>☐</w:t>
-                </w:r>
-              </w:p>
-            </w:tc>
-          </w:sdtContent>
-        </w:sdt>
+        <w:tc>
+          <w:tcPr>
+            <w:tcW w:w="725" w:type="dxa"/>
+          </w:tcPr>
+          <w:p>
+            <w:pPr>
+              <w:jc w:val="center"/>
+              <w:rPr>
+                <w:rFonts w:eastAsiaTheme="minorEastAsia"/>
+                <w:sz w:val="18"/>
+                <w:szCs w:val="18"/>
+              </w:rPr>
+            </w:pPr>
+            <w:r>
+              <w:rPr>
+                <w:rFonts w:ascii="Courier New" w:hAnsi="Courier New" w:cs="Courier New"/>
+                <w:color w:val="0A0A0A"/>
+                <w:sz w:val="21"/>
+                <w:szCs w:val="21"/>
+                <w:shd w:val="clear" w:color="auto" w:fill="F0F2F5"/>
+              </w:rPr>
+              <w:t>{</w:t>
+            </w:r>
+            <w:proofErr w:type="gramStart"/>
+            <w:r>
+              <w:rPr>
+                <w:rFonts w:ascii="Courier New" w:hAnsi="Courier New" w:cs="Courier New"/>
+                <w:color w:val="0A0A0A"/>
+                <w:sz w:val="21"/>
+                <w:szCs w:val="21"/>
+                <w:shd w:val="clear" w:color="auto" w:fill="F0F2F5"/>
+              </w:rPr>
+              <w:t>d.</w:t>
+            </w:r>
+            <w:r>
+              <w:rPr>
+                <w:rFonts w:ascii="Courier New" w:hAnsi="Courier New" w:cs="Courier New"/>
+                <w:color w:val="0A0A0A"/>
+                <w:sz w:val="21"/>
+                <w:szCs w:val="21"/>
+                <w:shd w:val="clear" w:color="auto" w:fill="F0F2F5"/>
+              </w:rPr>
+              <w:t>elements</w:t>
+            </w:r>
+            <w:proofErr w:type="gramEnd"/>
+            <w:r>
+              <w:rPr>
+                <w:rFonts w:ascii="Courier New" w:hAnsi="Courier New" w:cs="Courier New"/>
+                <w:color w:val="0A0A0A"/>
+                <w:sz w:val="21"/>
+                <w:szCs w:val="21"/>
+                <w:shd w:val="clear" w:color="auto" w:fill="F0F2F5"/>
+              </w:rPr>
+              <w:t>[i</w:t>
+            </w:r>
+            <w:proofErr w:type="gramStart"/>
+            <w:r>
+              <w:rPr>
+                <w:rFonts w:ascii="Courier New" w:hAnsi="Courier New" w:cs="Courier New"/>
+                <w:color w:val="0A0A0A"/>
+                <w:sz w:val="21"/>
+                <w:szCs w:val="21"/>
+                <w:shd w:val="clear" w:color="auto" w:fill="F0F2F5"/>
+              </w:rPr>
+              <w:t>].filialeCritica</w:t>
+            </w:r>
+            <w:proofErr w:type="gramEnd"/>
+            <w:r>
+              <w:rPr>
+                <w:rFonts w:ascii="Courier New" w:hAnsi="Courier New" w:cs="Courier New"/>
+                <w:color w:val="0A0A0A"/>
+                <w:sz w:val="21"/>
+                <w:szCs w:val="21"/>
+                <w:shd w:val="clear" w:color="auto" w:fill="F0F2F5"/>
+              </w:rPr>
+              <w:t>:ifEQ(true</w:t>
+            </w:r>
+            <w:proofErr w:type="gramStart"/>
+            <w:r>
+              <w:rPr>
+                <w:rFonts w:ascii="Courier New" w:hAnsi="Courier New" w:cs="Courier New"/>
+                <w:color w:val="0A0A0A"/>
+                <w:sz w:val="21"/>
+                <w:szCs w:val="21"/>
+                <w:shd w:val="clear" w:color="auto" w:fill="F0F2F5"/>
+              </w:rPr>
+              <w:t>):showBegin</w:t>
+            </w:r>
+            <w:proofErr w:type="gramEnd"/>
+            <w:r>
+              <w:rPr>
+                <w:rFonts w:ascii="Courier New" w:hAnsi="Courier New" w:cs="Courier New"/>
+                <w:color w:val="0A0A0A"/>
+                <w:sz w:val="21"/>
+                <w:szCs w:val="21"/>
+                <w:shd w:val="clear" w:color="auto" w:fill="F0F2F5"/>
+              </w:rPr>
+              <w:t>}</w:t>
+            </w:r>
+            <w:r>
+              <w:rPr>
+                <w:rFonts w:ascii="Apple Color Emoji" w:hAnsi="Apple Color Emoji" w:cs="Apple Color Emoji"/>
+                <w:color w:val="0A0A0A"/>
+                <w:sz w:val="21"/>
+                <w:szCs w:val="21"/>
+                <w:shd w:val="clear" w:color="auto" w:fill="F0F2F5"/>
+              </w:rPr>
+              <w:t>☑</w:t>
+            </w:r>
+            <w:r>
+              <w:rPr>
+                <w:rFonts w:ascii="Courier New" w:hAnsi="Courier New" w:cs="Courier New"/>
+                <w:color w:val="0A0A0A"/>
+                <w:sz w:val="21"/>
+                <w:szCs w:val="21"/>
+                <w:shd w:val="clear" w:color="auto" w:fill="F0F2F5"/>
+              </w:rPr>
+              <w:t>{</w:t>
+            </w:r>
+            <w:proofErr w:type="gramStart"/>
+            <w:r>
+              <w:rPr>
+                <w:rFonts w:ascii="Courier New" w:hAnsi="Courier New" w:cs="Courier New"/>
+                <w:color w:val="0A0A0A"/>
+                <w:sz w:val="21"/>
+                <w:szCs w:val="21"/>
+                <w:shd w:val="clear" w:color="auto" w:fill="F0F2F5"/>
+              </w:rPr>
+              <w:t>d.elements</w:t>
+            </w:r>
+            <w:proofErr w:type="gramEnd"/>
+            <w:r>
+              <w:rPr>
+                <w:rFonts w:ascii="Courier New" w:hAnsi="Courier New" w:cs="Courier New"/>
+                <w:color w:val="0A0A0A"/>
+                <w:sz w:val="21"/>
+                <w:szCs w:val="21"/>
+                <w:shd w:val="clear" w:color="auto" w:fill="F0F2F5"/>
+              </w:rPr>
+              <w:t>[i</w:t>
+            </w:r>
+            <w:proofErr w:type="gramStart"/>
+            <w:r>
+              <w:rPr>
+                <w:rFonts w:ascii="Courier New" w:hAnsi="Courier New" w:cs="Courier New"/>
+                <w:color w:val="0A0A0A"/>
+                <w:sz w:val="21"/>
+                <w:szCs w:val="21"/>
+                <w:shd w:val="clear" w:color="auto" w:fill="F0F2F5"/>
+              </w:rPr>
+              <w:t>].filialeCritica</w:t>
+            </w:r>
+            <w:proofErr w:type="gramEnd"/>
+            <w:r>
+              <w:rPr>
+                <w:rFonts w:ascii="Courier New" w:hAnsi="Courier New" w:cs="Courier New"/>
+                <w:color w:val="0A0A0A"/>
+                <w:sz w:val="21"/>
+                <w:szCs w:val="21"/>
+                <w:shd w:val="clear" w:color="auto" w:fill="F0F2F5"/>
+              </w:rPr>
+              <w:t>:</w:t>
+            </w:r>
+            <w:proofErr w:type="gramStart"/>
+            <w:r>
+              <w:rPr>
+                <w:rFonts w:ascii="Courier New" w:hAnsi="Courier New" w:cs="Courier New"/>
+                <w:color w:val="0A0A0A"/>
+                <w:sz w:val="21"/>
+                <w:szCs w:val="21"/>
+                <w:shd w:val="clear" w:color="auto" w:fill="F0F2F5"/>
+              </w:rPr>
+              <w:t>showEnd}{d.elements</w:t>
+            </w:r>
+            <w:proofErr w:type="gramEnd"/>
+            <w:r>
+              <w:rPr>
+                <w:rFonts w:ascii="Courier New" w:hAnsi="Courier New" w:cs="Courier New"/>
+                <w:color w:val="0A0A0A"/>
+                <w:sz w:val="21"/>
+                <w:szCs w:val="21"/>
+                <w:shd w:val="clear" w:color="auto" w:fill="F0F2F5"/>
+              </w:rPr>
+              <w:t>[i</w:t>
+            </w:r>
+            <w:proofErr w:type="gramStart"/>
+            <w:r>
+              <w:rPr>
+                <w:rFonts w:ascii="Courier New" w:hAnsi="Courier New" w:cs="Courier New"/>
+                <w:color w:val="0A0A0A"/>
+                <w:sz w:val="21"/>
+                <w:szCs w:val="21"/>
+                <w:shd w:val="clear" w:color="auto" w:fill="F0F2F5"/>
+              </w:rPr>
+              <w:t>].filialeCritica</w:t>
+            </w:r>
+            <w:proofErr w:type="gramEnd"/>
+            <w:r>
+              <w:rPr>
+                <w:rFonts w:ascii="Courier New" w:hAnsi="Courier New" w:cs="Courier New"/>
+                <w:color w:val="0A0A0A"/>
+                <w:sz w:val="21"/>
+                <w:szCs w:val="21"/>
+                <w:shd w:val="clear" w:color="auto" w:fill="F0F2F5"/>
+              </w:rPr>
+              <w:t>:ifEQ(false</w:t>
+            </w:r>
+            <w:proofErr w:type="gramStart"/>
+            <w:r>
+              <w:rPr>
+                <w:rFonts w:ascii="Courier New" w:hAnsi="Courier New" w:cs="Courier New"/>
+                <w:color w:val="0A0A0A"/>
+                <w:sz w:val="21"/>
+                <w:szCs w:val="21"/>
+                <w:shd w:val="clear" w:color="auto" w:fill="F0F2F5"/>
+              </w:rPr>
+              <w:t>):showBegin</w:t>
+            </w:r>
+            <w:proofErr w:type="gramEnd"/>
+            <w:r>
+              <w:rPr>
+                <w:rFonts w:ascii="Courier New" w:hAnsi="Courier New" w:cs="Courier New"/>
+                <w:color w:val="0A0A0A"/>
+                <w:sz w:val="21"/>
+                <w:szCs w:val="21"/>
+                <w:shd w:val="clear" w:color="auto" w:fill="F0F2F5"/>
+              </w:rPr>
+              <w:t>}</w:t>
+            </w:r>
+            <w:r>
+              <w:rPr>
+                <w:rFonts w:ascii="Segoe UI Symbol" w:hAnsi="Segoe UI Symbol" w:cs="Segoe UI Symbol"/>
+                <w:color w:val="0A0A0A"/>
+                <w:sz w:val="21"/>
+                <w:szCs w:val="21"/>
+                <w:shd w:val="clear" w:color="auto" w:fill="F0F2F5"/>
+              </w:rPr>
+              <w:t>☐</w:t>
+            </w:r>
+            <w:r>
+              <w:rPr>
+                <w:rFonts w:ascii="Courier New" w:hAnsi="Courier New" w:cs="Courier New"/>
+                <w:color w:val="0A0A0A"/>
+                <w:sz w:val="21"/>
+                <w:szCs w:val="21"/>
+                <w:shd w:val="clear" w:color="auto" w:fill="F0F2F5"/>
+              </w:rPr>
+              <w:t>{</w:t>
+            </w:r>
+            <w:proofErr w:type="gramStart"/>
+            <w:r>
+              <w:rPr>
+                <w:rFonts w:ascii="Courier New" w:hAnsi="Courier New" w:cs="Courier New"/>
+                <w:color w:val="0A0A0A"/>
+                <w:sz w:val="21"/>
+                <w:szCs w:val="21"/>
+                <w:shd w:val="clear" w:color="auto" w:fill="F0F2F5"/>
+              </w:rPr>
+              <w:t>d.elements</w:t>
+            </w:r>
+            <w:proofErr w:type="gramEnd"/>
+            <w:r>
+              <w:rPr>
+                <w:rFonts w:ascii="Courier New" w:hAnsi="Courier New" w:cs="Courier New"/>
+                <w:color w:val="0A0A0A"/>
+                <w:sz w:val="21"/>
+                <w:szCs w:val="21"/>
+                <w:shd w:val="clear" w:color="auto" w:fill="F0F2F5"/>
+              </w:rPr>
+              <w:t>[i</w:t>
+            </w:r>
+            <w:proofErr w:type="gramStart"/>
+            <w:r>
+              <w:rPr>
+                <w:rFonts w:ascii="Courier New" w:hAnsi="Courier New" w:cs="Courier New"/>
+                <w:color w:val="0A0A0A"/>
+                <w:sz w:val="21"/>
+                <w:szCs w:val="21"/>
+                <w:shd w:val="clear" w:color="auto" w:fill="F0F2F5"/>
+              </w:rPr>
+              <w:t>].filialeCritica</w:t>
+            </w:r>
+            <w:proofErr w:type="gramEnd"/>
+            <w:r>
+              <w:rPr>
+                <w:rFonts w:ascii="Courier New" w:hAnsi="Courier New" w:cs="Courier New"/>
+                <w:color w:val="0A0A0A"/>
+                <w:sz w:val="21"/>
+                <w:szCs w:val="21"/>
+                <w:shd w:val="clear" w:color="auto" w:fill="F0F2F5"/>
+              </w:rPr>
+              <w:t>:showEnd}</w:t>
+            </w:r>
+          </w:p>
+        </w:tc>
         <w:tc>
           <w:tcPr>
             <w:tcW w:w="588" w:type="dxa"/>
@@ -5834,33 +6087,236 @@
               </w:rPr>
               <w:t>Positivo</w:t>
             </w:r>
-            <w:sdt>
-              <w:sdtPr>
-                <w:rPr>
-                  <w:rFonts w:eastAsia="Times New Roman"/>
-                  <w:sz w:val="18"/>
-                  <w:szCs w:val="20"/>
-                </w:rPr>
-                <w:alias w:val="{d.esitoPositivo}"/>
-                <w:tag w:val="{d.esito}"/>
-                <w:id w:val="-1397347660"/>
-                <w14:checkbox>
-                  <w14:checked w14:val="0"/>
-                  <w14:checkedState w14:val="2612" w14:font="MS Gothic"/>
-                  <w14:uncheckedState w14:val="2610" w14:font="MS Gothic"/>
-                </w14:checkbox>
-              </w:sdtPr>
-              <w:sdtContent>
-                <w:r>
-                  <w:rPr>
-                    <w:rFonts w:ascii="MS Gothic" w:eastAsia="MS Gothic" w:hAnsi="MS Gothic" w:hint="eastAsia"/>
-                    <w:sz w:val="18"/>
-                    <w:szCs w:val="20"/>
-                  </w:rPr>
-                  <w:t>☐</w:t>
-                </w:r>
-              </w:sdtContent>
-            </w:sdt>
+            <w:r>
+              <w:rPr>
+                <w:rFonts w:ascii="MS Gothic" w:eastAsia="MS Gothic" w:hAnsi="MS Gothic"/>
+                <w:sz w:val="18"/>
+                <w:szCs w:val="20"/>
+              </w:rPr>
+              <w:t xml:space="preserve"> </w:t>
+            </w:r>
+            <w:r>
+              <w:rPr>
+                <w:rFonts w:ascii="Courier New" w:hAnsi="Courier New" w:cs="Courier New"/>
+                <w:color w:val="0A0A0A"/>
+                <w:sz w:val="21"/>
+                <w:szCs w:val="21"/>
+                <w:shd w:val="clear" w:color="auto" w:fill="F0F2F5"/>
+              </w:rPr>
+              <w:t>{</w:t>
+            </w:r>
+            <w:proofErr w:type="gramStart"/>
+            <w:r>
+              <w:rPr>
+                <w:rFonts w:ascii="Courier New" w:hAnsi="Courier New" w:cs="Courier New"/>
+                <w:color w:val="0A0A0A"/>
+                <w:sz w:val="21"/>
+                <w:szCs w:val="21"/>
+                <w:shd w:val="clear" w:color="auto" w:fill="F0F2F5"/>
+              </w:rPr>
+              <w:t>d.</w:t>
+            </w:r>
+            <w:r>
+              <w:rPr>
+                <w:rFonts w:ascii="Courier New" w:hAnsi="Courier New" w:cs="Courier New"/>
+                <w:color w:val="0A0A0A"/>
+                <w:sz w:val="21"/>
+                <w:szCs w:val="21"/>
+                <w:shd w:val="clear" w:color="auto" w:fill="F0F2F5"/>
+              </w:rPr>
+              <w:t>esito</w:t>
+            </w:r>
+            <w:proofErr w:type="gramEnd"/>
+            <w:r>
+              <w:rPr>
+                <w:rFonts w:ascii="Courier New" w:hAnsi="Courier New" w:cs="Courier New"/>
+                <w:color w:val="0A0A0A"/>
+                <w:sz w:val="21"/>
+                <w:szCs w:val="21"/>
+                <w:shd w:val="clear" w:color="auto" w:fill="F0F2F5"/>
+              </w:rPr>
+              <w:t>:ifEQ(true</w:t>
+            </w:r>
+            <w:proofErr w:type="gramStart"/>
+            <w:r>
+              <w:rPr>
+                <w:rFonts w:ascii="Courier New" w:hAnsi="Courier New" w:cs="Courier New"/>
+                <w:color w:val="0A0A0A"/>
+                <w:sz w:val="21"/>
+                <w:szCs w:val="21"/>
+                <w:shd w:val="clear" w:color="auto" w:fill="F0F2F5"/>
+              </w:rPr>
+              <w:t>):showBegin</w:t>
+            </w:r>
+            <w:proofErr w:type="gramEnd"/>
+            <w:r>
+              <w:rPr>
+                <w:rFonts w:ascii="Courier New" w:hAnsi="Courier New" w:cs="Courier New"/>
+                <w:color w:val="0A0A0A"/>
+                <w:sz w:val="21"/>
+                <w:szCs w:val="21"/>
+                <w:shd w:val="clear" w:color="auto" w:fill="F0F2F5"/>
+              </w:rPr>
+              <w:t>}</w:t>
+            </w:r>
+            <w:r>
+              <w:rPr>
+                <w:rFonts w:ascii="Apple Color Emoji" w:hAnsi="Apple Color Emoji" w:cs="Apple Color Emoji"/>
+                <w:color w:val="0A0A0A"/>
+                <w:sz w:val="21"/>
+                <w:szCs w:val="21"/>
+                <w:shd w:val="clear" w:color="auto" w:fill="F0F2F5"/>
+              </w:rPr>
+              <w:t>☑</w:t>
+            </w:r>
+            <w:r>
+              <w:rPr>
+                <w:rFonts w:ascii="Courier New" w:hAnsi="Courier New" w:cs="Courier New"/>
+                <w:color w:val="0A0A0A"/>
+                <w:sz w:val="21"/>
+                <w:szCs w:val="21"/>
+                <w:shd w:val="clear" w:color="auto" w:fill="F0F2F5"/>
+              </w:rPr>
+              <w:t>{</w:t>
+            </w:r>
+            <w:proofErr w:type="gramStart"/>
+            <w:r>
+              <w:rPr>
+                <w:rFonts w:ascii="Courier New" w:hAnsi="Courier New" w:cs="Courier New"/>
+                <w:color w:val="0A0A0A"/>
+                <w:sz w:val="21"/>
+                <w:szCs w:val="21"/>
+                <w:shd w:val="clear" w:color="auto" w:fill="F0F2F5"/>
+              </w:rPr>
+              <w:t>d.</w:t>
+            </w:r>
+            <w:r>
+              <w:rPr>
+                <w:rFonts w:ascii="Courier New" w:hAnsi="Courier New" w:cs="Courier New"/>
+                <w:color w:val="0A0A0A"/>
+                <w:sz w:val="21"/>
+                <w:szCs w:val="21"/>
+                <w:shd w:val="clear" w:color="auto" w:fill="F0F2F5"/>
+              </w:rPr>
+              <w:t>esito</w:t>
+            </w:r>
+            <w:proofErr w:type="gramEnd"/>
+            <w:r>
+              <w:rPr>
+                <w:rFonts w:ascii="Courier New" w:hAnsi="Courier New" w:cs="Courier New"/>
+                <w:color w:val="0A0A0A"/>
+                <w:sz w:val="21"/>
+                <w:szCs w:val="21"/>
+                <w:shd w:val="clear" w:color="auto" w:fill="F0F2F5"/>
+              </w:rPr>
+              <w:t>:</w:t>
+            </w:r>
+            <w:proofErr w:type="gramStart"/>
+            <w:r>
+              <w:rPr>
+                <w:rFonts w:ascii="Courier New" w:hAnsi="Courier New" w:cs="Courier New"/>
+                <w:color w:val="0A0A0A"/>
+                <w:sz w:val="21"/>
+                <w:szCs w:val="21"/>
+                <w:shd w:val="clear" w:color="auto" w:fill="F0F2F5"/>
+              </w:rPr>
+              <w:t>showEnd}{d.</w:t>
+            </w:r>
+            <w:r>
+              <w:rPr>
+                <w:rFonts w:ascii="Courier New" w:hAnsi="Courier New" w:cs="Courier New"/>
+                <w:color w:val="0A0A0A"/>
+                <w:sz w:val="21"/>
+                <w:szCs w:val="21"/>
+                <w:shd w:val="clear" w:color="auto" w:fill="F0F2F5"/>
+              </w:rPr>
+              <w:t>esito</w:t>
+            </w:r>
+            <w:proofErr w:type="gramEnd"/>
+            <w:r>
+              <w:rPr>
+                <w:rFonts w:ascii="Courier New" w:hAnsi="Courier New" w:cs="Courier New"/>
+                <w:color w:val="0A0A0A"/>
+                <w:sz w:val="21"/>
+                <w:szCs w:val="21"/>
+                <w:shd w:val="clear" w:color="auto" w:fill="F0F2F5"/>
+              </w:rPr>
+              <w:t>:ifEQ(false</w:t>
+            </w:r>
+            <w:proofErr w:type="gramStart"/>
+            <w:r>
+              <w:rPr>
+                <w:rFonts w:ascii="Courier New" w:hAnsi="Courier New" w:cs="Courier New"/>
+                <w:color w:val="0A0A0A"/>
+                <w:sz w:val="21"/>
+                <w:szCs w:val="21"/>
+                <w:shd w:val="clear" w:color="auto" w:fill="F0F2F5"/>
+              </w:rPr>
+              <w:t>):showBegin</w:t>
+            </w:r>
+            <w:proofErr w:type="gramEnd"/>
+            <w:r>
+              <w:rPr>
+                <w:rFonts w:ascii="Courier New" w:hAnsi="Courier New" w:cs="Courier New"/>
+                <w:color w:val="0A0A0A"/>
+                <w:sz w:val="21"/>
+                <w:szCs w:val="21"/>
+                <w:shd w:val="clear" w:color="auto" w:fill="F0F2F5"/>
+              </w:rPr>
+              <w:t>}</w:t>
+            </w:r>
+            <w:r>
+              <w:rPr>
+                <w:rFonts w:ascii="Segoe UI Symbol" w:hAnsi="Segoe UI Symbol" w:cs="Segoe UI Symbol"/>
+                <w:color w:val="0A0A0A"/>
+                <w:sz w:val="21"/>
+                <w:szCs w:val="21"/>
+                <w:shd w:val="clear" w:color="auto" w:fill="F0F2F5"/>
+              </w:rPr>
+              <w:t>☐</w:t>
+            </w:r>
+            <w:r>
+              <w:rPr>
+                <w:rFonts w:ascii="Courier New" w:hAnsi="Courier New" w:cs="Courier New"/>
+                <w:color w:val="0A0A0A"/>
+                <w:sz w:val="21"/>
+                <w:szCs w:val="21"/>
+                <w:shd w:val="clear" w:color="auto" w:fill="F0F2F5"/>
+              </w:rPr>
+              <w:t>{</w:t>
+            </w:r>
+            <w:proofErr w:type="gramStart"/>
+            <w:r>
+              <w:rPr>
+                <w:rFonts w:ascii="Courier New" w:hAnsi="Courier New" w:cs="Courier New"/>
+                <w:color w:val="0A0A0A"/>
+                <w:sz w:val="21"/>
+                <w:szCs w:val="21"/>
+                <w:shd w:val="clear" w:color="auto" w:fill="F0F2F5"/>
+              </w:rPr>
+              <w:t>d.</w:t>
+            </w:r>
+            <w:r>
+              <w:rPr>
+                <w:rFonts w:ascii="Courier New" w:hAnsi="Courier New" w:cs="Courier New"/>
+                <w:color w:val="0A0A0A"/>
+                <w:sz w:val="21"/>
+                <w:szCs w:val="21"/>
+                <w:shd w:val="clear" w:color="auto" w:fill="F0F2F5"/>
+              </w:rPr>
+              <w:t>esito</w:t>
+            </w:r>
+            <w:proofErr w:type="gramEnd"/>
+            <w:r>
+              <w:rPr>
+                <w:rFonts w:ascii="Courier New" w:hAnsi="Courier New" w:cs="Courier New"/>
+                <w:color w:val="0A0A0A"/>
+                <w:sz w:val="21"/>
+                <w:szCs w:val="21"/>
+                <w:shd w:val="clear" w:color="auto" w:fill="F0F2F5"/>
+              </w:rPr>
+              <w:t>:showEnd}</w:t>
+            </w:r>
           </w:p>
         </w:tc>
         <w:tc>
@@ -5903,33 +6359,238 @@
               </w:rPr>
               <w:t>Negativo</w:t>
             </w:r>
-            <w:sdt>
-              <w:sdtPr>
-                <w:rPr>
-                  <w:rFonts w:eastAsia="Times New Roman"/>
-                  <w:sz w:val="18"/>
-                  <w:szCs w:val="20"/>
-                </w:rPr>
-                <w:alias w:val="{d.esitoNegativo}"/>
-                <w:tag w:val="{d.esitoNegativo}"/>
-                <w:id w:val="1964688657"/>
-                <w14:checkbox>
-                  <w14:checked w14:val="0"/>
-                  <w14:checkedState w14:val="2612" w14:font="MS Gothic"/>
-                  <w14:uncheckedState w14:val="2610" w14:font="MS Gothic"/>
-                </w14:checkbox>
-              </w:sdtPr>
-              <w:sdtContent>
-                <w:r>
-                  <w:rPr>
-                    <w:rFonts w:ascii="MS Gothic" w:eastAsia="MS Gothic" w:hAnsi="MS Gothic" w:hint="eastAsia"/>
-                    <w:sz w:val="18"/>
-                    <w:szCs w:val="20"/>
-                  </w:rPr>
-                  <w:t>☐</w:t>
-                </w:r>
-              </w:sdtContent>
-            </w:sdt>
+            <w:r>
+              <w:rPr>
+                <w:rFonts w:ascii="Courier New" w:hAnsi="Courier New" w:cs="Courier New"/>
+                <w:color w:val="0A0A0A"/>
+                <w:sz w:val="21"/>
+                <w:szCs w:val="21"/>
+                <w:shd w:val="clear" w:color="auto" w:fill="F0F2F5"/>
+              </w:rPr>
+              <w:t xml:space="preserve"> </w:t>
+            </w:r>
+            <w:r>
+              <w:rPr>
+                <w:rFonts w:ascii="Courier New" w:hAnsi="Courier New" w:cs="Courier New"/>
+                <w:color w:val="0A0A0A"/>
+                <w:sz w:val="21"/>
+                <w:szCs w:val="21"/>
+                <w:shd w:val="clear" w:color="auto" w:fill="F0F2F5"/>
+              </w:rPr>
+              <w:t>{</w:t>
+            </w:r>
+            <w:proofErr w:type="gramStart"/>
+            <w:r>
+              <w:rPr>
+                <w:rFonts w:ascii="Courier New" w:hAnsi="Courier New" w:cs="Courier New"/>
+                <w:color w:val="0A0A0A"/>
+                <w:sz w:val="21"/>
+                <w:szCs w:val="21"/>
+                <w:shd w:val="clear" w:color="auto" w:fill="F0F2F5"/>
+              </w:rPr>
+              <w:t>d.</w:t>
+            </w:r>
+            <w:r>
+              <w:rPr>
+                <w:rFonts w:ascii="Courier New" w:hAnsi="Courier New" w:cs="Courier New"/>
+                <w:color w:val="0A0A0A"/>
+                <w:sz w:val="21"/>
+                <w:szCs w:val="21"/>
+                <w:shd w:val="clear" w:color="auto" w:fill="F0F2F5"/>
+              </w:rPr>
+              <w:t>esito</w:t>
+            </w:r>
+            <w:proofErr w:type="gramEnd"/>
+            <w:r>
+              <w:rPr>
+                <w:rFonts w:ascii="Courier New" w:hAnsi="Courier New" w:cs="Courier New"/>
+                <w:color w:val="0A0A0A"/>
+                <w:sz w:val="21"/>
+                <w:szCs w:val="21"/>
+                <w:shd w:val="clear" w:color="auto" w:fill="F0F2F5"/>
+              </w:rPr>
+              <w:t>:ifEQ(true</w:t>
+            </w:r>
+            <w:proofErr w:type="gramStart"/>
+            <w:r>
+              <w:rPr>
+                <w:rFonts w:ascii="Courier New" w:hAnsi="Courier New" w:cs="Courier New"/>
+                <w:color w:val="0A0A0A"/>
+                <w:sz w:val="21"/>
+                <w:szCs w:val="21"/>
+                <w:shd w:val="clear" w:color="auto" w:fill="F0F2F5"/>
+              </w:rPr>
+              <w:t>):showBegin</w:t>
+            </w:r>
+            <w:proofErr w:type="gramEnd"/>
+            <w:r>
+              <w:rPr>
+                <w:rFonts w:ascii="Courier New" w:hAnsi="Courier New" w:cs="Courier New"/>
+                <w:color w:val="0A0A0A"/>
+                <w:sz w:val="21"/>
+                <w:szCs w:val="21"/>
+                <w:shd w:val="clear" w:color="auto" w:fill="F0F2F5"/>
+              </w:rPr>
+              <w:t>}</w:t>
+            </w:r>
+            <w:r>
+              <w:rPr>
+                <w:rFonts w:ascii="Segoe UI Symbol" w:hAnsi="Segoe UI Symbol" w:cs="Segoe UI Symbol"/>
+                <w:color w:val="0A0A0A"/>
+                <w:sz w:val="21"/>
+                <w:szCs w:val="21"/>
+                <w:shd w:val="clear" w:color="auto" w:fill="F0F2F5"/>
+              </w:rPr>
+              <w:t>☐</w:t>
+            </w:r>
+            <w:r>
+              <w:rPr>
+                <w:rFonts w:ascii="Courier New" w:hAnsi="Courier New" w:cs="Courier New"/>
+                <w:color w:val="0A0A0A"/>
+                <w:sz w:val="21"/>
+                <w:szCs w:val="21"/>
+                <w:shd w:val="clear" w:color="auto" w:fill="F0F2F5"/>
+              </w:rPr>
+              <w:t>{</w:t>
+            </w:r>
+            <w:proofErr w:type="gramStart"/>
+            <w:r>
+              <w:rPr>
+                <w:rFonts w:ascii="Courier New" w:hAnsi="Courier New" w:cs="Courier New"/>
+                <w:color w:val="0A0A0A"/>
+                <w:sz w:val="21"/>
+                <w:szCs w:val="21"/>
+                <w:shd w:val="clear" w:color="auto" w:fill="F0F2F5"/>
+              </w:rPr>
+              <w:t>d.</w:t>
+            </w:r>
+            <w:r>
+              <w:rPr>
+                <w:rFonts w:ascii="Courier New" w:hAnsi="Courier New" w:cs="Courier New"/>
+                <w:color w:val="0A0A0A"/>
+                <w:sz w:val="21"/>
+                <w:szCs w:val="21"/>
+                <w:shd w:val="clear" w:color="auto" w:fill="F0F2F5"/>
+              </w:rPr>
+              <w:t>esito</w:t>
+            </w:r>
+            <w:proofErr w:type="gramEnd"/>
+            <w:r>
+              <w:rPr>
+                <w:rFonts w:ascii="Courier New" w:hAnsi="Courier New" w:cs="Courier New"/>
+                <w:color w:val="0A0A0A"/>
+                <w:sz w:val="21"/>
+                <w:szCs w:val="21"/>
+                <w:shd w:val="clear" w:color="auto" w:fill="F0F2F5"/>
+              </w:rPr>
+              <w:t>:</w:t>
+            </w:r>
+            <w:proofErr w:type="gramStart"/>
+            <w:r>
+              <w:rPr>
+                <w:rFonts w:ascii="Courier New" w:hAnsi="Courier New" w:cs="Courier New"/>
+                <w:color w:val="0A0A0A"/>
+                <w:sz w:val="21"/>
+                <w:szCs w:val="21"/>
+                <w:shd w:val="clear" w:color="auto" w:fill="F0F2F5"/>
+              </w:rPr>
+              <w:t>showEnd}{d.</w:t>
+            </w:r>
+            <w:r>
+              <w:rPr>
+                <w:rFonts w:ascii="Courier New" w:hAnsi="Courier New" w:cs="Courier New"/>
+                <w:color w:val="0A0A0A"/>
+                <w:sz w:val="21"/>
+                <w:szCs w:val="21"/>
+                <w:shd w:val="clear" w:color="auto" w:fill="F0F2F5"/>
+              </w:rPr>
+              <w:t>esito</w:t>
+            </w:r>
+            <w:proofErr w:type="gramEnd"/>
+            <w:r>
+              <w:rPr>
+                <w:rFonts w:ascii="Courier New" w:hAnsi="Courier New" w:cs="Courier New"/>
+                <w:color w:val="0A0A0A"/>
+                <w:sz w:val="21"/>
+                <w:szCs w:val="21"/>
+                <w:shd w:val="clear" w:color="auto" w:fill="F0F2F5"/>
+              </w:rPr>
+              <w:t>:ifEQ(false</w:t>
+            </w:r>
+            <w:proofErr w:type="gramStart"/>
+            <w:r>
+              <w:rPr>
+                <w:rFonts w:ascii="Courier New" w:hAnsi="Courier New" w:cs="Courier New"/>
+                <w:color w:val="0A0A0A"/>
+                <w:sz w:val="21"/>
+                <w:szCs w:val="21"/>
+                <w:shd w:val="clear" w:color="auto" w:fill="F0F2F5"/>
+              </w:rPr>
+              <w:t>):showBegin</w:t>
+            </w:r>
+            <w:proofErr w:type="gramEnd"/>
+            <w:r>
+              <w:rPr>
+                <w:rFonts w:ascii="Courier New" w:hAnsi="Courier New" w:cs="Courier New"/>
+                <w:color w:val="0A0A0A"/>
+                <w:sz w:val="21"/>
+                <w:szCs w:val="21"/>
+                <w:shd w:val="clear" w:color="auto" w:fill="F0F2F5"/>
+              </w:rPr>
+              <w:t>}</w:t>
+            </w:r>
+            <w:r>
+              <w:rPr>
+                <w:rFonts w:ascii="Apple Color Emoji" w:hAnsi="Apple Color Emoji" w:cs="Apple Color Emoji"/>
+                <w:color w:val="0A0A0A"/>
+                <w:sz w:val="21"/>
+                <w:szCs w:val="21"/>
+                <w:shd w:val="clear" w:color="auto" w:fill="F0F2F5"/>
+              </w:rPr>
+              <w:t>☑</w:t>
+            </w:r>
+            <w:r>
+              <w:rPr>
+                <w:rFonts w:ascii="Courier New" w:hAnsi="Courier New" w:cs="Courier New"/>
+                <w:color w:val="0A0A0A"/>
+                <w:sz w:val="21"/>
+                <w:szCs w:val="21"/>
+                <w:shd w:val="clear" w:color="auto" w:fill="F0F2F5"/>
+              </w:rPr>
+              <w:t>{</w:t>
+            </w:r>
+            <w:proofErr w:type="gramStart"/>
+            <w:r>
+              <w:rPr>
+                <w:rFonts w:ascii="Courier New" w:hAnsi="Courier New" w:cs="Courier New"/>
+                <w:color w:val="0A0A0A"/>
+                <w:sz w:val="21"/>
+                <w:szCs w:val="21"/>
+                <w:shd w:val="clear" w:color="auto" w:fill="F0F2F5"/>
+              </w:rPr>
+              <w:t>d.</w:t>
+            </w:r>
+            <w:r>
+              <w:rPr>
+                <w:rFonts w:ascii="Courier New" w:hAnsi="Courier New" w:cs="Courier New"/>
+                <w:color w:val="0A0A0A"/>
+                <w:sz w:val="21"/>
+                <w:szCs w:val="21"/>
+                <w:shd w:val="clear" w:color="auto" w:fill="F0F2F5"/>
+              </w:rPr>
+              <w:t>esito</w:t>
+            </w:r>
+            <w:proofErr w:type="gramEnd"/>
+            <w:r>
+              <w:rPr>
+                <w:rFonts w:ascii="Courier New" w:hAnsi="Courier New" w:cs="Courier New"/>
+                <w:color w:val="0A0A0A"/>
+                <w:sz w:val="21"/>
+                <w:szCs w:val="21"/>
+                <w:shd w:val="clear" w:color="auto" w:fill="F0F2F5"/>
+              </w:rPr>
+              <w:t>:showEnd}</w:t>
+            </w:r>
           </w:p>
         </w:tc>
         <w:tc>

--- a/Verbale di collaudo Banca - template.docx
+++ b/Verbale di collaudo Banca - template.docx
@@ -339,6 +339,7 @@
           <w:color w:val="003E4D"/>
           <w:szCs w:val="14"/>
         </w:rPr>
+        <w:lastRenderedPageBreak/>
         <w:t>Modifiche al documento</w:t>
       </w:r>
     </w:p>
@@ -2219,6 +2220,7 @@
       </w:pPr>
       <w:bookmarkStart w:id="0" w:name="_Toc180587490"/>
       <w:r>
+        <w:lastRenderedPageBreak/>
         <w:t xml:space="preserve">Verbale </w:t>
       </w:r>
       <w:r>
@@ -2561,28 +2563,34 @@
     <w:tbl>
       <w:tblPr>
         <w:tblStyle w:val="Grigliatabella"/>
-        <w:tblW w:w="17008" w:type="dxa"/>
+        <w:tblW w:w="10095" w:type="dxa"/>
         <w:tblInd w:w="-147" w:type="dxa"/>
+        <w:tblLayout w:type="fixed"/>
         <w:tblLook w:val="04A0" w:firstRow="1" w:lastRow="0" w:firstColumn="1" w:lastColumn="0" w:noHBand="0" w:noVBand="1"/>
       </w:tblPr>
       <w:tblGrid>
-        <w:gridCol w:w="2001"/>
-        <w:gridCol w:w="1927"/>
-        <w:gridCol w:w="2747"/>
-        <w:gridCol w:w="1398"/>
-        <w:gridCol w:w="1349"/>
-        <w:gridCol w:w="2532"/>
-        <w:gridCol w:w="2845"/>
-        <w:gridCol w:w="16537"/>
-        <w:gridCol w:w="481"/>
+        <w:gridCol w:w="697"/>
+        <w:gridCol w:w="677"/>
+        <w:gridCol w:w="899"/>
+        <w:gridCol w:w="535"/>
+        <w:gridCol w:w="522"/>
+        <w:gridCol w:w="1632"/>
+        <w:gridCol w:w="236"/>
+        <w:gridCol w:w="898"/>
+        <w:gridCol w:w="3260"/>
+        <w:gridCol w:w="94"/>
+        <w:gridCol w:w="551"/>
+        <w:gridCol w:w="94"/>
       </w:tblGrid>
       <w:tr>
         <w:trPr>
+          <w:gridAfter w:val="1"/>
+          <w:wAfter w:w="94" w:type="dxa"/>
           <w:trHeight w:val="300"/>
         </w:trPr>
         <w:tc>
           <w:tcPr>
-            <w:tcW w:w="1134" w:type="dxa"/>
+            <w:tcW w:w="697" w:type="dxa"/>
             <w:shd w:val="clear" w:color="auto" w:fill="FFF1D7" w:themeFill="accent4" w:themeFillTint="33"/>
             <w:noWrap/>
             <w:hideMark/>
@@ -2610,7 +2618,7 @@
         </w:tc>
         <w:tc>
           <w:tcPr>
-            <w:tcW w:w="1134" w:type="dxa"/>
+            <w:tcW w:w="677" w:type="dxa"/>
             <w:shd w:val="clear" w:color="auto" w:fill="FFF1D7" w:themeFill="accent4" w:themeFillTint="33"/>
             <w:noWrap/>
             <w:hideMark/>
@@ -2638,7 +2646,7 @@
         </w:tc>
         <w:tc>
           <w:tcPr>
-            <w:tcW w:w="3775" w:type="dxa"/>
+            <w:tcW w:w="899" w:type="dxa"/>
             <w:shd w:val="clear" w:color="auto" w:fill="FFF1D7" w:themeFill="accent4" w:themeFillTint="33"/>
             <w:noWrap/>
             <w:hideMark/>
@@ -2666,7 +2674,7 @@
         </w:tc>
         <w:tc>
           <w:tcPr>
-            <w:tcW w:w="1134" w:type="dxa"/>
+            <w:tcW w:w="535" w:type="dxa"/>
             <w:shd w:val="clear" w:color="auto" w:fill="FFF1D7" w:themeFill="accent4" w:themeFillTint="33"/>
             <w:noWrap/>
             <w:hideMark/>
@@ -2694,7 +2702,7 @@
         </w:tc>
         <w:tc>
           <w:tcPr>
-            <w:tcW w:w="1134" w:type="dxa"/>
+            <w:tcW w:w="522" w:type="dxa"/>
             <w:shd w:val="clear" w:color="auto" w:fill="FFF1D7" w:themeFill="accent4" w:themeFillTint="33"/>
             <w:noWrap/>
             <w:hideMark/>
@@ -2722,7 +2730,7 @@
         </w:tc>
         <w:tc>
           <w:tcPr>
-            <w:tcW w:w="3472" w:type="dxa"/>
+            <w:tcW w:w="1632" w:type="dxa"/>
             <w:shd w:val="clear" w:color="auto" w:fill="FFF1D7" w:themeFill="accent4" w:themeFillTint="33"/>
             <w:noWrap/>
             <w:hideMark/>
@@ -2750,7 +2758,8 @@
         </w:tc>
         <w:tc>
           <w:tcPr>
-            <w:tcW w:w="3912" w:type="dxa"/>
+            <w:tcW w:w="1134" w:type="dxa"/>
+            <w:gridSpan w:val="2"/>
             <w:shd w:val="clear" w:color="auto" w:fill="FFF1D7" w:themeFill="accent4" w:themeFillTint="33"/>
             <w:noWrap/>
             <w:hideMark/>
@@ -2778,7 +2787,7 @@
         </w:tc>
         <w:tc>
           <w:tcPr>
-            <w:tcW w:w="725" w:type="dxa"/>
+            <w:tcW w:w="3260" w:type="dxa"/>
             <w:shd w:val="clear" w:color="auto" w:fill="FFF1D7" w:themeFill="accent4" w:themeFillTint="33"/>
           </w:tcPr>
           <w:p>
@@ -2804,7 +2813,8 @@
         </w:tc>
         <w:tc>
           <w:tcPr>
-            <w:tcW w:w="588" w:type="dxa"/>
+            <w:tcW w:w="645" w:type="dxa"/>
+            <w:gridSpan w:val="2"/>
             <w:shd w:val="clear" w:color="auto" w:fill="FFF1D7" w:themeFill="accent4" w:themeFillTint="33"/>
           </w:tcPr>
           <w:p>
@@ -2835,7 +2845,7 @@
         </w:trPr>
         <w:tc>
           <w:tcPr>
-            <w:tcW w:w="1134" w:type="dxa"/>
+            <w:tcW w:w="697" w:type="dxa"/>
             <w:noWrap/>
             <w:hideMark/>
           </w:tcPr>
@@ -2903,7 +2913,7 @@
         </w:tc>
         <w:tc>
           <w:tcPr>
-            <w:tcW w:w="1134" w:type="dxa"/>
+            <w:tcW w:w="677" w:type="dxa"/>
             <w:noWrap/>
             <w:hideMark/>
           </w:tcPr>
@@ -2980,7 +2990,7 @@
         </w:tc>
         <w:tc>
           <w:tcPr>
-            <w:tcW w:w="3775" w:type="dxa"/>
+            <w:tcW w:w="899" w:type="dxa"/>
             <w:noWrap/>
             <w:hideMark/>
           </w:tcPr>
@@ -3057,7 +3067,7 @@
         </w:tc>
         <w:tc>
           <w:tcPr>
-            <w:tcW w:w="1134" w:type="dxa"/>
+            <w:tcW w:w="535" w:type="dxa"/>
             <w:noWrap/>
             <w:hideMark/>
           </w:tcPr>
@@ -3125,7 +3135,7 @@
         </w:tc>
         <w:tc>
           <w:tcPr>
-            <w:tcW w:w="1134" w:type="dxa"/>
+            <w:tcW w:w="522" w:type="dxa"/>
             <w:noWrap/>
             <w:hideMark/>
           </w:tcPr>
@@ -3193,7 +3203,7 @@
         </w:tc>
         <w:tc>
           <w:tcPr>
-            <w:tcW w:w="3472" w:type="dxa"/>
+            <w:tcW w:w="1632" w:type="dxa"/>
             <w:noWrap/>
             <w:hideMark/>
           </w:tcPr>
@@ -3271,7 +3281,7 @@
         </w:tc>
         <w:tc>
           <w:tcPr>
-            <w:tcW w:w="3912" w:type="dxa"/>
+            <w:tcW w:w="236" w:type="dxa"/>
             <w:noWrap/>
             <w:hideMark/>
           </w:tcPr>
@@ -3328,7 +3338,16 @@
                 <w:sz w:val="18"/>
                 <w:szCs w:val="18"/>
               </w:rPr>
-              <w:t>ProtocolloVerbaleCollaudo</w:t>
+              <w:t>ProtocolloVerbaleColl</w:t>
+            </w:r>
+            <w:r>
+              <w:rPr>
+                <w:rFonts w:eastAsiaTheme="minorEastAsia"/>
+                <w:sz w:val="18"/>
+                <w:szCs w:val="18"/>
+              </w:rPr>
+              <w:lastRenderedPageBreak/>
+              <w:t>audo</w:t>
             </w:r>
             <w:proofErr w:type="spellEnd"/>
             <w:proofErr w:type="gramEnd"/>
@@ -3353,7 +3372,8 @@
         </w:tc>
         <w:tc>
           <w:tcPr>
-            <w:tcW w:w="725" w:type="dxa"/>
+            <w:tcW w:w="4252" w:type="dxa"/>
+            <w:gridSpan w:val="3"/>
           </w:tcPr>
           <w:p>
             <w:pPr>
@@ -3372,6 +3392,7 @@
                 <w:szCs w:val="21"/>
                 <w:shd w:val="clear" w:color="auto" w:fill="F0F2F5"/>
               </w:rPr>
+              <w:lastRenderedPageBreak/>
               <w:t>{</w:t>
             </w:r>
             <w:proofErr w:type="gramStart"/>
@@ -3383,8 +3404,9 @@
                 <w:szCs w:val="21"/>
                 <w:shd w:val="clear" w:color="auto" w:fill="F0F2F5"/>
               </w:rPr>
-              <w:t>d.</w:t>
-            </w:r>
+              <w:t>d.elements</w:t>
+            </w:r>
+            <w:proofErr w:type="gramEnd"/>
             <w:r>
               <w:rPr>
                 <w:rFonts w:ascii="Courier New" w:hAnsi="Courier New" w:cs="Courier New"/>
@@ -3393,9 +3415,9 @@
                 <w:szCs w:val="21"/>
                 <w:shd w:val="clear" w:color="auto" w:fill="F0F2F5"/>
               </w:rPr>
-              <w:t>elements</w:t>
-            </w:r>
-            <w:proofErr w:type="gramEnd"/>
+              <w:t>[i</w:t>
+            </w:r>
+            <w:proofErr w:type="gramStart"/>
             <w:r>
               <w:rPr>
                 <w:rFonts w:ascii="Courier New" w:hAnsi="Courier New" w:cs="Courier New"/>
@@ -3404,9 +3426,9 @@
                 <w:szCs w:val="21"/>
                 <w:shd w:val="clear" w:color="auto" w:fill="F0F2F5"/>
               </w:rPr>
-              <w:t>[i</w:t>
-            </w:r>
-            <w:proofErr w:type="gramStart"/>
+              <w:t>].filialeCritica</w:t>
+            </w:r>
+            <w:proofErr w:type="gramEnd"/>
             <w:r>
               <w:rPr>
                 <w:rFonts w:ascii="Courier New" w:hAnsi="Courier New" w:cs="Courier New"/>
@@ -3415,9 +3437,9 @@
                 <w:szCs w:val="21"/>
                 <w:shd w:val="clear" w:color="auto" w:fill="F0F2F5"/>
               </w:rPr>
-              <w:t>].filialeCritica</w:t>
-            </w:r>
-            <w:proofErr w:type="gramEnd"/>
+              <w:t>:ifEQ(true</w:t>
+            </w:r>
+            <w:proofErr w:type="gramStart"/>
             <w:r>
               <w:rPr>
                 <w:rFonts w:ascii="Courier New" w:hAnsi="Courier New" w:cs="Courier New"/>
@@ -3426,9 +3448,9 @@
                 <w:szCs w:val="21"/>
                 <w:shd w:val="clear" w:color="auto" w:fill="F0F2F5"/>
               </w:rPr>
-              <w:t>:ifEQ(true</w:t>
-            </w:r>
-            <w:proofErr w:type="gramStart"/>
+              <w:t>):showBegin</w:t>
+            </w:r>
+            <w:proofErr w:type="gramEnd"/>
             <w:r>
               <w:rPr>
                 <w:rFonts w:ascii="Courier New" w:hAnsi="Courier New" w:cs="Courier New"/>
@@ -3437,9 +3459,18 @@
                 <w:szCs w:val="21"/>
                 <w:shd w:val="clear" w:color="auto" w:fill="F0F2F5"/>
               </w:rPr>
-              <w:t>):showBegin</w:t>
-            </w:r>
-            <w:proofErr w:type="gramEnd"/>
+              <w:t>}</w:t>
+            </w:r>
+            <w:r>
+              <w:rPr>
+                <w:rFonts w:ascii="Apple Color Emoji" w:hAnsi="Apple Color Emoji" w:cs="Apple Color Emoji"/>
+                <w:color w:val="0A0A0A"/>
+                <w:sz w:val="21"/>
+                <w:szCs w:val="21"/>
+                <w:shd w:val="clear" w:color="auto" w:fill="F0F2F5"/>
+              </w:rPr>
+              <w:t>☑</w:t>
+            </w:r>
             <w:r>
               <w:rPr>
                 <w:rFonts w:ascii="Courier New" w:hAnsi="Courier New" w:cs="Courier New"/>
@@ -3448,18 +3479,9 @@
                 <w:szCs w:val="21"/>
                 <w:shd w:val="clear" w:color="auto" w:fill="F0F2F5"/>
               </w:rPr>
-              <w:t>}</w:t>
-            </w:r>
-            <w:r>
-              <w:rPr>
-                <w:rFonts w:ascii="Apple Color Emoji" w:hAnsi="Apple Color Emoji" w:cs="Apple Color Emoji"/>
-                <w:color w:val="0A0A0A"/>
-                <w:sz w:val="21"/>
-                <w:szCs w:val="21"/>
-                <w:shd w:val="clear" w:color="auto" w:fill="F0F2F5"/>
-              </w:rPr>
-              <w:t>☑</w:t>
-            </w:r>
+              <w:t>{</w:t>
+            </w:r>
+            <w:proofErr w:type="gramStart"/>
             <w:r>
               <w:rPr>
                 <w:rFonts w:ascii="Courier New" w:hAnsi="Courier New" w:cs="Courier New"/>
@@ -3468,9 +3490,9 @@
                 <w:szCs w:val="21"/>
                 <w:shd w:val="clear" w:color="auto" w:fill="F0F2F5"/>
               </w:rPr>
-              <w:t>{</w:t>
-            </w:r>
-            <w:proofErr w:type="gramStart"/>
+              <w:t>d.elements</w:t>
+            </w:r>
+            <w:proofErr w:type="gramEnd"/>
             <w:r>
               <w:rPr>
                 <w:rFonts w:ascii="Courier New" w:hAnsi="Courier New" w:cs="Courier New"/>
@@ -3479,9 +3501,9 @@
                 <w:szCs w:val="21"/>
                 <w:shd w:val="clear" w:color="auto" w:fill="F0F2F5"/>
               </w:rPr>
-              <w:t>d.elements</w:t>
-            </w:r>
-            <w:proofErr w:type="gramEnd"/>
+              <w:t>[i</w:t>
+            </w:r>
+            <w:proofErr w:type="gramStart"/>
             <w:r>
               <w:rPr>
                 <w:rFonts w:ascii="Courier New" w:hAnsi="Courier New" w:cs="Courier New"/>
@@ -3490,9 +3512,9 @@
                 <w:szCs w:val="21"/>
                 <w:shd w:val="clear" w:color="auto" w:fill="F0F2F5"/>
               </w:rPr>
-              <w:t>[i</w:t>
-            </w:r>
-            <w:proofErr w:type="gramStart"/>
+              <w:t>].filialeCritica</w:t>
+            </w:r>
+            <w:proofErr w:type="gramEnd"/>
             <w:r>
               <w:rPr>
                 <w:rFonts w:ascii="Courier New" w:hAnsi="Courier New" w:cs="Courier New"/>
@@ -3501,9 +3523,9 @@
                 <w:szCs w:val="21"/>
                 <w:shd w:val="clear" w:color="auto" w:fill="F0F2F5"/>
               </w:rPr>
-              <w:t>].filialeCritica</w:t>
-            </w:r>
-            <w:proofErr w:type="gramEnd"/>
+              <w:t>:</w:t>
+            </w:r>
+            <w:proofErr w:type="gramStart"/>
             <w:r>
               <w:rPr>
                 <w:rFonts w:ascii="Courier New" w:hAnsi="Courier New" w:cs="Courier New"/>
@@ -3512,9 +3534,9 @@
                 <w:szCs w:val="21"/>
                 <w:shd w:val="clear" w:color="auto" w:fill="F0F2F5"/>
               </w:rPr>
-              <w:t>:</w:t>
-            </w:r>
-            <w:proofErr w:type="gramStart"/>
+              <w:t>showEnd}{d.elements</w:t>
+            </w:r>
+            <w:proofErr w:type="gramEnd"/>
             <w:r>
               <w:rPr>
                 <w:rFonts w:ascii="Courier New" w:hAnsi="Courier New" w:cs="Courier New"/>
@@ -3523,9 +3545,9 @@
                 <w:szCs w:val="21"/>
                 <w:shd w:val="clear" w:color="auto" w:fill="F0F2F5"/>
               </w:rPr>
-              <w:t>showEnd}{d.elements</w:t>
-            </w:r>
-            <w:proofErr w:type="gramEnd"/>
+              <w:t>[i</w:t>
+            </w:r>
+            <w:proofErr w:type="gramStart"/>
             <w:r>
               <w:rPr>
                 <w:rFonts w:ascii="Courier New" w:hAnsi="Courier New" w:cs="Courier New"/>
@@ -3534,9 +3556,9 @@
                 <w:szCs w:val="21"/>
                 <w:shd w:val="clear" w:color="auto" w:fill="F0F2F5"/>
               </w:rPr>
-              <w:t>[i</w:t>
-            </w:r>
-            <w:proofErr w:type="gramStart"/>
+              <w:t>].filialeCritica</w:t>
+            </w:r>
+            <w:proofErr w:type="gramEnd"/>
             <w:r>
               <w:rPr>
                 <w:rFonts w:ascii="Courier New" w:hAnsi="Courier New" w:cs="Courier New"/>
@@ -3545,9 +3567,9 @@
                 <w:szCs w:val="21"/>
                 <w:shd w:val="clear" w:color="auto" w:fill="F0F2F5"/>
               </w:rPr>
-              <w:t>].filialeCritica</w:t>
-            </w:r>
-            <w:proofErr w:type="gramEnd"/>
+              <w:t>:ifEQ(false</w:t>
+            </w:r>
+            <w:proofErr w:type="gramStart"/>
             <w:r>
               <w:rPr>
                 <w:rFonts w:ascii="Courier New" w:hAnsi="Courier New" w:cs="Courier New"/>
@@ -3556,9 +3578,9 @@
                 <w:szCs w:val="21"/>
                 <w:shd w:val="clear" w:color="auto" w:fill="F0F2F5"/>
               </w:rPr>
-              <w:t>:ifEQ(false</w:t>
-            </w:r>
-            <w:proofErr w:type="gramStart"/>
+              <w:t>):showBegin</w:t>
+            </w:r>
+            <w:proofErr w:type="gramEnd"/>
             <w:r>
               <w:rPr>
                 <w:rFonts w:ascii="Courier New" w:hAnsi="Courier New" w:cs="Courier New"/>
@@ -3567,9 +3589,18 @@
                 <w:szCs w:val="21"/>
                 <w:shd w:val="clear" w:color="auto" w:fill="F0F2F5"/>
               </w:rPr>
-              <w:t>):showBegin</w:t>
-            </w:r>
-            <w:proofErr w:type="gramEnd"/>
+              <w:t>}</w:t>
+            </w:r>
+            <w:r>
+              <w:rPr>
+                <w:rFonts w:ascii="Segoe UI Symbol" w:hAnsi="Segoe UI Symbol" w:cs="Segoe UI Symbol"/>
+                <w:color w:val="0A0A0A"/>
+                <w:sz w:val="21"/>
+                <w:szCs w:val="21"/>
+                <w:shd w:val="clear" w:color="auto" w:fill="F0F2F5"/>
+              </w:rPr>
+              <w:t>☐</w:t>
+            </w:r>
             <w:r>
               <w:rPr>
                 <w:rFonts w:ascii="Courier New" w:hAnsi="Courier New" w:cs="Courier New"/>
@@ -3578,18 +3609,9 @@
                 <w:szCs w:val="21"/>
                 <w:shd w:val="clear" w:color="auto" w:fill="F0F2F5"/>
               </w:rPr>
-              <w:t>}</w:t>
-            </w:r>
-            <w:r>
-              <w:rPr>
-                <w:rFonts w:ascii="Segoe UI Symbol" w:hAnsi="Segoe UI Symbol" w:cs="Segoe UI Symbol"/>
-                <w:color w:val="0A0A0A"/>
-                <w:sz w:val="21"/>
-                <w:szCs w:val="21"/>
-                <w:shd w:val="clear" w:color="auto" w:fill="F0F2F5"/>
-              </w:rPr>
-              <w:t>☐</w:t>
-            </w:r>
+              <w:t>{</w:t>
+            </w:r>
+            <w:proofErr w:type="gramStart"/>
             <w:r>
               <w:rPr>
                 <w:rFonts w:ascii="Courier New" w:hAnsi="Courier New" w:cs="Courier New"/>
@@ -3598,9 +3620,9 @@
                 <w:szCs w:val="21"/>
                 <w:shd w:val="clear" w:color="auto" w:fill="F0F2F5"/>
               </w:rPr>
-              <w:t>{</w:t>
-            </w:r>
-            <w:proofErr w:type="gramStart"/>
+              <w:t>d.elements</w:t>
+            </w:r>
+            <w:proofErr w:type="gramEnd"/>
             <w:r>
               <w:rPr>
                 <w:rFonts w:ascii="Courier New" w:hAnsi="Courier New" w:cs="Courier New"/>
@@ -3609,9 +3631,9 @@
                 <w:szCs w:val="21"/>
                 <w:shd w:val="clear" w:color="auto" w:fill="F0F2F5"/>
               </w:rPr>
-              <w:t>d.elements</w:t>
-            </w:r>
-            <w:proofErr w:type="gramEnd"/>
+              <w:t>[i</w:t>
+            </w:r>
+            <w:proofErr w:type="gramStart"/>
             <w:r>
               <w:rPr>
                 <w:rFonts w:ascii="Courier New" w:hAnsi="Courier New" w:cs="Courier New"/>
@@ -3620,9 +3642,9 @@
                 <w:szCs w:val="21"/>
                 <w:shd w:val="clear" w:color="auto" w:fill="F0F2F5"/>
               </w:rPr>
-              <w:t>[i</w:t>
-            </w:r>
-            <w:proofErr w:type="gramStart"/>
+              <w:t>].filialeCritica</w:t>
+            </w:r>
+            <w:proofErr w:type="gramEnd"/>
             <w:r>
               <w:rPr>
                 <w:rFonts w:ascii="Courier New" w:hAnsi="Courier New" w:cs="Courier New"/>
@@ -3631,24 +3653,14 @@
                 <w:szCs w:val="21"/>
                 <w:shd w:val="clear" w:color="auto" w:fill="F0F2F5"/>
               </w:rPr>
-              <w:t>].filialeCritica</w:t>
-            </w:r>
-            <w:proofErr w:type="gramEnd"/>
-            <w:r>
-              <w:rPr>
-                <w:rFonts w:ascii="Courier New" w:hAnsi="Courier New" w:cs="Courier New"/>
-                <w:color w:val="0A0A0A"/>
-                <w:sz w:val="21"/>
-                <w:szCs w:val="21"/>
-                <w:shd w:val="clear" w:color="auto" w:fill="F0F2F5"/>
-              </w:rPr>
               <w:t>:showEnd}</w:t>
             </w:r>
           </w:p>
         </w:tc>
         <w:tc>
           <w:tcPr>
-            <w:tcW w:w="588" w:type="dxa"/>
+            <w:tcW w:w="645" w:type="dxa"/>
+            <w:gridSpan w:val="2"/>
           </w:tcPr>
           <w:p>
             <w:pPr>
@@ -3666,7 +3678,7 @@
         </w:trPr>
         <w:tc>
           <w:tcPr>
-            <w:tcW w:w="1134" w:type="dxa"/>
+            <w:tcW w:w="697" w:type="dxa"/>
             <w:noWrap/>
             <w:hideMark/>
           </w:tcPr>
@@ -3714,7 +3726,7 @@
         </w:tc>
         <w:tc>
           <w:tcPr>
-            <w:tcW w:w="1134" w:type="dxa"/>
+            <w:tcW w:w="677" w:type="dxa"/>
             <w:noWrap/>
             <w:hideMark/>
           </w:tcPr>
@@ -3731,7 +3743,7 @@
         </w:tc>
         <w:tc>
           <w:tcPr>
-            <w:tcW w:w="3775" w:type="dxa"/>
+            <w:tcW w:w="899" w:type="dxa"/>
             <w:noWrap/>
             <w:hideMark/>
           </w:tcPr>
@@ -3748,7 +3760,7 @@
         </w:tc>
         <w:tc>
           <w:tcPr>
-            <w:tcW w:w="1134" w:type="dxa"/>
+            <w:tcW w:w="535" w:type="dxa"/>
             <w:noWrap/>
             <w:hideMark/>
           </w:tcPr>
@@ -3765,7 +3777,7 @@
         </w:tc>
         <w:tc>
           <w:tcPr>
-            <w:tcW w:w="1134" w:type="dxa"/>
+            <w:tcW w:w="522" w:type="dxa"/>
             <w:noWrap/>
             <w:hideMark/>
           </w:tcPr>
@@ -3782,7 +3794,7 @@
         </w:tc>
         <w:tc>
           <w:tcPr>
-            <w:tcW w:w="3472" w:type="dxa"/>
+            <w:tcW w:w="1632" w:type="dxa"/>
             <w:noWrap/>
             <w:hideMark/>
           </w:tcPr>
@@ -3799,7 +3811,7 @@
         </w:tc>
         <w:tc>
           <w:tcPr>
-            <w:tcW w:w="3912" w:type="dxa"/>
+            <w:tcW w:w="236" w:type="dxa"/>
             <w:noWrap/>
             <w:hideMark/>
           </w:tcPr>
@@ -3816,7 +3828,8 @@
         </w:tc>
         <w:tc>
           <w:tcPr>
-            <w:tcW w:w="725" w:type="dxa"/>
+            <w:tcW w:w="4252" w:type="dxa"/>
+            <w:gridSpan w:val="3"/>
           </w:tcPr>
           <w:p>
             <w:pPr>
@@ -3831,7 +3844,8 @@
         </w:tc>
         <w:tc>
           <w:tcPr>
-            <w:tcW w:w="588" w:type="dxa"/>
+            <w:tcW w:w="645" w:type="dxa"/>
+            <w:gridSpan w:val="2"/>
           </w:tcPr>
           <w:p>
             <w:pPr>
@@ -3867,18 +3881,18 @@
     <w:tbl>
       <w:tblPr>
         <w:tblStyle w:val="Grigliatabella"/>
-        <w:tblW w:w="15744" w:type="dxa"/>
+        <w:tblW w:w="0" w:type="auto"/>
         <w:tblInd w:w="-147" w:type="dxa"/>
         <w:tblLook w:val="04A0" w:firstRow="1" w:lastRow="0" w:firstColumn="1" w:lastColumn="0" w:noHBand="0" w:noVBand="1"/>
       </w:tblPr>
       <w:tblGrid>
-        <w:gridCol w:w="2720"/>
-        <w:gridCol w:w="2616"/>
-        <w:gridCol w:w="1870"/>
-        <w:gridCol w:w="1801"/>
-        <w:gridCol w:w="2350"/>
-        <w:gridCol w:w="2090"/>
-        <w:gridCol w:w="2297"/>
+        <w:gridCol w:w="1709"/>
+        <w:gridCol w:w="1648"/>
+        <w:gridCol w:w="1203"/>
+        <w:gridCol w:w="1161"/>
+        <w:gridCol w:w="1489"/>
+        <w:gridCol w:w="1334"/>
+        <w:gridCol w:w="1457"/>
       </w:tblGrid>
       <w:tr>
         <w:trPr>
@@ -6085,6 +6099,7 @@
                 <w:sz w:val="18"/>
                 <w:szCs w:val="20"/>
               </w:rPr>
+              <w:lastRenderedPageBreak/>
               <w:t>Positivo</w:t>
             </w:r>
             <w:r>
@@ -6114,8 +6129,9 @@
                 <w:szCs w:val="21"/>
                 <w:shd w:val="clear" w:color="auto" w:fill="F0F2F5"/>
               </w:rPr>
-              <w:t>d.</w:t>
-            </w:r>
+              <w:t>d.esito</w:t>
+            </w:r>
+            <w:proofErr w:type="gramEnd"/>
             <w:r>
               <w:rPr>
                 <w:rFonts w:ascii="Courier New" w:hAnsi="Courier New" w:cs="Courier New"/>
@@ -6124,9 +6140,9 @@
                 <w:szCs w:val="21"/>
                 <w:shd w:val="clear" w:color="auto" w:fill="F0F2F5"/>
               </w:rPr>
-              <w:t>esito</w:t>
-            </w:r>
-            <w:proofErr w:type="gramEnd"/>
+              <w:t>:ifEQ(true</w:t>
+            </w:r>
+            <w:proofErr w:type="gramStart"/>
             <w:r>
               <w:rPr>
                 <w:rFonts w:ascii="Courier New" w:hAnsi="Courier New" w:cs="Courier New"/>
@@ -6135,9 +6151,9 @@
                 <w:szCs w:val="21"/>
                 <w:shd w:val="clear" w:color="auto" w:fill="F0F2F5"/>
               </w:rPr>
-              <w:t>:ifEQ(true</w:t>
-            </w:r>
-            <w:proofErr w:type="gramStart"/>
+              <w:t>):showBegin</w:t>
+            </w:r>
+            <w:proofErr w:type="gramEnd"/>
             <w:r>
               <w:rPr>
                 <w:rFonts w:ascii="Courier New" w:hAnsi="Courier New" w:cs="Courier New"/>
@@ -6146,9 +6162,18 @@
                 <w:szCs w:val="21"/>
                 <w:shd w:val="clear" w:color="auto" w:fill="F0F2F5"/>
               </w:rPr>
-              <w:t>):showBegin</w:t>
-            </w:r>
-            <w:proofErr w:type="gramEnd"/>
+              <w:t>}</w:t>
+            </w:r>
+            <w:r>
+              <w:rPr>
+                <w:rFonts w:ascii="Apple Color Emoji" w:hAnsi="Apple Color Emoji" w:cs="Apple Color Emoji"/>
+                <w:color w:val="0A0A0A"/>
+                <w:sz w:val="21"/>
+                <w:szCs w:val="21"/>
+                <w:shd w:val="clear" w:color="auto" w:fill="F0F2F5"/>
+              </w:rPr>
+              <w:t>☑</w:t>
+            </w:r>
             <w:r>
               <w:rPr>
                 <w:rFonts w:ascii="Courier New" w:hAnsi="Courier New" w:cs="Courier New"/>
@@ -6157,6 +6182,296 @@
                 <w:szCs w:val="21"/>
                 <w:shd w:val="clear" w:color="auto" w:fill="F0F2F5"/>
               </w:rPr>
+              <w:t>{</w:t>
+            </w:r>
+            <w:proofErr w:type="gramStart"/>
+            <w:r>
+              <w:rPr>
+                <w:rFonts w:ascii="Courier New" w:hAnsi="Courier New" w:cs="Courier New"/>
+                <w:color w:val="0A0A0A"/>
+                <w:sz w:val="21"/>
+                <w:szCs w:val="21"/>
+                <w:shd w:val="clear" w:color="auto" w:fill="F0F2F5"/>
+              </w:rPr>
+              <w:t>d.esito</w:t>
+            </w:r>
+            <w:proofErr w:type="gramEnd"/>
+            <w:r>
+              <w:rPr>
+                <w:rFonts w:ascii="Courier New" w:hAnsi="Courier New" w:cs="Courier New"/>
+                <w:color w:val="0A0A0A"/>
+                <w:sz w:val="21"/>
+                <w:szCs w:val="21"/>
+                <w:shd w:val="clear" w:color="auto" w:fill="F0F2F5"/>
+              </w:rPr>
+              <w:t>:</w:t>
+            </w:r>
+            <w:proofErr w:type="gramStart"/>
+            <w:r>
+              <w:rPr>
+                <w:rFonts w:ascii="Courier New" w:hAnsi="Courier New" w:cs="Courier New"/>
+                <w:color w:val="0A0A0A"/>
+                <w:sz w:val="21"/>
+                <w:szCs w:val="21"/>
+                <w:shd w:val="clear" w:color="auto" w:fill="F0F2F5"/>
+              </w:rPr>
+              <w:t>showEnd}{d.esito</w:t>
+            </w:r>
+            <w:proofErr w:type="gramEnd"/>
+            <w:r>
+              <w:rPr>
+                <w:rFonts w:ascii="Courier New" w:hAnsi="Courier New" w:cs="Courier New"/>
+                <w:color w:val="0A0A0A"/>
+                <w:sz w:val="21"/>
+                <w:szCs w:val="21"/>
+                <w:shd w:val="clear" w:color="auto" w:fill="F0F2F5"/>
+              </w:rPr>
+              <w:t>:ifEQ(false</w:t>
+            </w:r>
+            <w:proofErr w:type="gramStart"/>
+            <w:r>
+              <w:rPr>
+                <w:rFonts w:ascii="Courier New" w:hAnsi="Courier New" w:cs="Courier New"/>
+                <w:color w:val="0A0A0A"/>
+                <w:sz w:val="21"/>
+                <w:szCs w:val="21"/>
+                <w:shd w:val="clear" w:color="auto" w:fill="F0F2F5"/>
+              </w:rPr>
+              <w:t>):showBegin</w:t>
+            </w:r>
+            <w:proofErr w:type="gramEnd"/>
+            <w:r>
+              <w:rPr>
+                <w:rFonts w:ascii="Courier New" w:hAnsi="Courier New" w:cs="Courier New"/>
+                <w:color w:val="0A0A0A"/>
+                <w:sz w:val="21"/>
+                <w:szCs w:val="21"/>
+                <w:shd w:val="clear" w:color="auto" w:fill="F0F2F5"/>
+              </w:rPr>
+              <w:t>}</w:t>
+            </w:r>
+            <w:r>
+              <w:rPr>
+                <w:rFonts w:ascii="Segoe UI Symbol" w:hAnsi="Segoe UI Symbol" w:cs="Segoe UI Symbol"/>
+                <w:color w:val="0A0A0A"/>
+                <w:sz w:val="21"/>
+                <w:szCs w:val="21"/>
+                <w:shd w:val="clear" w:color="auto" w:fill="F0F2F5"/>
+              </w:rPr>
+              <w:t>☐</w:t>
+            </w:r>
+            <w:r>
+              <w:rPr>
+                <w:rFonts w:ascii="Courier New" w:hAnsi="Courier New" w:cs="Courier New"/>
+                <w:color w:val="0A0A0A"/>
+                <w:sz w:val="21"/>
+                <w:szCs w:val="21"/>
+                <w:shd w:val="clear" w:color="auto" w:fill="F0F2F5"/>
+              </w:rPr>
+              <w:t>{</w:t>
+            </w:r>
+            <w:proofErr w:type="gramStart"/>
+            <w:r>
+              <w:rPr>
+                <w:rFonts w:ascii="Courier New" w:hAnsi="Courier New" w:cs="Courier New"/>
+                <w:color w:val="0A0A0A"/>
+                <w:sz w:val="21"/>
+                <w:szCs w:val="21"/>
+                <w:shd w:val="clear" w:color="auto" w:fill="F0F2F5"/>
+              </w:rPr>
+              <w:t>d.esito</w:t>
+            </w:r>
+            <w:proofErr w:type="gramEnd"/>
+            <w:r>
+              <w:rPr>
+                <w:rFonts w:ascii="Courier New" w:hAnsi="Courier New" w:cs="Courier New"/>
+                <w:color w:val="0A0A0A"/>
+                <w:sz w:val="21"/>
+                <w:szCs w:val="21"/>
+                <w:shd w:val="clear" w:color="auto" w:fill="F0F2F5"/>
+              </w:rPr>
+              <w:t>:showEnd}</w:t>
+            </w:r>
+          </w:p>
+        </w:tc>
+        <w:tc>
+          <w:tcPr>
+            <w:tcW w:w="461" w:type="dxa"/>
+            <w:tcBorders>
+              <w:left w:val="nil"/>
+            </w:tcBorders>
+          </w:tcPr>
+          <w:p>
+            <w:pPr>
+              <w:jc w:val="center"/>
+              <w:rPr>
+                <w:rFonts w:ascii="Vinci Sans" w:hAnsi="Vinci Sans" w:cs="Arial"/>
+                <w:smallCaps/>
+              </w:rPr>
+            </w:pPr>
+          </w:p>
+        </w:tc>
+        <w:tc>
+          <w:tcPr>
+            <w:tcW w:w="4359" w:type="dxa"/>
+            <w:tcBorders>
+              <w:right w:val="nil"/>
+            </w:tcBorders>
+          </w:tcPr>
+          <w:p>
+            <w:pPr>
+              <w:jc w:val="center"/>
+              <w:rPr>
+                <w:rFonts w:ascii="Vinci Sans" w:hAnsi="Vinci Sans" w:cs="Arial"/>
+                <w:smallCaps/>
+              </w:rPr>
+            </w:pPr>
+            <w:r>
+              <w:rPr>
+                <w:rFonts w:eastAsia="Times New Roman"/>
+                <w:sz w:val="18"/>
+                <w:szCs w:val="20"/>
+              </w:rPr>
+              <w:t>Negativo</w:t>
+            </w:r>
+            <w:r>
+              <w:rPr>
+                <w:rFonts w:ascii="Courier New" w:hAnsi="Courier New" w:cs="Courier New"/>
+                <w:color w:val="0A0A0A"/>
+                <w:sz w:val="21"/>
+                <w:szCs w:val="21"/>
+                <w:shd w:val="clear" w:color="auto" w:fill="F0F2F5"/>
+              </w:rPr>
+              <w:t xml:space="preserve"> {</w:t>
+            </w:r>
+            <w:proofErr w:type="gramStart"/>
+            <w:r>
+              <w:rPr>
+                <w:rFonts w:ascii="Courier New" w:hAnsi="Courier New" w:cs="Courier New"/>
+                <w:color w:val="0A0A0A"/>
+                <w:sz w:val="21"/>
+                <w:szCs w:val="21"/>
+                <w:shd w:val="clear" w:color="auto" w:fill="F0F2F5"/>
+              </w:rPr>
+              <w:t>d.esito</w:t>
+            </w:r>
+            <w:proofErr w:type="gramEnd"/>
+            <w:r>
+              <w:rPr>
+                <w:rFonts w:ascii="Courier New" w:hAnsi="Courier New" w:cs="Courier New"/>
+                <w:color w:val="0A0A0A"/>
+                <w:sz w:val="21"/>
+                <w:szCs w:val="21"/>
+                <w:shd w:val="clear" w:color="auto" w:fill="F0F2F5"/>
+              </w:rPr>
+              <w:t>:ifEQ(true</w:t>
+            </w:r>
+            <w:proofErr w:type="gramStart"/>
+            <w:r>
+              <w:rPr>
+                <w:rFonts w:ascii="Courier New" w:hAnsi="Courier New" w:cs="Courier New"/>
+                <w:color w:val="0A0A0A"/>
+                <w:sz w:val="21"/>
+                <w:szCs w:val="21"/>
+                <w:shd w:val="clear" w:color="auto" w:fill="F0F2F5"/>
+              </w:rPr>
+              <w:t>):showBegin</w:t>
+            </w:r>
+            <w:proofErr w:type="gramEnd"/>
+            <w:r>
+              <w:rPr>
+                <w:rFonts w:ascii="Courier New" w:hAnsi="Courier New" w:cs="Courier New"/>
+                <w:color w:val="0A0A0A"/>
+                <w:sz w:val="21"/>
+                <w:szCs w:val="21"/>
+                <w:shd w:val="clear" w:color="auto" w:fill="F0F2F5"/>
+              </w:rPr>
+              <w:t>}</w:t>
+            </w:r>
+            <w:r>
+              <w:rPr>
+                <w:rFonts w:ascii="Segoe UI Symbol" w:hAnsi="Segoe UI Symbol" w:cs="Segoe UI Symbol"/>
+                <w:color w:val="0A0A0A"/>
+                <w:sz w:val="21"/>
+                <w:szCs w:val="21"/>
+                <w:shd w:val="clear" w:color="auto" w:fill="F0F2F5"/>
+              </w:rPr>
+              <w:t>☐</w:t>
+            </w:r>
+            <w:r>
+              <w:rPr>
+                <w:rFonts w:ascii="Courier New" w:hAnsi="Courier New" w:cs="Courier New"/>
+                <w:color w:val="0A0A0A"/>
+                <w:sz w:val="21"/>
+                <w:szCs w:val="21"/>
+                <w:shd w:val="clear" w:color="auto" w:fill="F0F2F5"/>
+              </w:rPr>
+              <w:t>{</w:t>
+            </w:r>
+            <w:proofErr w:type="gramStart"/>
+            <w:r>
+              <w:rPr>
+                <w:rFonts w:ascii="Courier New" w:hAnsi="Courier New" w:cs="Courier New"/>
+                <w:color w:val="0A0A0A"/>
+                <w:sz w:val="21"/>
+                <w:szCs w:val="21"/>
+                <w:shd w:val="clear" w:color="auto" w:fill="F0F2F5"/>
+              </w:rPr>
+              <w:t>d.esito</w:t>
+            </w:r>
+            <w:proofErr w:type="gramEnd"/>
+            <w:r>
+              <w:rPr>
+                <w:rFonts w:ascii="Courier New" w:hAnsi="Courier New" w:cs="Courier New"/>
+                <w:color w:val="0A0A0A"/>
+                <w:sz w:val="21"/>
+                <w:szCs w:val="21"/>
+                <w:shd w:val="clear" w:color="auto" w:fill="F0F2F5"/>
+              </w:rPr>
+              <w:t>:</w:t>
+            </w:r>
+            <w:proofErr w:type="gramStart"/>
+            <w:r>
+              <w:rPr>
+                <w:rFonts w:ascii="Courier New" w:hAnsi="Courier New" w:cs="Courier New"/>
+                <w:color w:val="0A0A0A"/>
+                <w:sz w:val="21"/>
+                <w:szCs w:val="21"/>
+                <w:shd w:val="clear" w:color="auto" w:fill="F0F2F5"/>
+              </w:rPr>
+              <w:t>showEnd}{d.esito</w:t>
+            </w:r>
+            <w:proofErr w:type="gramEnd"/>
+            <w:r>
+              <w:rPr>
+                <w:rFonts w:ascii="Courier New" w:hAnsi="Courier New" w:cs="Courier New"/>
+                <w:color w:val="0A0A0A"/>
+                <w:sz w:val="21"/>
+                <w:szCs w:val="21"/>
+                <w:shd w:val="clear" w:color="auto" w:fill="F0F2F5"/>
+              </w:rPr>
+              <w:t>:ifEQ(false</w:t>
+            </w:r>
+            <w:proofErr w:type="gramStart"/>
+            <w:r>
+              <w:rPr>
+                <w:rFonts w:ascii="Courier New" w:hAnsi="Courier New" w:cs="Courier New"/>
+                <w:color w:val="0A0A0A"/>
+                <w:sz w:val="21"/>
+                <w:szCs w:val="21"/>
+                <w:shd w:val="clear" w:color="auto" w:fill="F0F2F5"/>
+              </w:rPr>
+              <w:t>):showBegin</w:t>
+            </w:r>
+            <w:proofErr w:type="gramEnd"/>
+            <w:r>
+              <w:rPr>
+                <w:rFonts w:ascii="Courier New" w:hAnsi="Courier New" w:cs="Courier New"/>
+                <w:color w:val="0A0A0A"/>
+                <w:sz w:val="21"/>
+                <w:szCs w:val="21"/>
+                <w:shd w:val="clear" w:color="auto" w:fill="F0F2F5"/>
+              </w:rPr>
               <w:t>}</w:t>
             </w:r>
             <w:r>
@@ -6188,397 +6503,7 @@
                 <w:szCs w:val="21"/>
                 <w:shd w:val="clear" w:color="auto" w:fill="F0F2F5"/>
               </w:rPr>
-              <w:t>d.</w:t>
-            </w:r>
-            <w:r>
-              <w:rPr>
-                <w:rFonts w:ascii="Courier New" w:hAnsi="Courier New" w:cs="Courier New"/>
-                <w:color w:val="0A0A0A"/>
-                <w:sz w:val="21"/>
-                <w:szCs w:val="21"/>
-                <w:shd w:val="clear" w:color="auto" w:fill="F0F2F5"/>
-              </w:rPr>
-              <w:t>esito</w:t>
-            </w:r>
-            <w:proofErr w:type="gramEnd"/>
-            <w:r>
-              <w:rPr>
-                <w:rFonts w:ascii="Courier New" w:hAnsi="Courier New" w:cs="Courier New"/>
-                <w:color w:val="0A0A0A"/>
-                <w:sz w:val="21"/>
-                <w:szCs w:val="21"/>
-                <w:shd w:val="clear" w:color="auto" w:fill="F0F2F5"/>
-              </w:rPr>
-              <w:t>:</w:t>
-            </w:r>
-            <w:proofErr w:type="gramStart"/>
-            <w:r>
-              <w:rPr>
-                <w:rFonts w:ascii="Courier New" w:hAnsi="Courier New" w:cs="Courier New"/>
-                <w:color w:val="0A0A0A"/>
-                <w:sz w:val="21"/>
-                <w:szCs w:val="21"/>
-                <w:shd w:val="clear" w:color="auto" w:fill="F0F2F5"/>
-              </w:rPr>
-              <w:t>showEnd}{d.</w:t>
-            </w:r>
-            <w:r>
-              <w:rPr>
-                <w:rFonts w:ascii="Courier New" w:hAnsi="Courier New" w:cs="Courier New"/>
-                <w:color w:val="0A0A0A"/>
-                <w:sz w:val="21"/>
-                <w:szCs w:val="21"/>
-                <w:shd w:val="clear" w:color="auto" w:fill="F0F2F5"/>
-              </w:rPr>
-              <w:t>esito</w:t>
-            </w:r>
-            <w:proofErr w:type="gramEnd"/>
-            <w:r>
-              <w:rPr>
-                <w:rFonts w:ascii="Courier New" w:hAnsi="Courier New" w:cs="Courier New"/>
-                <w:color w:val="0A0A0A"/>
-                <w:sz w:val="21"/>
-                <w:szCs w:val="21"/>
-                <w:shd w:val="clear" w:color="auto" w:fill="F0F2F5"/>
-              </w:rPr>
-              <w:t>:ifEQ(false</w:t>
-            </w:r>
-            <w:proofErr w:type="gramStart"/>
-            <w:r>
-              <w:rPr>
-                <w:rFonts w:ascii="Courier New" w:hAnsi="Courier New" w:cs="Courier New"/>
-                <w:color w:val="0A0A0A"/>
-                <w:sz w:val="21"/>
-                <w:szCs w:val="21"/>
-                <w:shd w:val="clear" w:color="auto" w:fill="F0F2F5"/>
-              </w:rPr>
-              <w:t>):showBegin</w:t>
-            </w:r>
-            <w:proofErr w:type="gramEnd"/>
-            <w:r>
-              <w:rPr>
-                <w:rFonts w:ascii="Courier New" w:hAnsi="Courier New" w:cs="Courier New"/>
-                <w:color w:val="0A0A0A"/>
-                <w:sz w:val="21"/>
-                <w:szCs w:val="21"/>
-                <w:shd w:val="clear" w:color="auto" w:fill="F0F2F5"/>
-              </w:rPr>
-              <w:t>}</w:t>
-            </w:r>
-            <w:r>
-              <w:rPr>
-                <w:rFonts w:ascii="Segoe UI Symbol" w:hAnsi="Segoe UI Symbol" w:cs="Segoe UI Symbol"/>
-                <w:color w:val="0A0A0A"/>
-                <w:sz w:val="21"/>
-                <w:szCs w:val="21"/>
-                <w:shd w:val="clear" w:color="auto" w:fill="F0F2F5"/>
-              </w:rPr>
-              <w:t>☐</w:t>
-            </w:r>
-            <w:r>
-              <w:rPr>
-                <w:rFonts w:ascii="Courier New" w:hAnsi="Courier New" w:cs="Courier New"/>
-                <w:color w:val="0A0A0A"/>
-                <w:sz w:val="21"/>
-                <w:szCs w:val="21"/>
-                <w:shd w:val="clear" w:color="auto" w:fill="F0F2F5"/>
-              </w:rPr>
-              <w:t>{</w:t>
-            </w:r>
-            <w:proofErr w:type="gramStart"/>
-            <w:r>
-              <w:rPr>
-                <w:rFonts w:ascii="Courier New" w:hAnsi="Courier New" w:cs="Courier New"/>
-                <w:color w:val="0A0A0A"/>
-                <w:sz w:val="21"/>
-                <w:szCs w:val="21"/>
-                <w:shd w:val="clear" w:color="auto" w:fill="F0F2F5"/>
-              </w:rPr>
-              <w:t>d.</w:t>
-            </w:r>
-            <w:r>
-              <w:rPr>
-                <w:rFonts w:ascii="Courier New" w:hAnsi="Courier New" w:cs="Courier New"/>
-                <w:color w:val="0A0A0A"/>
-                <w:sz w:val="21"/>
-                <w:szCs w:val="21"/>
-                <w:shd w:val="clear" w:color="auto" w:fill="F0F2F5"/>
-              </w:rPr>
-              <w:t>esito</w:t>
-            </w:r>
-            <w:proofErr w:type="gramEnd"/>
-            <w:r>
-              <w:rPr>
-                <w:rFonts w:ascii="Courier New" w:hAnsi="Courier New" w:cs="Courier New"/>
-                <w:color w:val="0A0A0A"/>
-                <w:sz w:val="21"/>
-                <w:szCs w:val="21"/>
-                <w:shd w:val="clear" w:color="auto" w:fill="F0F2F5"/>
-              </w:rPr>
-              <w:t>:showEnd}</w:t>
-            </w:r>
-          </w:p>
-        </w:tc>
-        <w:tc>
-          <w:tcPr>
-            <w:tcW w:w="461" w:type="dxa"/>
-            <w:tcBorders>
-              <w:left w:val="nil"/>
-            </w:tcBorders>
-          </w:tcPr>
-          <w:p>
-            <w:pPr>
-              <w:jc w:val="center"/>
-              <w:rPr>
-                <w:rFonts w:ascii="Vinci Sans" w:hAnsi="Vinci Sans" w:cs="Arial"/>
-                <w:smallCaps/>
-              </w:rPr>
-            </w:pPr>
-          </w:p>
-        </w:tc>
-        <w:tc>
-          <w:tcPr>
-            <w:tcW w:w="4359" w:type="dxa"/>
-            <w:tcBorders>
-              <w:right w:val="nil"/>
-            </w:tcBorders>
-          </w:tcPr>
-          <w:p>
-            <w:pPr>
-              <w:jc w:val="center"/>
-              <w:rPr>
-                <w:rFonts w:ascii="Vinci Sans" w:hAnsi="Vinci Sans" w:cs="Arial"/>
-                <w:smallCaps/>
-              </w:rPr>
-            </w:pPr>
-            <w:r>
-              <w:rPr>
-                <w:rFonts w:eastAsia="Times New Roman"/>
-                <w:sz w:val="18"/>
-                <w:szCs w:val="20"/>
-              </w:rPr>
-              <w:t>Negativo</w:t>
-            </w:r>
-            <w:r>
-              <w:rPr>
-                <w:rFonts w:ascii="Courier New" w:hAnsi="Courier New" w:cs="Courier New"/>
-                <w:color w:val="0A0A0A"/>
-                <w:sz w:val="21"/>
-                <w:szCs w:val="21"/>
-                <w:shd w:val="clear" w:color="auto" w:fill="F0F2F5"/>
-              </w:rPr>
-              <w:t xml:space="preserve"> </w:t>
-            </w:r>
-            <w:r>
-              <w:rPr>
-                <w:rFonts w:ascii="Courier New" w:hAnsi="Courier New" w:cs="Courier New"/>
-                <w:color w:val="0A0A0A"/>
-                <w:sz w:val="21"/>
-                <w:szCs w:val="21"/>
-                <w:shd w:val="clear" w:color="auto" w:fill="F0F2F5"/>
-              </w:rPr>
-              <w:t>{</w:t>
-            </w:r>
-            <w:proofErr w:type="gramStart"/>
-            <w:r>
-              <w:rPr>
-                <w:rFonts w:ascii="Courier New" w:hAnsi="Courier New" w:cs="Courier New"/>
-                <w:color w:val="0A0A0A"/>
-                <w:sz w:val="21"/>
-                <w:szCs w:val="21"/>
-                <w:shd w:val="clear" w:color="auto" w:fill="F0F2F5"/>
-              </w:rPr>
-              <w:t>d.</w:t>
-            </w:r>
-            <w:r>
-              <w:rPr>
-                <w:rFonts w:ascii="Courier New" w:hAnsi="Courier New" w:cs="Courier New"/>
-                <w:color w:val="0A0A0A"/>
-                <w:sz w:val="21"/>
-                <w:szCs w:val="21"/>
-                <w:shd w:val="clear" w:color="auto" w:fill="F0F2F5"/>
-              </w:rPr>
-              <w:t>esito</w:t>
-            </w:r>
-            <w:proofErr w:type="gramEnd"/>
-            <w:r>
-              <w:rPr>
-                <w:rFonts w:ascii="Courier New" w:hAnsi="Courier New" w:cs="Courier New"/>
-                <w:color w:val="0A0A0A"/>
-                <w:sz w:val="21"/>
-                <w:szCs w:val="21"/>
-                <w:shd w:val="clear" w:color="auto" w:fill="F0F2F5"/>
-              </w:rPr>
-              <w:t>:ifEQ(true</w:t>
-            </w:r>
-            <w:proofErr w:type="gramStart"/>
-            <w:r>
-              <w:rPr>
-                <w:rFonts w:ascii="Courier New" w:hAnsi="Courier New" w:cs="Courier New"/>
-                <w:color w:val="0A0A0A"/>
-                <w:sz w:val="21"/>
-                <w:szCs w:val="21"/>
-                <w:shd w:val="clear" w:color="auto" w:fill="F0F2F5"/>
-              </w:rPr>
-              <w:t>):showBegin</w:t>
-            </w:r>
-            <w:proofErr w:type="gramEnd"/>
-            <w:r>
-              <w:rPr>
-                <w:rFonts w:ascii="Courier New" w:hAnsi="Courier New" w:cs="Courier New"/>
-                <w:color w:val="0A0A0A"/>
-                <w:sz w:val="21"/>
-                <w:szCs w:val="21"/>
-                <w:shd w:val="clear" w:color="auto" w:fill="F0F2F5"/>
-              </w:rPr>
-              <w:t>}</w:t>
-            </w:r>
-            <w:r>
-              <w:rPr>
-                <w:rFonts w:ascii="Segoe UI Symbol" w:hAnsi="Segoe UI Symbol" w:cs="Segoe UI Symbol"/>
-                <w:color w:val="0A0A0A"/>
-                <w:sz w:val="21"/>
-                <w:szCs w:val="21"/>
-                <w:shd w:val="clear" w:color="auto" w:fill="F0F2F5"/>
-              </w:rPr>
-              <w:t>☐</w:t>
-            </w:r>
-            <w:r>
-              <w:rPr>
-                <w:rFonts w:ascii="Courier New" w:hAnsi="Courier New" w:cs="Courier New"/>
-                <w:color w:val="0A0A0A"/>
-                <w:sz w:val="21"/>
-                <w:szCs w:val="21"/>
-                <w:shd w:val="clear" w:color="auto" w:fill="F0F2F5"/>
-              </w:rPr>
-              <w:t>{</w:t>
-            </w:r>
-            <w:proofErr w:type="gramStart"/>
-            <w:r>
-              <w:rPr>
-                <w:rFonts w:ascii="Courier New" w:hAnsi="Courier New" w:cs="Courier New"/>
-                <w:color w:val="0A0A0A"/>
-                <w:sz w:val="21"/>
-                <w:szCs w:val="21"/>
-                <w:shd w:val="clear" w:color="auto" w:fill="F0F2F5"/>
-              </w:rPr>
-              <w:t>d.</w:t>
-            </w:r>
-            <w:r>
-              <w:rPr>
-                <w:rFonts w:ascii="Courier New" w:hAnsi="Courier New" w:cs="Courier New"/>
-                <w:color w:val="0A0A0A"/>
-                <w:sz w:val="21"/>
-                <w:szCs w:val="21"/>
-                <w:shd w:val="clear" w:color="auto" w:fill="F0F2F5"/>
-              </w:rPr>
-              <w:t>esito</w:t>
-            </w:r>
-            <w:proofErr w:type="gramEnd"/>
-            <w:r>
-              <w:rPr>
-                <w:rFonts w:ascii="Courier New" w:hAnsi="Courier New" w:cs="Courier New"/>
-                <w:color w:val="0A0A0A"/>
-                <w:sz w:val="21"/>
-                <w:szCs w:val="21"/>
-                <w:shd w:val="clear" w:color="auto" w:fill="F0F2F5"/>
-              </w:rPr>
-              <w:t>:</w:t>
-            </w:r>
-            <w:proofErr w:type="gramStart"/>
-            <w:r>
-              <w:rPr>
-                <w:rFonts w:ascii="Courier New" w:hAnsi="Courier New" w:cs="Courier New"/>
-                <w:color w:val="0A0A0A"/>
-                <w:sz w:val="21"/>
-                <w:szCs w:val="21"/>
-                <w:shd w:val="clear" w:color="auto" w:fill="F0F2F5"/>
-              </w:rPr>
-              <w:t>showEnd}{d.</w:t>
-            </w:r>
-            <w:r>
-              <w:rPr>
-                <w:rFonts w:ascii="Courier New" w:hAnsi="Courier New" w:cs="Courier New"/>
-                <w:color w:val="0A0A0A"/>
-                <w:sz w:val="21"/>
-                <w:szCs w:val="21"/>
-                <w:shd w:val="clear" w:color="auto" w:fill="F0F2F5"/>
-              </w:rPr>
-              <w:t>esito</w:t>
-            </w:r>
-            <w:proofErr w:type="gramEnd"/>
-            <w:r>
-              <w:rPr>
-                <w:rFonts w:ascii="Courier New" w:hAnsi="Courier New" w:cs="Courier New"/>
-                <w:color w:val="0A0A0A"/>
-                <w:sz w:val="21"/>
-                <w:szCs w:val="21"/>
-                <w:shd w:val="clear" w:color="auto" w:fill="F0F2F5"/>
-              </w:rPr>
-              <w:t>:ifEQ(false</w:t>
-            </w:r>
-            <w:proofErr w:type="gramStart"/>
-            <w:r>
-              <w:rPr>
-                <w:rFonts w:ascii="Courier New" w:hAnsi="Courier New" w:cs="Courier New"/>
-                <w:color w:val="0A0A0A"/>
-                <w:sz w:val="21"/>
-                <w:szCs w:val="21"/>
-                <w:shd w:val="clear" w:color="auto" w:fill="F0F2F5"/>
-              </w:rPr>
-              <w:t>):showBegin</w:t>
-            </w:r>
-            <w:proofErr w:type="gramEnd"/>
-            <w:r>
-              <w:rPr>
-                <w:rFonts w:ascii="Courier New" w:hAnsi="Courier New" w:cs="Courier New"/>
-                <w:color w:val="0A0A0A"/>
-                <w:sz w:val="21"/>
-                <w:szCs w:val="21"/>
-                <w:shd w:val="clear" w:color="auto" w:fill="F0F2F5"/>
-              </w:rPr>
-              <w:t>}</w:t>
-            </w:r>
-            <w:r>
-              <w:rPr>
-                <w:rFonts w:ascii="Apple Color Emoji" w:hAnsi="Apple Color Emoji" w:cs="Apple Color Emoji"/>
-                <w:color w:val="0A0A0A"/>
-                <w:sz w:val="21"/>
-                <w:szCs w:val="21"/>
-                <w:shd w:val="clear" w:color="auto" w:fill="F0F2F5"/>
-              </w:rPr>
-              <w:t>☑</w:t>
-            </w:r>
-            <w:r>
-              <w:rPr>
-                <w:rFonts w:ascii="Courier New" w:hAnsi="Courier New" w:cs="Courier New"/>
-                <w:color w:val="0A0A0A"/>
-                <w:sz w:val="21"/>
-                <w:szCs w:val="21"/>
-                <w:shd w:val="clear" w:color="auto" w:fill="F0F2F5"/>
-              </w:rPr>
-              <w:t>{</w:t>
-            </w:r>
-            <w:proofErr w:type="gramStart"/>
-            <w:r>
-              <w:rPr>
-                <w:rFonts w:ascii="Courier New" w:hAnsi="Courier New" w:cs="Courier New"/>
-                <w:color w:val="0A0A0A"/>
-                <w:sz w:val="21"/>
-                <w:szCs w:val="21"/>
-                <w:shd w:val="clear" w:color="auto" w:fill="F0F2F5"/>
-              </w:rPr>
-              <w:t>d.</w:t>
-            </w:r>
-            <w:r>
-              <w:rPr>
-                <w:rFonts w:ascii="Courier New" w:hAnsi="Courier New" w:cs="Courier New"/>
-                <w:color w:val="0A0A0A"/>
-                <w:sz w:val="21"/>
-                <w:szCs w:val="21"/>
-                <w:shd w:val="clear" w:color="auto" w:fill="F0F2F5"/>
-              </w:rPr>
-              <w:t>esito</w:t>
+              <w:t>d.esito</w:t>
             </w:r>
             <w:proofErr w:type="gramEnd"/>
             <w:r>
@@ -7720,7 +7645,7 @@
             </wp:anchor>
           </w:drawing>
         </mc:Choice>
-        <mc:Fallback xmlns:a="http://schemas.openxmlformats.org/drawingml/2006/main" xmlns:pic="http://schemas.openxmlformats.org/drawingml/2006/picture" xmlns:a14="http://schemas.microsoft.com/office/drawing/2010/main">
+        <mc:Fallback xmlns:a14="http://schemas.microsoft.com/office/drawing/2010/main" xmlns:pic="http://schemas.openxmlformats.org/drawingml/2006/picture" xmlns:a="http://schemas.openxmlformats.org/drawingml/2006/main">
           <w:pict w14:anchorId="160C3368">
             <v:rect id="Rectangle 14" style="position:absolute;margin-left:-1.4pt;margin-top:17.9pt;width:493.25pt;height:1.4pt;z-index:251658241;visibility:visible;mso-wrap-style:square;mso-width-percent:0;mso-height-percent:0;mso-wrap-distance-left:9pt;mso-wrap-distance-top:0;mso-wrap-distance-right:9pt;mso-wrap-distance-bottom:0;mso-position-horizontal:absolute;mso-position-horizontal-relative:text;mso-position-vertical:absolute;mso-position-vertical-relative:text;mso-width-percent:0;mso-height-percent:0;mso-width-relative:page;mso-height-relative:page;v-text-anchor:top" o:spid="_x0000_s1026" fillcolor="#ffba3a" stroked="f" w14:anchorId="6A90CDC6" o:gfxdata="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">
               <v:fill type="gradient" color2="#ffbd43" focus="100%"/>
@@ -11746,15 +11671,6 @@
 </file>
 
 <file path=customXml/item1.xml><?xml version="1.0" encoding="utf-8"?>
-<?mso-contentType ?>
-<FormTemplates xmlns="http://schemas.microsoft.com/sharepoint/v3/contenttype/forms">
-  <Display>DocumentLibraryForm</Display>
-  <Edit>DocumentLibraryForm</Edit>
-  <New>DocumentLibraryForm</New>
-</FormTemplates>
-</file>
-
-<file path=customXml/item2.xml><?xml version="1.0" encoding="utf-8"?>
 <p:properties xmlns:p="http://schemas.microsoft.com/office/2006/metadata/properties" xmlns:xsi="http://www.w3.org/2001/XMLSchema-instance" xmlns:pc="http://schemas.microsoft.com/office/infopath/2007/PartnerControls">
   <documentManagement>
     <lcf76f155ced4ddcb4097134ff3c332f xmlns="a8eee769-02df-4819-a4bb-2b6a098c5a43">
@@ -11765,7 +11681,20 @@
 </p:properties>
 </file>
 
+<file path=customXml/item2.xml><?xml version="1.0" encoding="utf-8"?>
+<?mso-contentType ?>
+<FormTemplates xmlns="http://schemas.microsoft.com/sharepoint/v3/contenttype/forms">
+  <Display>DocumentLibraryForm</Display>
+  <Edit>DocumentLibraryForm</Edit>
+  <New>DocumentLibraryForm</New>
+</FormTemplates>
+</file>
+
 <file path=customXml/item3.xml><?xml version="1.0" encoding="utf-8"?>
+<b:Sources xmlns:b="http://schemas.openxmlformats.org/officeDocument/2006/bibliography" xmlns="http://schemas.openxmlformats.org/officeDocument/2006/bibliography" SelectedStyle="\APASixthEditionOfficeOnline.xsl" StyleName="APA" Version="6"/>
+</file>
+
+<file path=customXml/item4.xml><?xml version="1.0" encoding="utf-8"?>
 <ct:contentTypeSchema xmlns:ct="http://schemas.microsoft.com/office/2006/metadata/contentType" xmlns:ma="http://schemas.microsoft.com/office/2006/metadata/properties/metaAttributes" ct:_="" ma:_="" ma:contentTypeName="Documento" ma:contentTypeID="0x010100EE572769BCD66B4AB51722BEB96E00B8" ma:contentTypeVersion="15" ma:contentTypeDescription="Creare un nuovo documento." ma:contentTypeScope="" ma:versionID="f260ce95a717b0f3b8dc1e03f4ad8eed">
   <xsd:schema xmlns:xsd="http://www.w3.org/2001/XMLSchema" xmlns:xs="http://www.w3.org/2001/XMLSchema" xmlns:p="http://schemas.microsoft.com/office/2006/metadata/properties" xmlns:ns2="a8eee769-02df-4819-a4bb-2b6a098c5a43" xmlns:ns3="a7199000-c533-47c0-95b3-1e1bdcafd189" targetNamespace="http://schemas.microsoft.com/office/2006/metadata/properties" ma:root="true" ma:fieldsID="85ebf39adc5a8bbc35b7f7196a485891" ns2:_="" ns3:_="">
     <xsd:import namespace="a8eee769-02df-4819-a4bb-2b6a098c5a43"/>
@@ -12000,19 +11929,7 @@
 </ct:contentTypeSchema>
 </file>
 
-<file path=customXml/item4.xml><?xml version="1.0" encoding="utf-8"?>
-<b:Sources xmlns:b="http://schemas.openxmlformats.org/officeDocument/2006/bibliography" xmlns="http://schemas.openxmlformats.org/officeDocument/2006/bibliography" SelectedStyle="\APASixthEditionOfficeOnline.xsl" StyleName="APA" Version="6"/>
-</file>
-
 <file path=customXml/itemProps1.xml><?xml version="1.0" encoding="utf-8"?>
-<ds:datastoreItem xmlns:ds="http://schemas.openxmlformats.org/officeDocument/2006/customXml" ds:itemID="{B0CF5B7D-6C83-4D89-A129-4D0416627452}">
-  <ds:schemaRefs>
-    <ds:schemaRef ds:uri="http://schemas.microsoft.com/sharepoint/v3/contenttype/forms"/>
-  </ds:schemaRefs>
-</ds:datastoreItem>
-</file>
-
-<file path=customXml/itemProps2.xml><?xml version="1.0" encoding="utf-8"?>
 <ds:datastoreItem xmlns:ds="http://schemas.openxmlformats.org/officeDocument/2006/customXml" ds:itemID="{804C538F-4C5A-47CF-8CF6-328258B2BCAF}">
   <ds:schemaRefs>
     <ds:schemaRef ds:uri="http://schemas.microsoft.com/office/2006/metadata/properties"/>
@@ -12023,7 +11940,23 @@
 </ds:datastoreItem>
 </file>
 
+<file path=customXml/itemProps2.xml><?xml version="1.0" encoding="utf-8"?>
+<ds:datastoreItem xmlns:ds="http://schemas.openxmlformats.org/officeDocument/2006/customXml" ds:itemID="{B0CF5B7D-6C83-4D89-A129-4D0416627452}">
+  <ds:schemaRefs>
+    <ds:schemaRef ds:uri="http://schemas.microsoft.com/sharepoint/v3/contenttype/forms"/>
+  </ds:schemaRefs>
+</ds:datastoreItem>
+</file>
+
 <file path=customXml/itemProps3.xml><?xml version="1.0" encoding="utf-8"?>
+<ds:datastoreItem xmlns:ds="http://schemas.openxmlformats.org/officeDocument/2006/customXml" ds:itemID="{FE93AA6E-45CA-4159-8FB1-8B8441C33EBB}">
+  <ds:schemaRefs>
+    <ds:schemaRef ds:uri="http://schemas.openxmlformats.org/officeDocument/2006/bibliography"/>
+  </ds:schemaRefs>
+</ds:datastoreItem>
+</file>
+
+<file path=customXml/itemProps4.xml><?xml version="1.0" encoding="utf-8"?>
 <ds:datastoreItem xmlns:ds="http://schemas.openxmlformats.org/officeDocument/2006/customXml" ds:itemID="{2A4667F8-B4FC-4692-9065-8B21A9A2F88F}">
   <ds:schemaRefs>
     <ds:schemaRef ds:uri="http://schemas.microsoft.com/office/2006/metadata/contentType"/>
@@ -12042,14 +11975,6 @@
 </ds:datastoreItem>
 </file>
 
-<file path=customXml/itemProps4.xml><?xml version="1.0" encoding="utf-8"?>
-<ds:datastoreItem xmlns:ds="http://schemas.openxmlformats.org/officeDocument/2006/customXml" ds:itemID="{FE93AA6E-45CA-4159-8FB1-8B8441C33EBB}">
-  <ds:schemaRefs>
-    <ds:schemaRef ds:uri="http://schemas.openxmlformats.org/officeDocument/2006/bibliography"/>
-  </ds:schemaRefs>
-</ds:datastoreItem>
-</file>
-
 <file path=docMetadata/LabelInfo.xml><?xml version="1.0" encoding="utf-8"?>
 <clbl:labelList xmlns:clbl="http://schemas.microsoft.com/office/2020/mipLabelMetadata">
   <clbl:label id="{b266f2e9-5ba9-41e8-bb3a-ae1808c10e86}" enabled="1" method="Standard" siteId="{d9dbc877-29e4-4473-9855-d3db78ae431b}" contentBits="1" removed="0"/>

--- a/Verbale di collaudo Banca - template.docx
+++ b/Verbale di collaudo Banca - template.docx
@@ -2575,11 +2575,9 @@
         <w:gridCol w:w="535"/>
         <w:gridCol w:w="522"/>
         <w:gridCol w:w="1632"/>
-        <w:gridCol w:w="236"/>
-        <w:gridCol w:w="898"/>
+        <w:gridCol w:w="1134"/>
         <w:gridCol w:w="3260"/>
-        <w:gridCol w:w="94"/>
-        <w:gridCol w:w="551"/>
+        <w:gridCol w:w="645"/>
         <w:gridCol w:w="94"/>
       </w:tblGrid>
       <w:tr>
@@ -2759,7 +2757,6 @@
         <w:tc>
           <w:tcPr>
             <w:tcW w:w="1134" w:type="dxa"/>
-            <w:gridSpan w:val="2"/>
             <w:shd w:val="clear" w:color="auto" w:fill="FFF1D7" w:themeFill="accent4" w:themeFillTint="33"/>
             <w:noWrap/>
             <w:hideMark/>
@@ -2814,7 +2811,6 @@
         <w:tc>
           <w:tcPr>
             <w:tcW w:w="645" w:type="dxa"/>
-            <w:gridSpan w:val="2"/>
             <w:shd w:val="clear" w:color="auto" w:fill="FFF1D7" w:themeFill="accent4" w:themeFillTint="33"/>
           </w:tcPr>
           <w:p>
@@ -3281,7 +3277,7 @@
         </w:tc>
         <w:tc>
           <w:tcPr>
-            <w:tcW w:w="236" w:type="dxa"/>
+            <w:tcW w:w="1134" w:type="dxa"/>
             <w:noWrap/>
             <w:hideMark/>
           </w:tcPr>
@@ -3338,16 +3334,7 @@
                 <w:sz w:val="18"/>
                 <w:szCs w:val="18"/>
               </w:rPr>
-              <w:t>ProtocolloVerbaleColl</w:t>
-            </w:r>
-            <w:r>
-              <w:rPr>
-                <w:rFonts w:eastAsiaTheme="minorEastAsia"/>
-                <w:sz w:val="18"/>
-                <w:szCs w:val="18"/>
-              </w:rPr>
-              <w:lastRenderedPageBreak/>
-              <w:t>audo</w:t>
+              <w:t>ProtocolloVerbaleCollaudo</w:t>
             </w:r>
             <w:proofErr w:type="spellEnd"/>
             <w:proofErr w:type="gramEnd"/>
@@ -3372,8 +3359,7 @@
         </w:tc>
         <w:tc>
           <w:tcPr>
-            <w:tcW w:w="4252" w:type="dxa"/>
-            <w:gridSpan w:val="3"/>
+            <w:tcW w:w="3260" w:type="dxa"/>
           </w:tcPr>
           <w:p>
             <w:pPr>
@@ -3392,7 +3378,6 @@
                 <w:szCs w:val="21"/>
                 <w:shd w:val="clear" w:color="auto" w:fill="F0F2F5"/>
               </w:rPr>
-              <w:lastRenderedPageBreak/>
               <w:t>{</w:t>
             </w:r>
             <w:proofErr w:type="gramStart"/>
@@ -3659,7 +3644,7 @@
         </w:tc>
         <w:tc>
           <w:tcPr>
-            <w:tcW w:w="645" w:type="dxa"/>
+            <w:tcW w:w="739" w:type="dxa"/>
             <w:gridSpan w:val="2"/>
           </w:tcPr>
           <w:p>
@@ -3811,7 +3796,7 @@
         </w:tc>
         <w:tc>
           <w:tcPr>
-            <w:tcW w:w="236" w:type="dxa"/>
+            <w:tcW w:w="1134" w:type="dxa"/>
             <w:noWrap/>
             <w:hideMark/>
           </w:tcPr>
@@ -3828,8 +3813,7 @@
         </w:tc>
         <w:tc>
           <w:tcPr>
-            <w:tcW w:w="4252" w:type="dxa"/>
-            <w:gridSpan w:val="3"/>
+            <w:tcW w:w="3260" w:type="dxa"/>
           </w:tcPr>
           <w:p>
             <w:pPr>
@@ -3844,7 +3828,7 @@
         </w:tc>
         <w:tc>
           <w:tcPr>
-            <w:tcW w:w="645" w:type="dxa"/>
+            <w:tcW w:w="739" w:type="dxa"/>
             <w:gridSpan w:val="2"/>
           </w:tcPr>
           <w:p>
@@ -6099,7 +6083,6 @@
                 <w:sz w:val="18"/>
                 <w:szCs w:val="20"/>
               </w:rPr>
-              <w:lastRenderedPageBreak/>
               <w:t>Positivo</w:t>
             </w:r>
             <w:r>
@@ -7645,7 +7628,7 @@
             </wp:anchor>
           </w:drawing>
         </mc:Choice>
-        <mc:Fallback xmlns:a14="http://schemas.microsoft.com/office/drawing/2010/main" xmlns:pic="http://schemas.openxmlformats.org/drawingml/2006/picture" xmlns:a="http://schemas.openxmlformats.org/drawingml/2006/main">
+        <mc:Fallback xmlns:a="http://schemas.openxmlformats.org/drawingml/2006/main" xmlns:pic="http://schemas.openxmlformats.org/drawingml/2006/picture" xmlns:a14="http://schemas.microsoft.com/office/drawing/2010/main">
           <w:pict w14:anchorId="160C3368">
             <v:rect id="Rectangle 14" style="position:absolute;margin-left:-1.4pt;margin-top:17.9pt;width:493.25pt;height:1.4pt;z-index:251658241;visibility:visible;mso-wrap-style:square;mso-width-percent:0;mso-height-percent:0;mso-wrap-distance-left:9pt;mso-wrap-distance-top:0;mso-wrap-distance-right:9pt;mso-wrap-distance-bottom:0;mso-position-horizontal:absolute;mso-position-horizontal-relative:text;mso-position-vertical:absolute;mso-position-vertical-relative:text;mso-width-percent:0;mso-height-percent:0;mso-width-relative:page;mso-height-relative:page;v-text-anchor:top" o:spid="_x0000_s1026" fillcolor="#ffba3a" stroked="f" w14:anchorId="6A90CDC6" o:gfxdata="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">
               <v:fill type="gradient" color2="#ffbd43" focus="100%"/>
@@ -11682,19 +11665,6 @@
 </file>
 
 <file path=customXml/item2.xml><?xml version="1.0" encoding="utf-8"?>
-<?mso-contentType ?>
-<FormTemplates xmlns="http://schemas.microsoft.com/sharepoint/v3/contenttype/forms">
-  <Display>DocumentLibraryForm</Display>
-  <Edit>DocumentLibraryForm</Edit>
-  <New>DocumentLibraryForm</New>
-</FormTemplates>
-</file>
-
-<file path=customXml/item3.xml><?xml version="1.0" encoding="utf-8"?>
-<b:Sources xmlns:b="http://schemas.openxmlformats.org/officeDocument/2006/bibliography" xmlns="http://schemas.openxmlformats.org/officeDocument/2006/bibliography" SelectedStyle="\APASixthEditionOfficeOnline.xsl" StyleName="APA" Version="6"/>
-</file>
-
-<file path=customXml/item4.xml><?xml version="1.0" encoding="utf-8"?>
 <ct:contentTypeSchema xmlns:ct="http://schemas.microsoft.com/office/2006/metadata/contentType" xmlns:ma="http://schemas.microsoft.com/office/2006/metadata/properties/metaAttributes" ct:_="" ma:_="" ma:contentTypeName="Documento" ma:contentTypeID="0x010100EE572769BCD66B4AB51722BEB96E00B8" ma:contentTypeVersion="15" ma:contentTypeDescription="Creare un nuovo documento." ma:contentTypeScope="" ma:versionID="f260ce95a717b0f3b8dc1e03f4ad8eed">
   <xsd:schema xmlns:xsd="http://www.w3.org/2001/XMLSchema" xmlns:xs="http://www.w3.org/2001/XMLSchema" xmlns:p="http://schemas.microsoft.com/office/2006/metadata/properties" xmlns:ns2="a8eee769-02df-4819-a4bb-2b6a098c5a43" xmlns:ns3="a7199000-c533-47c0-95b3-1e1bdcafd189" targetNamespace="http://schemas.microsoft.com/office/2006/metadata/properties" ma:root="true" ma:fieldsID="85ebf39adc5a8bbc35b7f7196a485891" ns2:_="" ns3:_="">
     <xsd:import namespace="a8eee769-02df-4819-a4bb-2b6a098c5a43"/>
@@ -11929,6 +11899,19 @@
 </ct:contentTypeSchema>
 </file>
 
+<file path=customXml/item3.xml><?xml version="1.0" encoding="utf-8"?>
+<b:Sources xmlns:b="http://schemas.openxmlformats.org/officeDocument/2006/bibliography" xmlns="http://schemas.openxmlformats.org/officeDocument/2006/bibliography" SelectedStyle="\APASixthEditionOfficeOnline.xsl" StyleName="APA" Version="6"/>
+</file>
+
+<file path=customXml/item4.xml><?xml version="1.0" encoding="utf-8"?>
+<?mso-contentType ?>
+<FormTemplates xmlns="http://schemas.microsoft.com/sharepoint/v3/contenttype/forms">
+  <Display>DocumentLibraryForm</Display>
+  <Edit>DocumentLibraryForm</Edit>
+  <New>DocumentLibraryForm</New>
+</FormTemplates>
+</file>
+
 <file path=customXml/itemProps1.xml><?xml version="1.0" encoding="utf-8"?>
 <ds:datastoreItem xmlns:ds="http://schemas.openxmlformats.org/officeDocument/2006/customXml" ds:itemID="{804C538F-4C5A-47CF-8CF6-328258B2BCAF}">
   <ds:schemaRefs>
@@ -11941,22 +11924,6 @@
 </file>
 
 <file path=customXml/itemProps2.xml><?xml version="1.0" encoding="utf-8"?>
-<ds:datastoreItem xmlns:ds="http://schemas.openxmlformats.org/officeDocument/2006/customXml" ds:itemID="{B0CF5B7D-6C83-4D89-A129-4D0416627452}">
-  <ds:schemaRefs>
-    <ds:schemaRef ds:uri="http://schemas.microsoft.com/sharepoint/v3/contenttype/forms"/>
-  </ds:schemaRefs>
-</ds:datastoreItem>
-</file>
-
-<file path=customXml/itemProps3.xml><?xml version="1.0" encoding="utf-8"?>
-<ds:datastoreItem xmlns:ds="http://schemas.openxmlformats.org/officeDocument/2006/customXml" ds:itemID="{FE93AA6E-45CA-4159-8FB1-8B8441C33EBB}">
-  <ds:schemaRefs>
-    <ds:schemaRef ds:uri="http://schemas.openxmlformats.org/officeDocument/2006/bibliography"/>
-  </ds:schemaRefs>
-</ds:datastoreItem>
-</file>
-
-<file path=customXml/itemProps4.xml><?xml version="1.0" encoding="utf-8"?>
 <ds:datastoreItem xmlns:ds="http://schemas.openxmlformats.org/officeDocument/2006/customXml" ds:itemID="{2A4667F8-B4FC-4692-9065-8B21A9A2F88F}">
   <ds:schemaRefs>
     <ds:schemaRef ds:uri="http://schemas.microsoft.com/office/2006/metadata/contentType"/>
@@ -11975,6 +11942,22 @@
 </ds:datastoreItem>
 </file>
 
+<file path=customXml/itemProps3.xml><?xml version="1.0" encoding="utf-8"?>
+<ds:datastoreItem xmlns:ds="http://schemas.openxmlformats.org/officeDocument/2006/customXml" ds:itemID="{FE93AA6E-45CA-4159-8FB1-8B8441C33EBB}">
+  <ds:schemaRefs>
+    <ds:schemaRef ds:uri="http://schemas.openxmlformats.org/officeDocument/2006/bibliography"/>
+  </ds:schemaRefs>
+</ds:datastoreItem>
+</file>
+
+<file path=customXml/itemProps4.xml><?xml version="1.0" encoding="utf-8"?>
+<ds:datastoreItem xmlns:ds="http://schemas.openxmlformats.org/officeDocument/2006/customXml" ds:itemID="{B0CF5B7D-6C83-4D89-A129-4D0416627452}">
+  <ds:schemaRefs>
+    <ds:schemaRef ds:uri="http://schemas.microsoft.com/sharepoint/v3/contenttype/forms"/>
+  </ds:schemaRefs>
+</ds:datastoreItem>
+</file>
+
 <file path=docMetadata/LabelInfo.xml><?xml version="1.0" encoding="utf-8"?>
 <clbl:labelList xmlns:clbl="http://schemas.microsoft.com/office/2020/mipLabelMetadata">
   <clbl:label id="{b266f2e9-5ba9-41e8-bb3a-ae1808c10e86}" enabled="1" method="Standard" siteId="{d9dbc877-29e4-4473-9855-d3db78ae431b}" contentBits="1" removed="0"/>

--- a/Verbale di collaudo Banca - template.docx
+++ b/Verbale di collaudo Banca - template.docx
@@ -2563,7 +2563,7 @@
     <w:tbl>
       <w:tblPr>
         <w:tblStyle w:val="Grigliatabella"/>
-        <w:tblW w:w="10095" w:type="dxa"/>
+        <w:tblW w:w="10065" w:type="dxa"/>
         <w:tblInd w:w="-147" w:type="dxa"/>
         <w:tblLayout w:type="fixed"/>
         <w:tblLook w:val="04A0" w:firstRow="1" w:lastRow="0" w:firstColumn="1" w:lastColumn="0" w:noHBand="0" w:noVBand="1"/>
@@ -2577,13 +2577,10 @@
         <w:gridCol w:w="1632"/>
         <w:gridCol w:w="1134"/>
         <w:gridCol w:w="3260"/>
-        <w:gridCol w:w="645"/>
-        <w:gridCol w:w="94"/>
+        <w:gridCol w:w="709"/>
       </w:tblGrid>
       <w:tr>
         <w:trPr>
-          <w:gridAfter w:val="1"/>
-          <w:wAfter w:w="94" w:type="dxa"/>
           <w:trHeight w:val="300"/>
         </w:trPr>
         <w:tc>
@@ -2810,7 +2807,7 @@
         </w:tc>
         <w:tc>
           <w:tcPr>
-            <w:tcW w:w="645" w:type="dxa"/>
+            <w:tcW w:w="709" w:type="dxa"/>
             <w:shd w:val="clear" w:color="auto" w:fill="FFF1D7" w:themeFill="accent4" w:themeFillTint="33"/>
           </w:tcPr>
           <w:p>
@@ -3644,8 +3641,7 @@
         </w:tc>
         <w:tc>
           <w:tcPr>
-            <w:tcW w:w="739" w:type="dxa"/>
-            <w:gridSpan w:val="2"/>
+            <w:tcW w:w="709" w:type="dxa"/>
           </w:tcPr>
           <w:p>
             <w:pPr>
@@ -3828,8 +3824,7 @@
         </w:tc>
         <w:tc>
           <w:tcPr>
-            <w:tcW w:w="739" w:type="dxa"/>
-            <w:gridSpan w:val="2"/>
+            <w:tcW w:w="709" w:type="dxa"/>
           </w:tcPr>
           <w:p>
             <w:pPr>
@@ -7628,7 +7623,7 @@
             </wp:anchor>
           </w:drawing>
         </mc:Choice>
-        <mc:Fallback xmlns:a="http://schemas.openxmlformats.org/drawingml/2006/main" xmlns:pic="http://schemas.openxmlformats.org/drawingml/2006/picture" xmlns:a14="http://schemas.microsoft.com/office/drawing/2010/main">
+        <mc:Fallback xmlns:a14="http://schemas.microsoft.com/office/drawing/2010/main" xmlns:pic="http://schemas.openxmlformats.org/drawingml/2006/picture" xmlns:a="http://schemas.openxmlformats.org/drawingml/2006/main">
           <w:pict w14:anchorId="160C3368">
             <v:rect id="Rectangle 14" style="position:absolute;margin-left:-1.4pt;margin-top:17.9pt;width:493.25pt;height:1.4pt;z-index:251658241;visibility:visible;mso-wrap-style:square;mso-width-percent:0;mso-height-percent:0;mso-wrap-distance-left:9pt;mso-wrap-distance-top:0;mso-wrap-distance-right:9pt;mso-wrap-distance-bottom:0;mso-position-horizontal:absolute;mso-position-horizontal-relative:text;mso-position-vertical:absolute;mso-position-vertical-relative:text;mso-width-percent:0;mso-height-percent:0;mso-width-relative:page;mso-height-relative:page;v-text-anchor:top" o:spid="_x0000_s1026" fillcolor="#ffba3a" stroked="f" w14:anchorId="6A90CDC6" o:gfxdata="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">
               <v:fill type="gradient" color2="#ffbd43" focus="100%"/>
@@ -11654,17 +11649,6 @@
 </file>
 
 <file path=customXml/item1.xml><?xml version="1.0" encoding="utf-8"?>
-<p:properties xmlns:p="http://schemas.microsoft.com/office/2006/metadata/properties" xmlns:xsi="http://www.w3.org/2001/XMLSchema-instance" xmlns:pc="http://schemas.microsoft.com/office/infopath/2007/PartnerControls">
-  <documentManagement>
-    <lcf76f155ced4ddcb4097134ff3c332f xmlns="a8eee769-02df-4819-a4bb-2b6a098c5a43">
-      <Terms xmlns="http://schemas.microsoft.com/office/infopath/2007/PartnerControls"/>
-    </lcf76f155ced4ddcb4097134ff3c332f>
-    <TaxCatchAll xmlns="a7199000-c533-47c0-95b3-1e1bdcafd189" xsi:nil="true"/>
-  </documentManagement>
-</p:properties>
-</file>
-
-<file path=customXml/item2.xml><?xml version="1.0" encoding="utf-8"?>
 <ct:contentTypeSchema xmlns:ct="http://schemas.microsoft.com/office/2006/metadata/contentType" xmlns:ma="http://schemas.microsoft.com/office/2006/metadata/properties/metaAttributes" ct:_="" ma:_="" ma:contentTypeName="Documento" ma:contentTypeID="0x010100EE572769BCD66B4AB51722BEB96E00B8" ma:contentTypeVersion="15" ma:contentTypeDescription="Creare un nuovo documento." ma:contentTypeScope="" ma:versionID="f260ce95a717b0f3b8dc1e03f4ad8eed">
   <xsd:schema xmlns:xsd="http://www.w3.org/2001/XMLSchema" xmlns:xs="http://www.w3.org/2001/XMLSchema" xmlns:p="http://schemas.microsoft.com/office/2006/metadata/properties" xmlns:ns2="a8eee769-02df-4819-a4bb-2b6a098c5a43" xmlns:ns3="a7199000-c533-47c0-95b3-1e1bdcafd189" targetNamespace="http://schemas.microsoft.com/office/2006/metadata/properties" ma:root="true" ma:fieldsID="85ebf39adc5a8bbc35b7f7196a485891" ns2:_="" ns3:_="">
     <xsd:import namespace="a8eee769-02df-4819-a4bb-2b6a098c5a43"/>
@@ -11899,11 +11883,18 @@
 </ct:contentTypeSchema>
 </file>
 
-<file path=customXml/item3.xml><?xml version="1.0" encoding="utf-8"?>
-<b:Sources xmlns:b="http://schemas.openxmlformats.org/officeDocument/2006/bibliography" xmlns="http://schemas.openxmlformats.org/officeDocument/2006/bibliography" SelectedStyle="\APASixthEditionOfficeOnline.xsl" StyleName="APA" Version="6"/>
+<file path=customXml/item2.xml><?xml version="1.0" encoding="utf-8"?>
+<p:properties xmlns:p="http://schemas.microsoft.com/office/2006/metadata/properties" xmlns:xsi="http://www.w3.org/2001/XMLSchema-instance" xmlns:pc="http://schemas.microsoft.com/office/infopath/2007/PartnerControls">
+  <documentManagement>
+    <lcf76f155ced4ddcb4097134ff3c332f xmlns="a8eee769-02df-4819-a4bb-2b6a098c5a43">
+      <Terms xmlns="http://schemas.microsoft.com/office/infopath/2007/PartnerControls"/>
+    </lcf76f155ced4ddcb4097134ff3c332f>
+    <TaxCatchAll xmlns="a7199000-c533-47c0-95b3-1e1bdcafd189" xsi:nil="true"/>
+  </documentManagement>
+</p:properties>
 </file>
 
-<file path=customXml/item4.xml><?xml version="1.0" encoding="utf-8"?>
+<file path=customXml/item3.xml><?xml version="1.0" encoding="utf-8"?>
 <?mso-contentType ?>
 <FormTemplates xmlns="http://schemas.microsoft.com/sharepoint/v3/contenttype/forms">
   <Display>DocumentLibraryForm</Display>
@@ -11912,18 +11903,11 @@
 </FormTemplates>
 </file>
 
-<file path=customXml/itemProps1.xml><?xml version="1.0" encoding="utf-8"?>
-<ds:datastoreItem xmlns:ds="http://schemas.openxmlformats.org/officeDocument/2006/customXml" ds:itemID="{804C538F-4C5A-47CF-8CF6-328258B2BCAF}">
-  <ds:schemaRefs>
-    <ds:schemaRef ds:uri="http://schemas.microsoft.com/office/2006/metadata/properties"/>
-    <ds:schemaRef ds:uri="http://schemas.microsoft.com/office/infopath/2007/PartnerControls"/>
-    <ds:schemaRef ds:uri="a8eee769-02df-4819-a4bb-2b6a098c5a43"/>
-    <ds:schemaRef ds:uri="a7199000-c533-47c0-95b3-1e1bdcafd189"/>
-  </ds:schemaRefs>
-</ds:datastoreItem>
+<file path=customXml/item4.xml><?xml version="1.0" encoding="utf-8"?>
+<b:Sources xmlns:b="http://schemas.openxmlformats.org/officeDocument/2006/bibliography" xmlns="http://schemas.openxmlformats.org/officeDocument/2006/bibliography" SelectedStyle="\APASixthEditionOfficeOnline.xsl" StyleName="APA" Version="6"/>
 </file>
 
-<file path=customXml/itemProps2.xml><?xml version="1.0" encoding="utf-8"?>
+<file path=customXml/itemProps1.xml><?xml version="1.0" encoding="utf-8"?>
 <ds:datastoreItem xmlns:ds="http://schemas.openxmlformats.org/officeDocument/2006/customXml" ds:itemID="{2A4667F8-B4FC-4692-9065-8B21A9A2F88F}">
   <ds:schemaRefs>
     <ds:schemaRef ds:uri="http://schemas.microsoft.com/office/2006/metadata/contentType"/>
@@ -11942,18 +11926,29 @@
 </ds:datastoreItem>
 </file>
 
+<file path=customXml/itemProps2.xml><?xml version="1.0" encoding="utf-8"?>
+<ds:datastoreItem xmlns:ds="http://schemas.openxmlformats.org/officeDocument/2006/customXml" ds:itemID="{804C538F-4C5A-47CF-8CF6-328258B2BCAF}">
+  <ds:schemaRefs>
+    <ds:schemaRef ds:uri="http://schemas.microsoft.com/office/2006/metadata/properties"/>
+    <ds:schemaRef ds:uri="http://schemas.microsoft.com/office/infopath/2007/PartnerControls"/>
+    <ds:schemaRef ds:uri="a8eee769-02df-4819-a4bb-2b6a098c5a43"/>
+    <ds:schemaRef ds:uri="a7199000-c533-47c0-95b3-1e1bdcafd189"/>
+  </ds:schemaRefs>
+</ds:datastoreItem>
+</file>
+
 <file path=customXml/itemProps3.xml><?xml version="1.0" encoding="utf-8"?>
-<ds:datastoreItem xmlns:ds="http://schemas.openxmlformats.org/officeDocument/2006/customXml" ds:itemID="{FE93AA6E-45CA-4159-8FB1-8B8441C33EBB}">
+<ds:datastoreItem xmlns:ds="http://schemas.openxmlformats.org/officeDocument/2006/customXml" ds:itemID="{B0CF5B7D-6C83-4D89-A129-4D0416627452}">
   <ds:schemaRefs>
-    <ds:schemaRef ds:uri="http://schemas.openxmlformats.org/officeDocument/2006/bibliography"/>
+    <ds:schemaRef ds:uri="http://schemas.microsoft.com/sharepoint/v3/contenttype/forms"/>
   </ds:schemaRefs>
 </ds:datastoreItem>
 </file>
 
 <file path=customXml/itemProps4.xml><?xml version="1.0" encoding="utf-8"?>
-<ds:datastoreItem xmlns:ds="http://schemas.openxmlformats.org/officeDocument/2006/customXml" ds:itemID="{B0CF5B7D-6C83-4D89-A129-4D0416627452}">
+<ds:datastoreItem xmlns:ds="http://schemas.openxmlformats.org/officeDocument/2006/customXml" ds:itemID="{FE93AA6E-45CA-4159-8FB1-8B8441C33EBB}">
   <ds:schemaRefs>
-    <ds:schemaRef ds:uri="http://schemas.microsoft.com/sharepoint/v3/contenttype/forms"/>
+    <ds:schemaRef ds:uri="http://schemas.openxmlformats.org/officeDocument/2006/bibliography"/>
   </ds:schemaRefs>
 </ds:datastoreItem>
 </file>
